--- a/downloads/teacher/ai-5-week-17.docx
+++ b/downloads/teacher/ai-5-week-17.docx
@@ -2139,6 +2139,396 @@
         <w:t>For your Image-pattern Network Investigation, save the input, procedure, observed result and limitation of this check. Label this worked example as practice; use a different, previously unreviewed case when checking independent understanding.</w:t>
       </w:r>
     </w:p>
+    <w:p>
+      <w:pPr>
+        <w:pStyle w:val="Heading1"/>
+      </w:pPr>
+      <w:r>
+        <w:t>07. Prepare, teach and assess</w:t>
+      </w:r>
+    </w:p>
+    <w:p>
+      <w:r>
+        <w:t>Teaching target: Trace how starting values affect a fixed training budget</w:t>
+      </w:r>
+    </w:p>
+    <w:p>
+      <w:r>
+        <w:t>Prepare the labelled worked-case picture, the matching workbook, fictional input cards and a place for individual responses. Check a local Python 3 environment before class; have a paper-trace version ready.</w:t>
+      </w:r>
+    </w:p>
+    <w:tbl>
+      <w:tblPr>
+        <w:tblStyle w:val="LightShading-Accent1"/>
+        <w:tblW w:type="auto" w:w="0"/>
+        <w:tblLook w:firstColumn="1" w:firstRow="1" w:lastColumn="0" w:lastRow="0" w:noHBand="0" w:noVBand="1" w:val="04A0"/>
+      </w:tblPr>
+      <w:tblGrid>
+        <w:gridCol w:w="3408"/>
+        <w:gridCol w:w="3408"/>
+        <w:gridCol w:w="3408"/>
+      </w:tblGrid>
+      <w:tr>
+        <w:trPr>
+          <w:tblHeader/>
+        </w:trPr>
+        <w:tc>
+          <w:tcPr>
+            <w:tcW w:type="dxa" w:w="3408"/>
+          </w:tcPr>
+          <w:p>
+            <w:r>
+              <w:t>Session</w:t>
+            </w:r>
+          </w:p>
+        </w:tc>
+        <w:tc>
+          <w:tcPr>
+            <w:tcW w:type="dxa" w:w="3408"/>
+          </w:tcPr>
+          <w:p>
+            <w:r>
+              <w:t>Plan</w:t>
+            </w:r>
+          </w:p>
+        </w:tc>
+        <w:tc>
+          <w:tcPr>
+            <w:tcW w:type="dxa" w:w="3408"/>
+          </w:tcPr>
+          <w:p>
+            <w:r>
+              <w:t>Resources</w:t>
+            </w:r>
+          </w:p>
+        </w:tc>
+      </w:tr>
+      <w:tr>
+        <w:tc>
+          <w:tcPr>
+            <w:tcW w:type="dxa" w:w="3408"/>
+          </w:tcPr>
+          <w:p>
+            <w:r>
+              <w:t>Session 1 · Understand · 45 min</w:t>
+            </w:r>
+          </w:p>
+        </w:tc>
+        <w:tc>
+          <w:tcPr>
+            <w:tcW w:type="dxa" w:w="3408"/>
+          </w:tcPr>
+          <w:p>
+            <w:r>
+              <w:t>0–7: recall and prerequisite; 7–15: inspect the concrete case and predict; 15–30: teacher models the worked trace; 30–40: learners explain a step using the text and visual; 40–45: check the core idea.</w:t>
+            </w:r>
+          </w:p>
+        </w:tc>
+        <w:tc>
+          <w:tcPr>
+            <w:tcW w:type="dxa" w:w="3408"/>
+          </w:tcPr>
+          <w:p>
+            <w:r>
+              <w:t>Sections 1–6; record the brief recall in the workbook.</w:t>
+            </w:r>
+          </w:p>
+        </w:tc>
+      </w:tr>
+      <w:tr>
+        <w:tc>
+          <w:tcPr>
+            <w:tcW w:type="dxa" w:w="3408"/>
+          </w:tcPr>
+          <w:p>
+            <w:r>
+              <w:t>Session 2 · Practise · 45 min</w:t>
+            </w:r>
+          </w:p>
+        </w:tc>
+        <w:tc>
+          <w:tcPr>
+            <w:tcW w:type="dxa" w:w="3408"/>
+          </w:tcPr>
+          <w:p>
+            <w:r>
+              <w:t>0–5: retrieve the procedure; 5–15: W2 completion practice; 15–23: explain and check with a partner; 23–30: each learner answers the misconception check; 30–40: targeted reteaching or a harder variation; 40–45: prepare the investigation.</w:t>
+            </w:r>
+          </w:p>
+        </w:tc>
+        <w:tc>
+          <w:tcPr>
+            <w:tcW w:type="dxa" w:w="3408"/>
+          </w:tcPr>
+          <w:p>
+            <w:r>
+              <w:t>Sections 7–10; use the matching workbook W2 and misconception check.</w:t>
+            </w:r>
+          </w:p>
+        </w:tc>
+      </w:tr>
+      <w:tr>
+        <w:tc>
+          <w:tcPr>
+            <w:tcW w:type="dxa" w:w="3408"/>
+          </w:tcPr>
+          <w:p>
+            <w:r>
+              <w:t>Session 3 · Investigate and transfer · 45 min</w:t>
+            </w:r>
+          </w:p>
+        </w:tc>
+        <w:tc>
+          <w:tcPr>
+            <w:tcW w:type="dxa" w:w="3408"/>
+          </w:tcPr>
+          <w:p>
+            <w:r>
+              <w:t>0–5: retrieve the decision rule; 5–20: investigate or trace; 20–30: start the independent case; 30–38: connect the project; 38–43: act on feedback; 43–45: plan the return check.</w:t>
+            </w:r>
+          </w:p>
+        </w:tc>
+        <w:tc>
+          <w:tcPr>
+            <w:tcW w:type="dxa" w:w="3408"/>
+          </w:tcPr>
+          <w:p>
+            <w:r>
+              <w:t>Sections 9 and 11–14. Give extra time to finish the full task set; use Section 15 when the week includes a coding lab.</w:t>
+            </w:r>
+          </w:p>
+        </w:tc>
+      </w:tr>
+    </w:tbl>
+    <w:p>
+      <w:r>
+        <w:t>Before class, solve the supported practice: The lesson runs starting at 1 and 3 finish with the same training MSE. Give their final v values and explain the equality without calling the models identical.</w:t>
+      </w:r>
+    </w:p>
+    <w:p>
+      <w:r>
+        <w:t>Reasoned practice answer: Teacher explanation: They finish at 1.75 and 2.25. Both are distance 0.25 from 2, so both have MSE 0.15625. Their predictions for nonzero positive inputs differ.</w:t>
+      </w:r>
+    </w:p>
+    <w:p>
+      <w:r>
+        <w:t>Check every learner before discussion: Use the worked case for Initialisation and reproducibility. Proposed explanation: “The same seed specifies the entire experiment”. Decide whether this explanation is supported. Point to the step or supplied fact that decides; explain your repair if needed.</w:t>
+      </w:r>
+    </w:p>
+    <w:p>
+      <w:r>
+        <w:t>Misconception repair: Data, call order, batching, code and numerical environment also matter.</w:t>
+      </w:r>
+    </w:p>
+    <w:p>
+      <w:r>
+        <w:t>Support: read the exact case aloud, enlarge the labelled picture, supply input cards and model only the first deciding step. Accept a spoken explanation or drawing; retain the reasoning goal.</w:t>
+      </w:r>
+    </w:p>
+    <w:p>
+      <w:r>
+        <w:t>Extension: Repeat the a = 0 run with identical arithmetic and settings. Require a prediction and a reason before comparing. Expected result: It again reaches1 then 1.5 in this deterministic toy calculation. Reason: Identical initial state and update rules determine the same arithmetic trace.</w:t>
+      </w:r>
+    </w:p>
+    <w:p>
+      <w:r>
+        <w:t>Independent assessment: withhold the reserved answer until the learner has attempted the new case. Record support separately from correctness.</w:t>
+      </w:r>
+    </w:p>
+    <w:tbl>
+      <w:tblPr>
+        <w:tblStyle w:val="LightShading-Accent1"/>
+        <w:tblW w:type="auto" w:w="0"/>
+        <w:tblLook w:firstColumn="1" w:firstRow="1" w:lastColumn="0" w:lastRow="0" w:noHBand="0" w:noVBand="1" w:val="04A0"/>
+      </w:tblPr>
+      <w:tblGrid>
+        <w:gridCol w:w="2556"/>
+        <w:gridCol w:w="2556"/>
+        <w:gridCol w:w="2556"/>
+        <w:gridCol w:w="2556"/>
+      </w:tblGrid>
+      <w:tr>
+        <w:trPr>
+          <w:tblHeader/>
+        </w:trPr>
+        <w:tc>
+          <w:tcPr>
+            <w:tcW w:type="dxa" w:w="2556"/>
+          </w:tcPr>
+          <w:p>
+            <w:r>
+              <w:t>Criterion</w:t>
+            </w:r>
+          </w:p>
+        </w:tc>
+        <w:tc>
+          <w:tcPr>
+            <w:tcW w:type="dxa" w:w="2556"/>
+          </w:tcPr>
+          <w:p>
+            <w:r>
+              <w:t>Not yet</w:t>
+            </w:r>
+          </w:p>
+        </w:tc>
+        <w:tc>
+          <w:tcPr>
+            <w:tcW w:type="dxa" w:w="2556"/>
+          </w:tcPr>
+          <w:p>
+            <w:r>
+              <w:t>With support</w:t>
+            </w:r>
+          </w:p>
+        </w:tc>
+        <w:tc>
+          <w:tcPr>
+            <w:tcW w:type="dxa" w:w="2556"/>
+          </w:tcPr>
+          <w:p>
+            <w:r>
+              <w:t>Independent</w:t>
+            </w:r>
+          </w:p>
+        </w:tc>
+      </w:tr>
+      <w:tr>
+        <w:tc>
+          <w:tcPr>
+            <w:tcW w:type="dxa" w:w="2556"/>
+          </w:tcPr>
+          <w:p>
+            <w:r>
+              <w:t>Explanation</w:t>
+            </w:r>
+          </w:p>
+        </w:tc>
+        <w:tc>
+          <w:tcPr>
+            <w:tcW w:type="dxa" w:w="2556"/>
+          </w:tcPr>
+          <w:p>
+            <w:r>
+              <w:t>Names an answer without a deciding fact</w:t>
+            </w:r>
+          </w:p>
+        </w:tc>
+        <w:tc>
+          <w:tcPr>
+            <w:tcW w:type="dxa" w:w="2556"/>
+          </w:tcPr>
+          <w:p>
+            <w:r>
+              <w:t>Uses a hint to link fact and decision</w:t>
+            </w:r>
+          </w:p>
+        </w:tc>
+        <w:tc>
+          <w:tcPr>
+            <w:tcW w:type="dxa" w:w="2556"/>
+          </w:tcPr>
+          <w:p>
+            <w:r>
+              <w:t>Explains the deciding fact in own words</w:t>
+            </w:r>
+          </w:p>
+        </w:tc>
+      </w:tr>
+      <w:tr>
+        <w:tc>
+          <w:tcPr>
+            <w:tcW w:type="dxa" w:w="2556"/>
+          </w:tcPr>
+          <w:p>
+            <w:r>
+              <w:t>Trace or test</w:t>
+            </w:r>
+          </w:p>
+        </w:tc>
+        <w:tc>
+          <w:tcPr>
+            <w:tcW w:type="dxa" w:w="2556"/>
+          </w:tcPr>
+          <w:p>
+            <w:r>
+              <w:t>Cannot connect input and result</w:t>
+            </w:r>
+          </w:p>
+        </w:tc>
+        <w:tc>
+          <w:tcPr>
+            <w:tcW w:type="dxa" w:w="2556"/>
+          </w:tcPr>
+          <w:p>
+            <w:r>
+              <w:t>Completes steps with prompts</w:t>
+            </w:r>
+          </w:p>
+        </w:tc>
+        <w:tc>
+          <w:tcPr>
+            <w:tcW w:type="dxa" w:w="2556"/>
+          </w:tcPr>
+          <w:p>
+            <w:r>
+              <w:t>Traces or tests a changed case accurately</w:t>
+            </w:r>
+          </w:p>
+        </w:tc>
+      </w:tr>
+      <w:tr>
+        <w:tc>
+          <w:tcPr>
+            <w:tcW w:type="dxa" w:w="2556"/>
+          </w:tcPr>
+          <w:p>
+            <w:r>
+              <w:t>Limits and revision</w:t>
+            </w:r>
+          </w:p>
+        </w:tc>
+        <w:tc>
+          <w:tcPr>
+            <w:tcW w:type="dxa" w:w="2556"/>
+          </w:tcPr>
+          <w:p>
+            <w:r>
+              <w:t>Claims more than evidence supports</w:t>
+            </w:r>
+          </w:p>
+        </w:tc>
+        <w:tc>
+          <w:tcPr>
+            <w:tcW w:type="dxa" w:w="2556"/>
+          </w:tcPr>
+          <w:p>
+            <w:r>
+              <w:t>Names a limit after a prompt</w:t>
+            </w:r>
+          </w:p>
+        </w:tc>
+        <w:tc>
+          <w:tcPr>
+            <w:tcW w:type="dxa" w:w="2556"/>
+          </w:tcPr>
+          <w:p>
+            <w:r>
+              <w:t>States a defensible limit and useful next test</w:t>
+            </w:r>
+          </w:p>
+        </w:tc>
+      </w:tr>
+    </w:tbl>
+    <w:p>
+      <w:r>
+        <w:t>Project checkpoint: Test changed cases. Keep normal, boundary and failure cases; compare expected and observed results.</w:t>
+      </w:r>
+    </w:p>
+    <w:p>
+      <w:r>
+        <w:t>Use the weekly teacher answer for topic-specific reasoning. A saved progress tick is an activity record; judge mastery from the learner’s explanation and evidence.</w:t>
+      </w:r>
+    </w:p>
     <w:sectPr>
       <w:pgSz w:w="12240" w:h="15840"/>
       <w:pgMar w:top="936" w:right="1008" w:bottom="936" w:left="1008" w:header="720" w:footer="720" w:gutter="0"/>

--- a/downloads/teacher/ai-5-week-17.docx
+++ b/downloads/teacher/ai-5-week-17.docx
@@ -2529,6 +2529,39 @@
         <w:t>Use the weekly teacher answer for topic-specific reasoning. A saved progress tick is an activity record; judge mastery from the learner’s explanation and evidence.</w:t>
       </w:r>
     </w:p>
+    <w:p>
+      <w:pPr>
+        <w:pStyle w:val="Heading1"/>
+      </w:pPr>
+      <w:r>
+        <w:t>08. Use feedback, labs and repair paths</w:t>
+      </w:r>
+    </w:p>
+    <w:p>
+      <w:r>
+        <w:t>Use the two formative questions as supported practice, not as independent mastery scores. Discuss the deciding evidence rather than accepting a guessed selection.</w:t>
+      </w:r>
+    </w:p>
+    <w:p>
+      <w:r>
+        <w:t>The feedback comes from the reviewed public worked case. Do not reveal the separately reserved independent teacher answer until the learner has attempted that case.</w:t>
+      </w:r>
+    </w:p>
+    <w:p>
+      <w:r>
+        <w:t>Ask students to predict before running code. Preserve errors and actual outputs; collect a changed test and an explanation. The branch-boundary and indexing lessons deliberately include failure cases.</w:t>
+      </w:r>
+    </w:p>
+    <w:p>
+      <w:r>
+        <w:t>Use the earlier worked-explanation links to address a specific missing building block, then return to the current question. Adapt this suggestion after observing the learner; it is not an automatic diagnosis.</w:t>
+      </w:r>
+    </w:p>
+    <w:p>
+      <w:r>
+        <w:t>Collect the completed-work portfolio as evidence. Record support separately from correctness, and assess explanation, trace/test and limitations. Progress ticks and quiz selections alone do not establish mastery.</w:t>
+      </w:r>
+    </w:p>
     <w:sectPr>
       <w:pgSz w:w="12240" w:h="15840"/>
       <w:pgMar w:top="936" w:right="1008" w:bottom="936" w:left="1008" w:header="720" w:footer="720" w:gutter="0"/>

--- a/downloads/teacher/ai-5-week-17.docx
+++ b/downloads/teacher/ai-5-week-17.docx
@@ -29,16 +29,39 @@
       </w:r>
     </w:p>
     <w:p>
-      <w:pPr>
-        <w:pStyle w:val="Heading3"/>
-      </w:pPr>
-      <w:r>
-        <w:t>Teach the learning cycle</w:t>
+      <w:r>
+        <w:t>Prepare Initialisation and reproducibility: check the target, prerequisites, resources and adaptable teaching schedule.</w:t>
       </w:r>
     </w:p>
     <w:p>
-      <w:r>
-        <w:t>Primary target: Trace how starting values affect a fixed training budget</w:t>
+      <w:pPr>
+        <w:pStyle w:val="Heading3"/>
+      </w:pPr>
+      <w:r>
+        <w:t>Teach the learning cycle</w:t>
+      </w:r>
+    </w:p>
+    <w:p>
+      <w:pPr>
+        <w:spacing w:line="336" w:lineRule="auto" w:after="180"/>
+      </w:pPr>
+      <w:r>
+        <w:rPr>
+          <w:b w:val="0"/>
+        </w:rPr>
+        <w:t xml:space="preserve">Primary target: Trace how starting values affect a fixed </w:t>
+      </w:r>
+      <w:r>
+        <w:rPr>
+          <w:b/>
+        </w:rPr>
+        <w:t>training</w:t>
+      </w:r>
+      <w:r>
+        <w:rPr>
+          <w:b w:val="0"/>
+        </w:rPr>
+        <w:t xml:space="preserve"> budget</w:t>
       </w:r>
     </w:p>
     <w:tbl>
@@ -185,16 +208,37 @@
       </w:tr>
     </w:tbl>
     <w:p>
-      <w:r>
-        <w:t>This is a starting allocation of 135 minutes, not a validated duration. Preserve all named topics. Schedule extra time for connected examples, the full investigation, independent cases and project building. Repeated copies of a case share one recorded attempt; they are not new evidence.</w:t>
+      <w:pPr>
+        <w:spacing w:line="336" w:lineRule="auto" w:after="180"/>
+      </w:pPr>
+      <w:r>
+        <w:rPr>
+          <w:b w:val="0"/>
+        </w:rPr>
+        <w:t>This is a starting allocation of 135 minutes, not a validated duration. Preserve all named topics. Schedule extra time for connected examples, the full investigation, independent cases and project building.</w:t>
       </w:r>
     </w:p>
     <w:p>
       <w:pPr>
-        <w:pStyle w:val="Heading3"/>
-      </w:pPr>
-      <w:r>
-        <w:t>Retrieval answer guidance</w:t>
+        <w:spacing w:line="336" w:lineRule="auto" w:after="180"/>
+      </w:pPr>
+      <w:r>
+        <w:rPr>
+          <w:b w:val="0"/>
+        </w:rPr>
+        <w:t xml:space="preserve">Repeated copies of a case share one recorded attempt; they are not new </w:t>
+      </w:r>
+      <w:r>
+        <w:rPr>
+          <w:b/>
+        </w:rPr>
+        <w:t>evidence</w:t>
+      </w:r>
+      <w:r>
+        <w:rPr>
+          <w:b w:val="0"/>
+        </w:rPr>
+        <w:t>.</w:t>
       </w:r>
     </w:p>
     <w:p>
@@ -202,132 +246,312 @@
         <w:pStyle w:val="Heading3"/>
       </w:pPr>
       <w:r>
-        <w:t>Regularisation and early stopping</w:t>
+        <w:t>Retrieval answer guidance</w:t>
       </w:r>
     </w:p>
     <w:p>
-      <w:r>
-        <w:t>Without opening the old lesson, explain one key idea from Regularisation and early stopping. Give an example and a mistake that the idea helps you avoid.</w:t>
+      <w:pPr>
+        <w:pStyle w:val="Heading3"/>
+      </w:pPr>
+      <w:r>
+        <w:t>Regularisation and early stopping</w:t>
       </w:r>
     </w:p>
     <w:p>
-      <w:r>
-        <w:t>Look for: Separate a weight penalty from prediction error</w:t>
+      <w:pPr>
+        <w:spacing w:line="336" w:lineRule="auto" w:after="180"/>
+      </w:pPr>
+      <w:r>
+        <w:rPr>
+          <w:b w:val="0"/>
+        </w:rPr>
+        <w:t>Without opening the old lesson, explain one key idea from Regularisation and early stopping. Give an example and a mistake that the idea helps you avoid.</w:t>
       </w:r>
     </w:p>
     <w:p>
-      <w:r>
-        <w:t>Reference example, not the only acceptable wording: Teacher explanation: MSE 0, penalty 2, total J 2, total gradient 2. Zero data gradient does not remove the penalty gradient.</w:t>
+      <w:pPr>
+        <w:spacing w:line="336" w:lineRule="auto" w:after="180"/>
+      </w:pPr>
+      <w:r>
+        <w:rPr>
+          <w:b w:val="0"/>
+        </w:rPr>
+        <w:t xml:space="preserve">Look for: Separate a weight penalty from </w:t>
+      </w:r>
+      <w:r>
+        <w:rPr>
+          <w:b/>
+        </w:rPr>
+        <w:t>prediction</w:t>
+      </w:r>
+      <w:r>
+        <w:rPr>
+          <w:b w:val="0"/>
+        </w:rPr>
+        <w:t xml:space="preserve"> error</w:t>
       </w:r>
     </w:p>
     <w:p>
       <w:pPr>
-        <w:pStyle w:val="Heading3"/>
-      </w:pPr>
-      <w:r>
-        <w:t>Learning rate experiments</w:t>
+        <w:spacing w:line="336" w:lineRule="auto" w:after="180"/>
+      </w:pPr>
+      <w:r>
+        <w:rPr>
+          <w:b w:val="0"/>
+        </w:rPr>
+        <w:t>Reference example, not the only acceptable wording: Teacher explanation: MSE 0, penalty 2, total J 2, total gradient 2. Zero data gradient does not remove the penalty gradient.</w:t>
       </w:r>
     </w:p>
     <w:p>
-      <w:r>
-        <w:t>Without opening the old lesson, explain one key idea from Learning rate experiments. Give an example and a mistake that the idea helps you avoid.</w:t>
+      <w:pPr>
+        <w:pStyle w:val="Heading3"/>
+      </w:pPr>
+      <w:r>
+        <w:t>Learning rate experiments</w:t>
       </w:r>
     </w:p>
     <w:p>
-      <w:r>
-        <w:t>Look for: Run a controlled comparison of learning rates</w:t>
+      <w:pPr>
+        <w:spacing w:line="336" w:lineRule="auto" w:after="180"/>
+      </w:pPr>
+      <w:r>
+        <w:rPr>
+          <w:b w:val="0"/>
+        </w:rPr>
+        <w:t>Without opening the old lesson, explain one key idea from Learning rate experiments. Give an example and a mistake that the idea helps you avoid.</w:t>
       </w:r>
     </w:p>
     <w:p>
-      <w:r>
-        <w:t>Reference example, not the only acceptable wording: Teacher explanation: First v = 0.5 with MSE 5.625. Second gradient -7.5 gives v = 0.875 and MSE 3.1640625. Distance is multiplied by 0.75 each step.</w:t>
+      <w:pPr>
+        <w:spacing w:line="336" w:lineRule="auto" w:after="180"/>
+      </w:pPr>
+      <w:r>
+        <w:rPr>
+          <w:b w:val="0"/>
+        </w:rPr>
+        <w:t>Look for: Run a controlled comparison of learning rates</w:t>
       </w:r>
     </w:p>
     <w:p>
       <w:pPr>
-        <w:pStyle w:val="Heading3"/>
-      </w:pPr>
-      <w:r>
-        <w:t>Updating parameters</w:t>
+        <w:spacing w:line="336" w:lineRule="auto" w:after="180"/>
+      </w:pPr>
+      <w:r>
+        <w:rPr>
+          <w:b w:val="0"/>
+        </w:rPr>
+        <w:t>Reference example, not the only acceptable wording: Teacher explanation: First v = 0.5 with MSE 5.625. Second gradient -7.5 gives v = 0.875 and MSE 3.1640625. Distance is multiplied by 0.75 each step.</w:t>
       </w:r>
     </w:p>
     <w:p>
-      <w:r>
-        <w:t>Without opening the old lesson, explain one key idea from Updating parameters. Give an example and a mistake that the idea helps you avoid.</w:t>
+      <w:pPr>
+        <w:pStyle w:val="Heading3"/>
+      </w:pPr>
+      <w:r>
+        <w:t>Updating parameters</w:t>
       </w:r>
     </w:p>
     <w:p>
-      <w:r>
-        <w:t>Look for: Apply a learning rate to an ordered gradient</w:t>
+      <w:pPr>
+        <w:spacing w:line="336" w:lineRule="auto" w:after="180"/>
+      </w:pPr>
+      <w:r>
+        <w:rPr>
+          <w:b w:val="0"/>
+        </w:rPr>
+        <w:t>Without opening the old lesson, explain one key idea from Updating parameters. Give an example and a mistake that the idea helps you avoid.</w:t>
       </w:r>
     </w:p>
     <w:p>
-      <w:r>
-        <w:t>Reference example, not the only acceptable wording: Teacher explanation: New a = 2 - 0.2 times -3 = 2.6.</w:t>
+      <w:pPr>
+        <w:spacing w:line="336" w:lineRule="auto" w:after="180"/>
+      </w:pPr>
+      <w:r>
+        <w:rPr>
+          <w:b w:val="0"/>
+        </w:rPr>
+        <w:t>Look for: Apply a learning rate to an ordered gradient</w:t>
       </w:r>
     </w:p>
     <w:p>
-      <w:r>
-        <w:t>Use two 45-minute sessions. Keep the scalar initial-value experiment separate from the four-parameter symmetry example. No full-network training library is needed. Derive the local gradients verbally from residual and output sensitivity, or verify them with numerical probes. Do not teach that all zero values are forbidden or that a seed proves correctness.</w:t>
+      <w:pPr>
+        <w:spacing w:line="336" w:lineRule="auto" w:after="180"/>
+      </w:pPr>
+      <w:r>
+        <w:rPr>
+          <w:b w:val="0"/>
+        </w:rPr>
+        <w:t>Reference example, not the only acceptable wording: Teacher explanation: New a = 2 - 0.2 times -3 = 2.6.</w:t>
       </w:r>
     </w:p>
     <w:p>
       <w:pPr>
-        <w:pStyle w:val="Heading3"/>
-      </w:pPr>
-      <w:r>
-        <w:t>Outcomes</w:t>
+        <w:spacing w:line="336" w:lineRule="auto" w:after="180"/>
+      </w:pPr>
+      <w:r>
+        <w:rPr>
+          <w:b w:val="0"/>
+        </w:rPr>
+        <w:t xml:space="preserve">Use two 45-minute sessions. Keep the scalar initial-value experiment separate from the four-parameter </w:t>
+      </w:r>
+      <w:r>
+        <w:rPr>
+          <w:b/>
+        </w:rPr>
+        <w:t>symmetry</w:t>
+      </w:r>
+      <w:r>
+        <w:rPr>
+          <w:b w:val="0"/>
+        </w:rPr>
+        <w:t xml:space="preserve"> example. No full-network </w:t>
+      </w:r>
+      <w:r>
+        <w:rPr>
+          <w:b/>
+        </w:rPr>
+        <w:t>training</w:t>
+      </w:r>
+      <w:r>
+        <w:rPr>
+          <w:b w:val="0"/>
+        </w:rPr>
+        <w:t xml:space="preserve"> library is needed.</w:t>
       </w:r>
     </w:p>
     <w:p>
-      <w:r>
-        <w:t>Trace how starting values affect a fixed training budget</w:t>
+      <w:pPr>
+        <w:spacing w:line="336" w:lineRule="auto" w:after="180"/>
+      </w:pPr>
+      <w:r>
+        <w:rPr>
+          <w:b w:val="0"/>
+        </w:rPr>
+        <w:t xml:space="preserve">Derive the local gradients verbally from residual and </w:t>
+      </w:r>
+      <w:r>
+        <w:rPr>
+          <w:b/>
+        </w:rPr>
+        <w:t>output</w:t>
+      </w:r>
+      <w:r>
+        <w:rPr>
+          <w:b w:val="0"/>
+        </w:rPr>
+        <w:t xml:space="preserve"> sensitivity, or verify them with numerical probes. Do not teach that all zero values are forbidden or that a </w:t>
+      </w:r>
+      <w:r>
+        <w:rPr>
+          <w:b/>
+        </w:rPr>
+        <w:t>seed</w:t>
+      </w:r>
+      <w:r>
+        <w:rPr>
+          <w:b w:val="0"/>
+        </w:rPr>
+        <w:t xml:space="preserve"> proves correctness.</w:t>
       </w:r>
     </w:p>
     <w:p>
-      <w:r>
-        <w:t>Explain a simple hidden-unit symmetry</w:t>
+      <w:pPr>
+        <w:pStyle w:val="Heading3"/>
+      </w:pPr>
+      <w:r>
+        <w:t>Outcomes</w:t>
       </w:r>
     </w:p>
     <w:p>
-      <w:r>
-        <w:t>Record enough information to replay and audit a classroom experiment</w:t>
+      <w:pPr>
+        <w:spacing w:line="336" w:lineRule="auto" w:after="180"/>
+      </w:pPr>
+      <w:r>
+        <w:rPr>
+          <w:b w:val="0"/>
+        </w:rPr>
+        <w:t xml:space="preserve">Trace how starting values affect a fixed </w:t>
+      </w:r>
+      <w:r>
+        <w:rPr>
+          <w:b/>
+        </w:rPr>
+        <w:t>training</w:t>
+      </w:r>
+      <w:r>
+        <w:rPr>
+          <w:b w:val="0"/>
+        </w:rPr>
+        <w:t xml:space="preserve"> budget</w:t>
       </w:r>
     </w:p>
     <w:p>
       <w:pPr>
-        <w:pStyle w:val="Heading3"/>
-      </w:pPr>
-      <w:r>
-        <w:t>Preparation</w:t>
+        <w:spacing w:line="336" w:lineRule="auto" w:after="180"/>
+      </w:pPr>
+      <w:r>
+        <w:rPr>
+          <w:b w:val="0"/>
+        </w:rPr>
+        <w:t xml:space="preserve">Explain a simple hidden-unit </w:t>
+      </w:r>
+      <w:r>
+        <w:rPr>
+          <w:b/>
+        </w:rPr>
+        <w:t>symmetry</w:t>
       </w:r>
     </w:p>
     <w:p>
-      <w:r>
-        <w:t>Printed lesson and workbook; paper and pencil</w:t>
+      <w:pPr>
+        <w:spacing w:line="336" w:lineRule="auto" w:after="180"/>
+      </w:pPr>
+      <w:r>
+        <w:rPr>
+          <w:b w:val="0"/>
+        </w:rPr>
+        <w:t>Record enough information to replay and audit a classroom experiment</w:t>
       </w:r>
     </w:p>
     <w:p>
-      <w:r>
-        <w:t>Calculator and optional local Python 3 editor; no packages or AI accounts needed</w:t>
+      <w:pPr>
+        <w:pStyle w:val="Heading3"/>
+      </w:pPr>
+      <w:r>
+        <w:t>Preparation</w:t>
       </w:r>
     </w:p>
     <w:p>
-      <w:r>
-        <w:t>Use the fictional examples supplied; prepare the fresh retry before class</w:t>
+      <w:pPr>
+        <w:spacing w:line="336" w:lineRule="auto" w:after="180"/>
+      </w:pPr>
+      <w:r>
+        <w:rPr>
+          <w:b w:val="0"/>
+        </w:rPr>
+        <w:t>Printed lesson and workbook; paper and pencil</w:t>
       </w:r>
     </w:p>
     <w:p>
       <w:pPr>
-        <w:pStyle w:val="Heading3"/>
-      </w:pPr>
-      <w:r>
-        <w:t>Prerequisite answer</w:t>
+        <w:spacing w:line="336" w:lineRule="auto" w:after="180"/>
+      </w:pPr>
+      <w:r>
+        <w:rPr>
+          <w:b w:val="0"/>
+        </w:rPr>
+        <w:t>Calculator and optional local Python 3 editor; no packages or AI accounts needed</w:t>
       </w:r>
     </w:p>
     <w:p>
-      <w:r>
-        <w:t>The stopping state can differ from the best observed state. Reproducing the reported model requires the actual saved parameters selected by the declared rule.</w:t>
+      <w:pPr>
+        <w:spacing w:line="336" w:lineRule="auto" w:after="180"/>
+      </w:pPr>
+      <w:r>
+        <w:rPr>
+          <w:b w:val="0"/>
+        </w:rPr>
+        <w:t>Use the fictional examples supplied; prepare the fresh retry before class</w:t>
       </w:r>
     </w:p>
     <w:p>
@@ -335,50 +559,279 @@
         <w:pStyle w:val="Heading3"/>
       </w:pPr>
       <w:r>
-        <w:t>End goal for the pictorial case</w:t>
+        <w:t>Prerequisite answer</w:t>
       </w:r>
     </w:p>
     <w:p>
-      <w:r>
-        <w:t>By the end, I can explain initialisation and reproducibility using a traced example and a stated limitation.</w:t>
+      <w:pPr>
+        <w:spacing w:line="336" w:lineRule="auto" w:after="180"/>
+      </w:pPr>
+      <w:r>
+        <w:rPr>
+          <w:b w:val="0"/>
+        </w:rPr>
+        <w:t>The stopping state can differ from the best observed state. Reproducing the reported model requires the actual saved parameters selected by the declared rule.</w:t>
       </w:r>
     </w:p>
     <w:p>
-      <w:r>
-        <w:t>This added worked case illustrates the week’s main idea. Retain all original and connected topics; schedule its practice within the teaching cycle.</w:t>
+      <w:pPr>
+        <w:pStyle w:val="Heading3"/>
+      </w:pPr>
+      <w:r>
+        <w:t>End goal for the pictorial case</w:t>
       </w:r>
     </w:p>
     <w:p>
       <w:pPr>
-        <w:pStyle w:val="Heading1"/>
-      </w:pPr>
-      <w:r>
-        <w:t>02. Explain and model the mechanism</w:t>
+        <w:spacing w:line="336" w:lineRule="auto" w:after="180"/>
+      </w:pPr>
+      <w:r>
+        <w:rPr>
+          <w:b w:val="0"/>
+        </w:rPr>
+        <w:t xml:space="preserve">By the end, I can explain </w:t>
+      </w:r>
+      <w:r>
+        <w:rPr>
+          <w:b/>
+        </w:rPr>
+        <w:t>initialisation</w:t>
+      </w:r>
+      <w:r>
+        <w:rPr>
+          <w:b w:val="0"/>
+        </w:rPr>
+        <w:t xml:space="preserve"> and reproducibility using a traced example and a stated limitation.</w:t>
       </w:r>
     </w:p>
     <w:p>
-      <w:r>
-        <w:t>Return to h = ReLU(x), y = vh, training pairs (1, 2) and (2, 4), ordinary MSE and a frozen hidden unit. Only v is trained. Keep full-data updates, learning rate 0.1 and exactly two updates. Compare initial v values 0, 1 and 3. This experiment changes only the start.</w:t>
+      <w:pPr>
+        <w:spacing w:line="336" w:lineRule="auto" w:after="180"/>
+      </w:pPr>
+      <w:r>
+        <w:rPr>
+          <w:b w:val="0"/>
+        </w:rPr>
+        <w:t>This added worked case illustrates the week’s main idea. Retain all original and connected topics; schedule its practice within the teaching cycle.</w:t>
       </w:r>
     </w:p>
     <w:p>
-      <w:r>
-        <w:t>The gradient is 5(v - 2), so each step gives new v = 0.5v + 1. Signed distance from 2 halves on every update. Different starting distances therefore produce different losses after this finite budget, even though all three runs approach the same minimum if this exact procedure continues.</w:t>
+      <w:pPr>
+        <w:pStyle w:val="Heading1"/>
+      </w:pPr>
+      <w:r>
+        <w:t>02. Explain and model the mechanism</w:t>
       </w:r>
     </w:p>
     <w:p>
       <w:r>
-        <w:t>The equal losses for starts 1 and 3 arise because they are equally distant from 2. They do not have equal final parameters. This simple convex example does not show the multiple solutions or inactive units that can occur in larger networks.</w:t>
+        <w:t>Model Initialisation and reproducibility using the supplied case, labelled mechanism and reasoning. Make the scope of each conclusion explicit.</w:t>
       </w:r>
     </w:p>
     <w:p>
-      <w:r>
-        <w:t>A pseudorandom generator produces a sequence determined by its state. In the same Python setup, recreating a local generator with the same seed and making the same calls reproduces the sequence below. Saving the generated values also removes ambiguity about which draw became which parameter.</w:t>
+      <w:pPr>
+        <w:spacing w:line="336" w:lineRule="auto" w:after="180"/>
+      </w:pPr>
+      <w:r>
+        <w:rPr>
+          <w:b w:val="0"/>
+        </w:rPr>
+        <w:t xml:space="preserve">Return to h = ReLU(x), y = vh, </w:t>
+      </w:r>
+      <w:r>
+        <w:rPr>
+          <w:b/>
+        </w:rPr>
+        <w:t>training</w:t>
+      </w:r>
+      <w:r>
+        <w:rPr>
+          <w:b w:val="0"/>
+        </w:rPr>
+        <w:t xml:space="preserve"> pairs (1, 2) and (2, 4), ordinary MSE and a frozen hidden unit. Only v is trained. Keep full-data updates, learning rate 0.1 and exactly two updates. Compare initial v values 0, 1 and 3.</w:t>
       </w:r>
     </w:p>
     <w:p>
-      <w:r>
-        <w:t>The four random numbers illustrate a saved initialisation sequence; they are not used in the three separate scalar training runs. The range [-1, 1] is a classroom choice, not a general recommendation for network initialisation. An extra random draw before assigning weights shifts which value is used, even if the seed stays the same.</w:t>
+      <w:pPr>
+        <w:spacing w:line="336" w:lineRule="auto" w:after="180"/>
+      </w:pPr>
+      <w:r>
+        <w:rPr>
+          <w:b w:val="0"/>
+        </w:rPr>
+        <w:t>This experiment changes only the start.</w:t>
+      </w:r>
+    </w:p>
+    <w:p>
+      <w:pPr>
+        <w:pStyle w:val="Heading3"/>
+      </w:pPr>
+      <w:r>
+        <w:t>Explain Initialisation and reproducibility · 1</w:t>
+      </w:r>
+    </w:p>
+    <w:p>
+      <w:pPr>
+        <w:spacing w:line="336" w:lineRule="auto" w:after="180"/>
+      </w:pPr>
+      <w:r>
+        <w:rPr>
+          <w:b w:val="0"/>
+        </w:rPr>
+        <w:t>The gradient is 5(v - 2), so each step gives new v = 0.5v + 1. Signed distance from 2 halves on every update.</w:t>
+      </w:r>
+    </w:p>
+    <w:p>
+      <w:pPr>
+        <w:spacing w:line="336" w:lineRule="auto" w:after="180"/>
+      </w:pPr>
+      <w:r>
+        <w:rPr>
+          <w:b w:val="0"/>
+        </w:rPr>
+        <w:t>Different starting distances therefore produce different losses after this finite budget, even though all three runs approach the same minimum if this exact procedure continues.</w:t>
+      </w:r>
+    </w:p>
+    <w:p>
+      <w:pPr>
+        <w:spacing w:line="336" w:lineRule="auto" w:after="180"/>
+      </w:pPr>
+      <w:r>
+        <w:rPr>
+          <w:b w:val="0"/>
+        </w:rPr>
+        <w:t>The equal losses for starts 1 and 3 arise because they are equally distant from 2. They do not have equal final parameters.</w:t>
+      </w:r>
+    </w:p>
+    <w:p>
+      <w:pPr>
+        <w:spacing w:line="336" w:lineRule="auto" w:after="180"/>
+      </w:pPr>
+      <w:r>
+        <w:rPr>
+          <w:b w:val="0"/>
+        </w:rPr>
+        <w:t>This simple convex example does not show the multiple solutions or inactive units that can occur in larger networks.</w:t>
+      </w:r>
+    </w:p>
+    <w:p>
+      <w:pPr>
+        <w:pStyle w:val="Heading3"/>
+      </w:pPr>
+      <w:r>
+        <w:t>Explain Initialisation and reproducibility · 2</w:t>
+      </w:r>
+    </w:p>
+    <w:p>
+      <w:pPr>
+        <w:spacing w:line="336" w:lineRule="auto" w:after="180"/>
+      </w:pPr>
+      <w:r>
+        <w:rPr>
+          <w:b w:val="0"/>
+        </w:rPr>
+        <w:t xml:space="preserve">A pseudorandom generator produces a sequence determined by its state. In the same Python setup, recreating a local generator with the same </w:t>
+      </w:r>
+      <w:r>
+        <w:rPr>
+          <w:b/>
+        </w:rPr>
+        <w:t>seed</w:t>
+      </w:r>
+      <w:r>
+        <w:rPr>
+          <w:b w:val="0"/>
+        </w:rPr>
+        <w:t xml:space="preserve"> and making the same calls reproduces the sequence below.</w:t>
+      </w:r>
+    </w:p>
+    <w:p>
+      <w:pPr>
+        <w:spacing w:line="336" w:lineRule="auto" w:after="180"/>
+      </w:pPr>
+      <w:r>
+        <w:rPr>
+          <w:b w:val="0"/>
+        </w:rPr>
+        <w:t>Saving the generated values also removes ambiguity about which draw became which parameter.</w:t>
+      </w:r>
+    </w:p>
+    <w:p>
+      <w:pPr>
+        <w:pStyle w:val="Heading3"/>
+      </w:pPr>
+      <w:r>
+        <w:t>Explain Initialisation and reproducibility · 3</w:t>
+      </w:r>
+    </w:p>
+    <w:p>
+      <w:pPr>
+        <w:spacing w:line="336" w:lineRule="auto" w:after="180"/>
+      </w:pPr>
+      <w:r>
+        <w:rPr>
+          <w:b w:val="0"/>
+        </w:rPr>
+        <w:t xml:space="preserve">The four random numbers illustrate a saved </w:t>
+      </w:r>
+      <w:r>
+        <w:rPr>
+          <w:b/>
+        </w:rPr>
+        <w:t>initialisation</w:t>
+      </w:r>
+      <w:r>
+        <w:rPr>
+          <w:b w:val="0"/>
+        </w:rPr>
+        <w:t xml:space="preserve"> sequence; they are not used in the three separate scalar </w:t>
+      </w:r>
+      <w:r>
+        <w:rPr>
+          <w:b/>
+        </w:rPr>
+        <w:t>training</w:t>
+      </w:r>
+      <w:r>
+        <w:rPr>
+          <w:b w:val="0"/>
+        </w:rPr>
+        <w:t xml:space="preserve"> runs.</w:t>
+      </w:r>
+    </w:p>
+    <w:p>
+      <w:pPr>
+        <w:spacing w:line="336" w:lineRule="auto" w:after="180"/>
+      </w:pPr>
+      <w:r>
+        <w:rPr>
+          <w:b w:val="0"/>
+        </w:rPr>
+        <w:t xml:space="preserve">The range [-1, 1] is a classroom choice, not a general recommendation for network </w:t>
+      </w:r>
+      <w:r>
+        <w:rPr>
+          <w:b/>
+        </w:rPr>
+        <w:t>initialisation</w:t>
+      </w:r>
+      <w:r>
+        <w:rPr>
+          <w:b w:val="0"/>
+        </w:rPr>
+        <w:t xml:space="preserve">. An extra random draw before assigning weights shifts which value is used, even if the </w:t>
+      </w:r>
+      <w:r>
+        <w:rPr>
+          <w:b/>
+        </w:rPr>
+        <w:t>seed</w:t>
+      </w:r>
+      <w:r>
+        <w:rPr>
+          <w:b w:val="0"/>
+        </w:rPr>
+        <w:t xml:space="preserve"> stays the same.</w:t>
       </w:r>
     </w:p>
     <w:tbl>
@@ -630,21 +1083,99 @@
       </w:r>
     </w:p>
     <w:p>
-      <w:r>
-        <w:t>Guided: initially output 2 and squared error 1. After all four weights become 0.8, hidden activations are [0.8, 0.8], output 1.28, residual 0.28 and squared error 0.0784. Both units still match. Exit: differing random-call and batch orders are changed conditions, not automatic proof of a defect. Compare saved initial arrays and intermediate traces under matched settings, then check against independent expectations.</w:t>
+      <w:pPr>
+        <w:pStyle w:val="Heading3"/>
+      </w:pPr>
+      <w:r>
+        <w:t>Explain Initialisation and reproducibility · 4</w:t>
       </w:r>
     </w:p>
     <w:p>
       <w:pPr>
-        <w:pStyle w:val="Heading3"/>
-      </w:pPr>
-      <w:r>
-        <w:t>Model the reasoning aloud</w:t>
+        <w:spacing w:line="336" w:lineRule="auto" w:after="180"/>
+      </w:pPr>
+      <w:r>
+        <w:rPr>
+          <w:b w:val="0"/>
+        </w:rPr>
+        <w:t xml:space="preserve">Guided: initially </w:t>
+      </w:r>
+      <w:r>
+        <w:rPr>
+          <w:b/>
+        </w:rPr>
+        <w:t>output</w:t>
+      </w:r>
+      <w:r>
+        <w:rPr>
+          <w:b w:val="0"/>
+        </w:rPr>
+        <w:t xml:space="preserve"> 2 and squared error 1. After all four weights become 0.8, hidden activations are [0.8, 0.8], </w:t>
+      </w:r>
+      <w:r>
+        <w:rPr>
+          <w:b/>
+        </w:rPr>
+        <w:t>output</w:t>
+      </w:r>
+      <w:r>
+        <w:rPr>
+          <w:b w:val="0"/>
+        </w:rPr>
+        <w:t xml:space="preserve"> 1.28, residual 0.28 and squared error 0.0784. Both units still match.</w:t>
       </w:r>
     </w:p>
     <w:p>
-      <w:r>
-        <w:t>Use the complete worked example below before asking learners to complete W2. Reveal a small part, invite a prediction, then explain the deciding step. These teacher notes contain solutions; do not reveal the independent case answer during modelling.</w:t>
+      <w:pPr>
+        <w:spacing w:line="336" w:lineRule="auto" w:after="180"/>
+      </w:pPr>
+      <w:r>
+        <w:rPr>
+          <w:b w:val="0"/>
+        </w:rPr>
+        <w:t>Exit: differing random-call and batch orders are changed conditions, not automatic proof of a defect. Compare saved initial arrays and intermediate traces under matched settings, then check against independent expectations.</w:t>
+      </w:r>
+    </w:p>
+    <w:p>
+      <w:pPr>
+        <w:pStyle w:val="Heading3"/>
+      </w:pPr>
+      <w:r>
+        <w:t>Model the reasoning aloud</w:t>
+      </w:r>
+    </w:p>
+    <w:p>
+      <w:pPr>
+        <w:spacing w:line="336" w:lineRule="auto" w:after="180"/>
+      </w:pPr>
+      <w:r>
+        <w:rPr>
+          <w:b w:val="0"/>
+        </w:rPr>
+        <w:t xml:space="preserve">Use the complete worked example below before asking learners to complete W2. Reveal a small part, invite a </w:t>
+      </w:r>
+      <w:r>
+        <w:rPr>
+          <w:b/>
+        </w:rPr>
+        <w:t>prediction</w:t>
+      </w:r>
+      <w:r>
+        <w:rPr>
+          <w:b w:val="0"/>
+        </w:rPr>
+        <w:t>, then explain the deciding step.</w:t>
+      </w:r>
+    </w:p>
+    <w:p>
+      <w:pPr>
+        <w:spacing w:line="336" w:lineRule="auto" w:after="180"/>
+      </w:pPr>
+      <w:r>
+        <w:rPr>
+          <w:b w:val="0"/>
+        </w:rPr>
+        <w:t>These teacher notes contain solutions; do not reveal the independent case answer during modelling.</w:t>
       </w:r>
     </w:p>
     <w:p>
@@ -902,7 +1433,13 @@
       </w:tr>
     </w:tbl>
     <w:p>
-      <w:r>
+      <w:pPr>
+        <w:spacing w:line="336" w:lineRule="auto" w:after="180"/>
+      </w:pPr>
+      <w:r>
+        <w:rPr>
+          <w:b w:val="0"/>
+        </w:rPr>
         <w:t>Use the diagram and verbal explanation together. Ask learners to match a sentence to a specific visual step; do not assign learners fixed visual or auditory learning styles.</w:t>
       </w:r>
     </w:p>
@@ -915,8 +1452,26 @@
       </w:r>
     </w:p>
     <w:p>
-      <w:r>
-        <w:t>Reproduce two training traces by saving their distinct initial values.</w:t>
+      <w:pPr>
+        <w:spacing w:line="336" w:lineRule="auto" w:after="180"/>
+      </w:pPr>
+      <w:r>
+        <w:rPr>
+          <w:b w:val="0"/>
+        </w:rPr>
+        <w:t xml:space="preserve">Reproduce two </w:t>
+      </w:r>
+      <w:r>
+        <w:rPr>
+          <w:b/>
+        </w:rPr>
+        <w:t>training</w:t>
+      </w:r>
+      <w:r>
+        <w:rPr>
+          <w:b w:val="0"/>
+        </w:rPr>
+        <w:t xml:space="preserve"> traces by saving their distinct initial values.</w:t>
       </w:r>
     </w:p>
     <w:p>
@@ -928,13 +1483,55 @@
       </w:r>
     </w:p>
     <w:p>
-      <w:r>
-        <w:t>LossJ(a)=(a-2)²; gradient 2(a-2); rate 0.25; two updates. Restart from a = 0 and separately a = 4.</w:t>
+      <w:pPr>
+        <w:pStyle w:val="Heading3"/>
+      </w:pPr>
+      <w:r>
+        <w:t>Supplied facts</w:t>
       </w:r>
     </w:p>
     <w:p>
-      <w:r>
-        <w:t>All inputs and outcomes in this worked example are invented classroom data; no real model run is claimed.</w:t>
+      <w:pPr>
+        <w:spacing w:line="336" w:lineRule="auto" w:after="180"/>
+        <w:shd w:fill="F1F6FC"/>
+      </w:pPr>
+      <w:r>
+        <w:rPr>
+          <w:b w:val="0"/>
+        </w:rPr>
+        <w:t>LossJ(a)=(a-2)²; gradient 2(a-2); rate 0.25; two updates. Restart from a = 0 and separately a = 4.</w:t>
+      </w:r>
+    </w:p>
+    <w:p>
+      <w:pPr>
+        <w:pStyle w:val="Heading3"/>
+      </w:pPr>
+      <w:r>
+        <w:t>Supplied facts</w:t>
+      </w:r>
+    </w:p>
+    <w:p>
+      <w:pPr>
+        <w:spacing w:line="336" w:lineRule="auto" w:after="180"/>
+        <w:shd w:fill="F1F6FC"/>
+      </w:pPr>
+      <w:r>
+        <w:rPr>
+          <w:b w:val="0"/>
+        </w:rPr>
+        <w:t xml:space="preserve">All </w:t>
+      </w:r>
+      <w:r>
+        <w:rPr>
+          <w:b/>
+        </w:rPr>
+        <w:t>input</w:t>
+      </w:r>
+      <w:r>
+        <w:rPr>
+          <w:b w:val="0"/>
+        </w:rPr>
+        <w:t>s and outcomes in this worked example are invented classroom data; no real model run is claimed.</w:t>
       </w:r>
     </w:p>
     <w:p>
@@ -1097,21 +1694,41 @@
       </w:r>
     </w:p>
     <w:p>
-      <w:r>
-        <w:t>Initialisation supplies the parameter values before learning begins. The same update rule can follow different paths from different starts. Here the two paths end on opposite sides of two and have equal squared distance, so equal loss does not imply equal parameters. Save initial values and settings to reproduce this arithmetic, as well as the final result.</w:t>
+      <w:pPr>
+        <w:pStyle w:val="Heading3"/>
+      </w:pPr>
+      <w:r>
+        <w:t>Why the result follows</w:t>
       </w:r>
     </w:p>
     <w:p>
       <w:pPr>
-        <w:pStyle w:val="Heading3"/>
-      </w:pPr>
-      <w:r>
-        <w:t>What this example does not establish</w:t>
+        <w:spacing w:line="336" w:lineRule="auto" w:after="180"/>
+        <w:shd w:fill="F1F6FC"/>
+      </w:pPr>
+      <w:r>
+        <w:rPr>
+          <w:b/>
+        </w:rPr>
+        <w:t>Initialisation</w:t>
+      </w:r>
+      <w:r>
+        <w:rPr>
+          <w:b w:val="0"/>
+        </w:rPr>
+        <w:t xml:space="preserve"> supplies the parameter values before learning begins. The same update rule can follow different paths from different starts.</w:t>
       </w:r>
     </w:p>
     <w:p>
-      <w:r>
-        <w:t>A saved seed alone does not reproduce every software or hardware execution; record environment and nondeterminism too.</w:t>
+      <w:pPr>
+        <w:spacing w:line="336" w:lineRule="auto" w:after="180"/>
+        <w:shd w:fill="F1F6FC"/>
+      </w:pPr>
+      <w:r>
+        <w:rPr>
+          <w:b w:val="0"/>
+        </w:rPr>
+        <w:t>Here the two paths end on opposite sides of two and have equal squared distance, so equal loss does not imply equal parameters. Save initial values and settings to reproduce this arithmetic, as well as the final result.</w:t>
       </w:r>
     </w:p>
     <w:p>
@@ -1119,22 +1736,47 @@
         <w:pStyle w:val="Heading3"/>
       </w:pPr>
       <w:r>
-        <w:t>Change one thing in the pictured case</w:t>
+        <w:t>What this example does not establish</w:t>
       </w:r>
     </w:p>
     <w:p>
-      <w:r>
-        <w:t>Change: Repeat the a = 0 run with identical arithmetic and settings.</w:t>
+      <w:pPr>
+        <w:pStyle w:val="Heading3"/>
+      </w:pPr>
+      <w:r>
+        <w:t>Keep the stated limit</w:t>
       </w:r>
     </w:p>
     <w:p>
-      <w:r>
-        <w:t>Prediction: It again reaches1 then 1.5 in this deterministic toy calculation.</w:t>
+      <w:pPr>
+        <w:spacing w:line="336" w:lineRule="auto" w:after="180"/>
+        <w:shd w:fill="FFF5E6"/>
+      </w:pPr>
+      <w:r>
+        <w:rPr>
+          <w:b w:val="0"/>
+        </w:rPr>
+        <w:t xml:space="preserve">A saved </w:t>
+      </w:r>
+      <w:r>
+        <w:rPr>
+          <w:b/>
+        </w:rPr>
+        <w:t>seed</w:t>
+      </w:r>
+      <w:r>
+        <w:rPr>
+          <w:b w:val="0"/>
+        </w:rPr>
+        <w:t xml:space="preserve"> alone does not reproduce every software or hardware execution; record environment and nondeterminism too.</w:t>
       </w:r>
     </w:p>
     <w:p>
-      <w:r>
-        <w:t>Reason: Identical initial state and update rules determine the same arithmetic trace.</w:t>
+      <w:pPr>
+        <w:pStyle w:val="Heading3"/>
+      </w:pPr>
+      <w:r>
+        <w:t>Change one thing in the pictured case</w:t>
       </w:r>
     </w:p>
     <w:p>
@@ -1142,20 +1784,140 @@
         <w:pStyle w:val="Heading3"/>
       </w:pPr>
       <w:r>
-        <w:t>Ask while showing the picture</w:t>
+        <w:t>Change one thing</w:t>
       </w:r>
     </w:p>
     <w:p>
-      <w:r>
-        <w:t>Cover the result. Ask learners to name the inputs and predict the next step. Uncover one step, connect the icon to the actual procedure, and explain its evidence. Then change the supplied condition and compare. The picture is a representation; it does not document execution of a real AI model.</w:t>
+      <w:pPr>
+        <w:spacing w:line="336" w:lineRule="auto" w:after="180"/>
+        <w:shd w:fill="F5F1FB"/>
+      </w:pPr>
+      <w:r>
+        <w:rPr>
+          <w:b w:val="0"/>
+        </w:rPr>
+        <w:t>Change: Repeat the a = 0 run with identical arithmetic and settings.</w:t>
       </w:r>
     </w:p>
     <w:p>
       <w:pPr>
+        <w:pStyle w:val="Heading3"/>
+      </w:pPr>
+      <w:r>
+        <w:t>Predicted result</w:t>
+      </w:r>
+    </w:p>
+    <w:p>
+      <w:pPr>
+        <w:spacing w:line="336" w:lineRule="auto" w:after="180"/>
+        <w:shd w:fill="F1F6FC"/>
+      </w:pPr>
+      <w:r>
+        <w:rPr>
+          <w:b/>
+        </w:rPr>
+        <w:t>Prediction</w:t>
+      </w:r>
+      <w:r>
+        <w:rPr>
+          <w:b w:val="0"/>
+        </w:rPr>
+        <w:t>: It again reaches1 then 1.5 in this deterministic toy calculation.</w:t>
+      </w:r>
+    </w:p>
+    <w:p>
+      <w:pPr>
+        <w:pStyle w:val="Heading3"/>
+      </w:pPr>
+      <w:r>
+        <w:t>Why the result follows</w:t>
+      </w:r>
+    </w:p>
+    <w:p>
+      <w:pPr>
+        <w:spacing w:line="336" w:lineRule="auto" w:after="180"/>
+        <w:shd w:fill="F1F6FC"/>
+      </w:pPr>
+      <w:r>
+        <w:rPr>
+          <w:b w:val="0"/>
+        </w:rPr>
+        <w:t>Reason: Identical initial state and update rules determine the same arithmetic trace.</w:t>
+      </w:r>
+    </w:p>
+    <w:p>
+      <w:pPr>
+        <w:pStyle w:val="Heading3"/>
+      </w:pPr>
+      <w:r>
+        <w:t>Ask while showing the picture</w:t>
+      </w:r>
+    </w:p>
+    <w:p>
+      <w:pPr>
+        <w:pStyle w:val="Heading3"/>
+      </w:pPr>
+      <w:r>
+        <w:t>Ask while showing the picture · 5</w:t>
+      </w:r>
+    </w:p>
+    <w:p>
+      <w:pPr>
+        <w:spacing w:line="336" w:lineRule="auto" w:after="180"/>
+      </w:pPr>
+      <w:r>
+        <w:rPr>
+          <w:b w:val="0"/>
+        </w:rPr>
+        <w:t xml:space="preserve">Cover the result. Ask learners to name the </w:t>
+      </w:r>
+      <w:r>
+        <w:rPr>
+          <w:b/>
+        </w:rPr>
+        <w:t>input</w:t>
+      </w:r>
+      <w:r>
+        <w:rPr>
+          <w:b w:val="0"/>
+        </w:rPr>
+        <w:t xml:space="preserve">s and predict the next step. Uncover one step, connect the icon to the actual procedure, and explain its </w:t>
+      </w:r>
+      <w:r>
+        <w:rPr>
+          <w:b/>
+        </w:rPr>
+        <w:t>evidence</w:t>
+      </w:r>
+      <w:r>
+        <w:rPr>
+          <w:b w:val="0"/>
+        </w:rPr>
+        <w:t>. Then change the supplied condition and compare.</w:t>
+      </w:r>
+    </w:p>
+    <w:p>
+      <w:pPr>
+        <w:spacing w:line="336" w:lineRule="auto" w:after="180"/>
+      </w:pPr>
+      <w:r>
+        <w:rPr>
+          <w:b w:val="0"/>
+        </w:rPr>
+        <w:t>The picture is a representation; it does not document execution of a real AI model.</w:t>
+      </w:r>
+    </w:p>
+    <w:p>
+      <w:pPr>
         <w:pStyle w:val="Heading1"/>
       </w:pPr>
       <w:r>
         <w:t>03. Demonstrate and guide practice</w:t>
+      </w:r>
+    </w:p>
+    <w:p>
+      <w:r>
+        <w:t>Demonstrate Initialisation and reproducibility, reduce support deliberately and check individual reasoning before discussing answers.</w:t>
       </w:r>
     </w:p>
     <w:tbl>
@@ -1371,36 +2133,112 @@
       </w:tr>
     </w:tbl>
     <w:p>
-      <w:r>
-        <w:t>Use the worked example in Sections 3 and 6. Collect a prediction before revealing its result; ask the learner to point to each intermediate fact.</w:t>
+      <w:pPr>
+        <w:spacing w:line="336" w:lineRule="auto" w:after="180"/>
+      </w:pPr>
+      <w:r>
+        <w:rPr>
+          <w:b w:val="0"/>
+        </w:rPr>
+        <w:t xml:space="preserve">Use the worked example in Sections 3 and 6. Collect a </w:t>
+      </w:r>
+      <w:r>
+        <w:rPr>
+          <w:b/>
+        </w:rPr>
+        <w:t>prediction</w:t>
+      </w:r>
+      <w:r>
+        <w:rPr>
+          <w:b w:val="0"/>
+        </w:rPr>
+        <w:t xml:space="preserve"> before revealing its result; ask the learner to point to each intermediate fact.</w:t>
       </w:r>
     </w:p>
     <w:p>
-      <w:r>
-        <w:t>Provide a number line and a ledger for start, gradient and updated value. Save concrete arrays instead of relying on seed vocabulary alone. Extension: use symmetric differences with step 0.001 to check all four initial gradients in the positive-region two-unit example, then explain why identical computations preserve symmetry.</w:t>
+      <w:pPr>
+        <w:spacing w:line="336" w:lineRule="auto" w:after="180"/>
+      </w:pPr>
+      <w:r>
+        <w:rPr>
+          <w:b w:val="0"/>
+        </w:rPr>
+        <w:t xml:space="preserve">Provide a number line and a ledger for start, gradient and updated value. Save concrete arrays instead of relying on </w:t>
+      </w:r>
+      <w:r>
+        <w:rPr>
+          <w:b/>
+        </w:rPr>
+        <w:t>seed</w:t>
+      </w:r>
+      <w:r>
+        <w:rPr>
+          <w:b w:val="0"/>
+        </w:rPr>
+        <w:t xml:space="preserve"> vocabulary alone.</w:t>
       </w:r>
     </w:p>
     <w:p>
       <w:pPr>
-        <w:pStyle w:val="Heading3"/>
-      </w:pPr>
-      <w:r>
-        <w:t>Reduce help deliberately</w:t>
+        <w:spacing w:line="336" w:lineRule="auto" w:after="180"/>
+      </w:pPr>
+      <w:r>
+        <w:rPr>
+          <w:b w:val="0"/>
+        </w:rPr>
+        <w:t xml:space="preserve">Extension: use symmetric differences with step 0.001 to check all four initial gradients in the positive-region two-unit example, then explain why identical computations preserve </w:t>
+      </w:r>
+      <w:r>
+        <w:rPr>
+          <w:b/>
+        </w:rPr>
+        <w:t>symmetry</w:t>
+      </w:r>
+      <w:r>
+        <w:rPr>
+          <w:b w:val="0"/>
+        </w:rPr>
+        <w:t>.</w:t>
       </w:r>
     </w:p>
     <w:p>
-      <w:r>
-        <w:t>Completion task: The lesson runs starting at 1 and 3 finish with the same training MSE. Give their final v values and explain the equality without calling the models identical.</w:t>
+      <w:pPr>
+        <w:pStyle w:val="Heading3"/>
+      </w:pPr>
+      <w:r>
+        <w:t>Reduce help deliberately</w:t>
       </w:r>
     </w:p>
     <w:p>
-      <w:r>
-        <w:t>Teacher check: Teacher explanation: They finish at 1.75 and 2.25. Both are distance 0.25 from 2, so both have MSE 0.15625. Their predictions for nonzero positive inputs differ.</w:t>
+      <w:pPr>
+        <w:pStyle w:val="Heading3"/>
+      </w:pPr>
+      <w:r>
+        <w:t>Completion practice</w:t>
       </w:r>
     </w:p>
     <w:p>
-      <w:r>
-        <w:t>Start by identifying the given inputs together. Leave the intermediate steps blank. If needed, model one step, then withdraw that help on the next step. Move to a full trace only when the partial trace is understood. For partners, alternate explainer and checker; collect a response from every learner before discussion.</w:t>
+      <w:pPr>
+        <w:spacing w:line="336" w:lineRule="auto" w:after="180"/>
+        <w:shd w:fill="F5F1FB"/>
+      </w:pPr>
+      <w:r>
+        <w:rPr>
+          <w:b w:val="0"/>
+        </w:rPr>
+        <w:t xml:space="preserve">Completion task: The lesson runs starting at 1 and 3 finish with the same </w:t>
+      </w:r>
+      <w:r>
+        <w:rPr>
+          <w:b/>
+        </w:rPr>
+        <w:t>training</w:t>
+      </w:r>
+      <w:r>
+        <w:rPr>
+          <w:b w:val="0"/>
+        </w:rPr>
+        <w:t xml:space="preserve"> MSE. Give their final v values and explain the equality without calling the models identical.</w:t>
       </w:r>
     </w:p>
     <w:p>
@@ -1408,22 +2246,77 @@
         <w:pStyle w:val="Heading3"/>
       </w:pPr>
       <w:r>
-        <w:t>Individual reasoning check</w:t>
+        <w:t>Reasoning to listen for</w:t>
       </w:r>
     </w:p>
     <w:p>
-      <w:r>
-        <w:t>Use the worked case for Initialisation and reproducibility. Proposed explanation: “The same seed specifies the entire experiment”. Decide whether this explanation is supported. Point to the step or supplied fact that decides; explain your repair if needed.</w:t>
+      <w:pPr>
+        <w:spacing w:line="336" w:lineRule="auto" w:after="180"/>
+        <w:shd w:fill="F1F6FC"/>
+      </w:pPr>
+      <w:r>
+        <w:rPr>
+          <w:b w:val="0"/>
+        </w:rPr>
+        <w:t xml:space="preserve">Teacher check: Teacher explanation: They finish at 1.75 and 2.25. Both are distance 0.25 from 2, so both have MSE 0.15625. Their </w:t>
+      </w:r>
+      <w:r>
+        <w:rPr>
+          <w:b/>
+        </w:rPr>
+        <w:t>prediction</w:t>
+      </w:r>
+      <w:r>
+        <w:rPr>
+          <w:b w:val="0"/>
+        </w:rPr>
+        <w:t xml:space="preserve">s for nonzero positive </w:t>
+      </w:r>
+      <w:r>
+        <w:rPr>
+          <w:b/>
+        </w:rPr>
+        <w:t>input</w:t>
+      </w:r>
+      <w:r>
+        <w:rPr>
+          <w:b w:val="0"/>
+        </w:rPr>
+        <w:t>s differ.</w:t>
       </w:r>
     </w:p>
     <w:p>
-      <w:r>
-        <w:t>Expected correction: Data, call order, batching, code and numerical environment also matter.</w:t>
+      <w:pPr>
+        <w:spacing w:line="336" w:lineRule="auto" w:after="180"/>
+      </w:pPr>
+      <w:r>
+        <w:rPr>
+          <w:b w:val="0"/>
+        </w:rPr>
+        <w:t xml:space="preserve">Start by identifying the given </w:t>
+      </w:r>
+      <w:r>
+        <w:rPr>
+          <w:b/>
+        </w:rPr>
+        <w:t>input</w:t>
+      </w:r>
+      <w:r>
+        <w:rPr>
+          <w:b w:val="0"/>
+        </w:rPr>
+        <w:t>s together. Leave the intermediate steps blank. If needed, model one step, then withdraw that help on the next step. Move to a full trace only when the partial trace is understood.</w:t>
       </w:r>
     </w:p>
     <w:p>
-      <w:r>
-        <w:t>Collect explanations, not only yes/no votes. If a misunderstanding is common, re-model the relevant step for the class. If it affects a few learners, give a short targeted group explanation while others solve a more demanding variation.</w:t>
+      <w:pPr>
+        <w:spacing w:line="336" w:lineRule="auto" w:after="180"/>
+      </w:pPr>
+      <w:r>
+        <w:rPr>
+          <w:b w:val="0"/>
+        </w:rPr>
+        <w:t>For partners, alternate explainer and checker; collect a response from every learner before discussion.</w:t>
       </w:r>
     </w:p>
     <w:p>
@@ -1431,63 +2324,307 @@
         <w:pStyle w:val="Heading3"/>
       </w:pPr>
       <w:r>
-        <w:t>Pictorial practice question</w:t>
+        <w:t>Individual reasoning check</w:t>
       </w:r>
     </w:p>
     <w:p>
-      <w:r>
-        <w:t>Does the matching final loss mean the parameter values are equal? Point to the relevant step in the picture, then write the changed result and the rule or evidence that supports it.</w:t>
+      <w:pPr>
+        <w:spacing w:line="336" w:lineRule="auto" w:after="180"/>
+      </w:pPr>
+      <w:r>
+        <w:rPr>
+          <w:b w:val="0"/>
+        </w:rPr>
+        <w:t xml:space="preserve">Use the worked case for </w:t>
+      </w:r>
+      <w:r>
+        <w:rPr>
+          <w:b/>
+        </w:rPr>
+        <w:t>Initialisation</w:t>
+      </w:r>
+      <w:r>
+        <w:rPr>
+          <w:b w:val="0"/>
+        </w:rPr>
+        <w:t xml:space="preserve"> and reproducibility. Proposed explanation: “The same </w:t>
+      </w:r>
+      <w:r>
+        <w:rPr>
+          <w:b/>
+        </w:rPr>
+        <w:t>seed</w:t>
+      </w:r>
+      <w:r>
+        <w:rPr>
+          <w:b w:val="0"/>
+        </w:rPr>
+        <w:t xml:space="preserve"> specifies the entire experiment”. Decide whether this explanation is supported.</w:t>
       </w:r>
     </w:p>
     <w:p>
       <w:pPr>
-        <w:pStyle w:val="Heading3"/>
-      </w:pPr>
-      <w:r>
-        <w:t>Reasoned teacher answer</w:t>
+        <w:spacing w:line="336" w:lineRule="auto" w:after="180"/>
+      </w:pPr>
+      <w:r>
+        <w:rPr>
+          <w:b w:val="0"/>
+        </w:rPr>
+        <w:t>Point to the step or supplied fact that decides; explain your repair if needed.</w:t>
       </w:r>
     </w:p>
     <w:p>
-      <w:r>
-        <w:t>No. Final parameters1.5 and 2.5 are different, although both lie0.5 from the optimum and have loss 0.25. Changed-case check: It again reaches1 then 1.5 in this deterministic toy calculation. Identical initial state and update rules determine the same arithmetic trace.</w:t>
+      <w:pPr>
+        <w:pStyle w:val="Heading3"/>
+      </w:pPr>
+      <w:r>
+        <w:t>Expected repair</w:t>
       </w:r>
     </w:p>
     <w:p>
-      <w:r>
-        <w:t>Changed-case reasoning: It again reaches1 then 1.5 in this deterministic toy calculation. Identical initial state and update rules determine the same arithmetic trace.</w:t>
+      <w:pPr>
+        <w:spacing w:line="336" w:lineRule="auto" w:after="180"/>
+        <w:shd w:fill="F1F6FC"/>
+      </w:pPr>
+      <w:r>
+        <w:rPr>
+          <w:b w:val="0"/>
+        </w:rPr>
+        <w:t>Expected correction: Data, call order, batching, code and numerical environment also matter.</w:t>
       </w:r>
     </w:p>
     <w:p>
-      <w:r>
-        <w:t>Collect each learner’s explanation before discussion. Use the first missing connection between input, deciding step and result to choose support. This question is worked-case practice, not fresh mastery evidence.</w:t>
+      <w:pPr>
+        <w:spacing w:line="336" w:lineRule="auto" w:after="180"/>
+      </w:pPr>
+      <w:r>
+        <w:rPr>
+          <w:b w:val="0"/>
+        </w:rPr>
+        <w:t>Collect explanations, not only yes/no votes. If a misunderstanding is common, re-model the relevant step for the class.</w:t>
       </w:r>
     </w:p>
     <w:p>
       <w:pPr>
-        <w:pStyle w:val="Heading1"/>
-      </w:pPr>
-      <w:r>
-        <w:t>04. Run the investigation and diagnose misconceptions</w:t>
+        <w:spacing w:line="336" w:lineRule="auto" w:after="180"/>
+      </w:pPr>
+      <w:r>
+        <w:rPr>
+          <w:b w:val="0"/>
+        </w:rPr>
+        <w:t>If it affects a few learners, give a short targeted group explanation while others solve a more demanding variation.</w:t>
       </w:r>
     </w:p>
     <w:p>
-      <w:r>
-        <w:t>The same seed specifies the entire experiment: Data, call order, batching, code and numerical environment also matter.</w:t>
+      <w:pPr>
+        <w:pStyle w:val="Heading3"/>
+      </w:pPr>
+      <w:r>
+        <w:t>Pictorial practice question</w:t>
       </w:r>
     </w:p>
     <w:p>
-      <w:r>
-        <w:t>Every parameter should start at zero: The scalar example permits zero, but identical or all-zero multi-unit initialisations can create different limitations.</w:t>
+      <w:pPr>
+        <w:spacing w:line="336" w:lineRule="auto" w:after="180"/>
+      </w:pPr>
+      <w:r>
+        <w:rPr>
+          <w:b w:val="0"/>
+        </w:rPr>
+        <w:t xml:space="preserve">Does the matching final loss mean the parameter values are equal? Point to the relevant step in the picture, then write the changed result and the rule or </w:t>
+      </w:r>
+      <w:r>
+        <w:rPr>
+          <w:b/>
+        </w:rPr>
+        <w:t>evidence</w:t>
+      </w:r>
+      <w:r>
+        <w:rPr>
+          <w:b w:val="0"/>
+        </w:rPr>
+        <w:t xml:space="preserve"> that supports it.</w:t>
       </w:r>
     </w:p>
     <w:p>
-      <w:r>
-        <w:t>Equal loss means equal models: Different parameters can be equally far from a minimum or give the same scalar loss.</w:t>
+      <w:pPr>
+        <w:pStyle w:val="Heading3"/>
+      </w:pPr>
+      <w:r>
+        <w:t>Reasoned teacher answer</w:t>
       </w:r>
     </w:p>
     <w:p>
-      <w:r>
-        <w:t>Use Section 9 for the evidence ledger. Add a boundary or missing-input case and record the expected response before checking. More successful repeats of one case do not establish wider coverage.</w:t>
+      <w:pPr>
+        <w:spacing w:line="336" w:lineRule="auto" w:after="180"/>
+      </w:pPr>
+      <w:r>
+        <w:rPr>
+          <w:b w:val="0"/>
+        </w:rPr>
+        <w:t>No. Final parameters1.5 and 2.5 are different, although both lie0.5 from the optimum and have loss 0.25. Changed-case check: It again reaches1 then 1.5 in this deterministic toy calculation.</w:t>
+      </w:r>
+    </w:p>
+    <w:p>
+      <w:pPr>
+        <w:spacing w:line="336" w:lineRule="auto" w:after="180"/>
+      </w:pPr>
+      <w:r>
+        <w:rPr>
+          <w:b w:val="0"/>
+        </w:rPr>
+        <w:t>Identical initial state and update rules determine the same arithmetic trace.</w:t>
+      </w:r>
+    </w:p>
+    <w:p>
+      <w:pPr>
+        <w:spacing w:line="336" w:lineRule="auto" w:after="180"/>
+      </w:pPr>
+      <w:r>
+        <w:rPr>
+          <w:b w:val="0"/>
+        </w:rPr>
+        <w:t>Changed-case reasoning: It again reaches1 then 1.5 in this deterministic toy calculation. Identical initial state and update rules determine the same arithmetic trace.</w:t>
+      </w:r>
+    </w:p>
+    <w:p>
+      <w:pPr>
+        <w:spacing w:line="336" w:lineRule="auto" w:after="180"/>
+      </w:pPr>
+      <w:r>
+        <w:rPr>
+          <w:b w:val="0"/>
+        </w:rPr>
+        <w:t xml:space="preserve">Collect each learner’s explanation before discussion. Use the first missing connection between </w:t>
+      </w:r>
+      <w:r>
+        <w:rPr>
+          <w:b/>
+        </w:rPr>
+        <w:t>input</w:t>
+      </w:r>
+      <w:r>
+        <w:rPr>
+          <w:b w:val="0"/>
+        </w:rPr>
+        <w:t xml:space="preserve">, deciding step and result to choose support. This question is worked-case practice, not fresh mastery </w:t>
+      </w:r>
+      <w:r>
+        <w:rPr>
+          <w:b/>
+        </w:rPr>
+        <w:t>evidence</w:t>
+      </w:r>
+      <w:r>
+        <w:rPr>
+          <w:b w:val="0"/>
+        </w:rPr>
+        <w:t>.</w:t>
+      </w:r>
+    </w:p>
+    <w:p>
+      <w:pPr>
+        <w:pStyle w:val="Heading1"/>
+      </w:pPr>
+      <w:r>
+        <w:t>04. Run the investigation and diagnose misconceptions</w:t>
+      </w:r>
+    </w:p>
+    <w:p>
+      <w:r>
+        <w:t>Run the Initialisation and reproducibility investigation and use the first unsupported step to choose a teaching response.</w:t>
+      </w:r>
+    </w:p>
+    <w:p>
+      <w:pPr>
+        <w:spacing w:line="336" w:lineRule="auto" w:after="180"/>
+      </w:pPr>
+      <w:r>
+        <w:rPr>
+          <w:b w:val="0"/>
+        </w:rPr>
+        <w:t xml:space="preserve">The same </w:t>
+      </w:r>
+      <w:r>
+        <w:rPr>
+          <w:b/>
+        </w:rPr>
+        <w:t>seed</w:t>
+      </w:r>
+      <w:r>
+        <w:rPr>
+          <w:b w:val="0"/>
+        </w:rPr>
+        <w:t xml:space="preserve"> specifies the entire experiment: Data, call order, batching, code and numerical environment also matter.</w:t>
+      </w:r>
+    </w:p>
+    <w:p>
+      <w:pPr>
+        <w:spacing w:line="336" w:lineRule="auto" w:after="180"/>
+      </w:pPr>
+      <w:r>
+        <w:rPr>
+          <w:b w:val="0"/>
+        </w:rPr>
+        <w:t xml:space="preserve">Every parameter should start at zero: The scalar example permits zero, but identical or all-zero multi-unit </w:t>
+      </w:r>
+      <w:r>
+        <w:rPr>
+          <w:b/>
+        </w:rPr>
+        <w:t>initialisation</w:t>
+      </w:r>
+      <w:r>
+        <w:rPr>
+          <w:b w:val="0"/>
+        </w:rPr>
+        <w:t>s can create different limitations.</w:t>
+      </w:r>
+    </w:p>
+    <w:p>
+      <w:pPr>
+        <w:spacing w:line="336" w:lineRule="auto" w:after="180"/>
+      </w:pPr>
+      <w:r>
+        <w:rPr>
+          <w:b w:val="0"/>
+        </w:rPr>
+        <w:t>Equal loss means equal models: Different parameters can be equally far from a minimum or give the same scalar loss.</w:t>
+      </w:r>
+    </w:p>
+    <w:p>
+      <w:pPr>
+        <w:spacing w:line="336" w:lineRule="auto" w:after="180"/>
+      </w:pPr>
+      <w:r>
+        <w:rPr>
+          <w:b w:val="0"/>
+        </w:rPr>
+        <w:t xml:space="preserve">Use Section 9 for the </w:t>
+      </w:r>
+      <w:r>
+        <w:rPr>
+          <w:b/>
+        </w:rPr>
+        <w:t>evidence</w:t>
+      </w:r>
+      <w:r>
+        <w:rPr>
+          <w:b w:val="0"/>
+        </w:rPr>
+        <w:t xml:space="preserve"> ledger. Add a boundary or missing-</w:t>
+      </w:r>
+      <w:r>
+        <w:rPr>
+          <w:b/>
+        </w:rPr>
+        <w:t>input</w:t>
+      </w:r>
+      <w:r>
+        <w:rPr>
+          <w:b w:val="0"/>
+        </w:rPr>
+        <w:t xml:space="preserve"> case and record the expected response before checking. More successful repeats of one case do not establish wider coverage.</w:t>
       </w:r>
     </w:p>
     <w:p>
@@ -1645,29 +2782,38 @@
       </w:tr>
     </w:tbl>
     <w:p>
-      <w:r>
-        <w:t>Offer an oral explanation, drawing, enlarged visual or fewer examples when that removes a reading/writing barrier. Keep the same reasoning goal. Stretch secure learners by changing a boundary or assumption and asking them to defend the effect, not simply by assigning more of the same questions.</w:t>
+      <w:pPr>
+        <w:spacing w:line="336" w:lineRule="auto" w:after="180"/>
+      </w:pPr>
+      <w:r>
+        <w:rPr>
+          <w:b w:val="0"/>
+        </w:rPr>
+        <w:t>Offer an oral explanation, drawing, enlarged visual or fewer examples when that removes a reading/writing barrier. Keep the same reasoning goal.</w:t>
       </w:r>
     </w:p>
     <w:p>
       <w:pPr>
-        <w:pStyle w:val="Heading1"/>
-      </w:pPr>
-      <w:r>
-        <w:t>05. Assess and explain the answers</w:t>
+        <w:spacing w:line="336" w:lineRule="auto" w:after="180"/>
+      </w:pPr>
+      <w:r>
+        <w:rPr>
+          <w:b w:val="0"/>
+        </w:rPr>
+        <w:t>Stretch secure learners by changing a boundary or assumption and asking them to defend the effect, not simply by assigning more of the same questions.</w:t>
       </w:r>
     </w:p>
     <w:p>
       <w:pPr>
-        <w:pStyle w:val="Heading3"/>
-      </w:pPr>
-      <w:r>
-        <w:t>Guided and exit questions</w:t>
+        <w:pStyle w:val="Heading1"/>
+      </w:pPr>
+      <w:r>
+        <w:t>05. Assess and explain the answers</w:t>
       </w:r>
     </w:p>
     <w:p>
       <w:r>
-        <w:t>Guided: initially output 2 and squared error 1. After all four weights become 0.8, hidden activations are [0.8, 0.8], output 1.28, residual 0.28 and squared error 0.0784. Both units still match. Exit: differing random-call and batch orders are changed conditions, not automatic proof of a defect. Compare saved initial arrays and intermediate traces under matched settings, then check against independent expectations.</w:t>
+        <w:t>Use the Initialisation and reproducibility questions, teacher keys and criteria after the relevant attempts. Previously discussed cases are practice; protect the separately selected independent task.</w:t>
       </w:r>
     </w:p>
     <w:p>
@@ -1675,17 +2821,53 @@
         <w:pStyle w:val="Heading3"/>
       </w:pPr>
       <w:r>
-        <w:t>W1 Trace a fresh starting value</w:t>
+        <w:t>Guided and exit questions</w:t>
       </w:r>
     </w:p>
     <w:p>
-      <w:r>
-        <w:t>For the scalar lesson model, start v = -2 and apply two updates at rate 0.1. Give all three v values and the final training MSE.</w:t>
+      <w:pPr>
+        <w:spacing w:line="336" w:lineRule="auto" w:after="180"/>
+      </w:pPr>
+      <w:r>
+        <w:rPr>
+          <w:b w:val="0"/>
+        </w:rPr>
+        <w:t xml:space="preserve">Guided: initially </w:t>
+      </w:r>
+      <w:r>
+        <w:rPr>
+          <w:b/>
+        </w:rPr>
+        <w:t>output</w:t>
+      </w:r>
+      <w:r>
+        <w:rPr>
+          <w:b w:val="0"/>
+        </w:rPr>
+        <w:t xml:space="preserve"> 2 and squared error 1. After all four weights become 0.8, hidden activations are [0.8, 0.8], </w:t>
+      </w:r>
+      <w:r>
+        <w:rPr>
+          <w:b/>
+        </w:rPr>
+        <w:t>output</w:t>
+      </w:r>
+      <w:r>
+        <w:rPr>
+          <w:b w:val="0"/>
+        </w:rPr>
+        <w:t xml:space="preserve"> 1.28, residual 0.28 and squared error 0.0784. Both units still match.</w:t>
       </w:r>
     </w:p>
     <w:p>
-      <w:r>
-        <w:t>Teacher explanation: States are -2, 0 and 1. Final training MSE is 2.5. Each step halves the signed distance from 2.</w:t>
+      <w:pPr>
+        <w:spacing w:line="336" w:lineRule="auto" w:after="180"/>
+      </w:pPr>
+      <w:r>
+        <w:rPr>
+          <w:b w:val="0"/>
+        </w:rPr>
+        <w:t>Exit: differing random-call and batch orders are changed conditions, not automatic proof of a defect. Compare saved initial arrays and intermediate traces under matched settings, then check against independent expectations.</w:t>
       </w:r>
     </w:p>
     <w:p>
@@ -1693,17 +2875,39 @@
         <w:pStyle w:val="Heading3"/>
       </w:pPr>
       <w:r>
-        <w:t>W2 Distinguish equality of loss and parameters</w:t>
+        <w:t>W1 Trace a fresh starting value</w:t>
       </w:r>
     </w:p>
     <w:p>
-      <w:r>
-        <w:t>The lesson runs starting at 1 and 3 finish with the same training MSE. Give their final v values and explain the equality without calling the models identical.</w:t>
+      <w:pPr>
+        <w:pStyle w:val="Heading3"/>
+      </w:pPr>
+      <w:r>
+        <w:t>Workbook question · W1</w:t>
       </w:r>
     </w:p>
     <w:p>
-      <w:r>
-        <w:t>Teacher explanation: They finish at 1.75 and 2.25. Both are distance 0.25 from 2, so both have MSE 0.15625. Their predictions for nonzero positive inputs differ.</w:t>
+      <w:pPr>
+        <w:spacing w:line="336" w:lineRule="auto" w:after="180"/>
+        <w:shd w:fill="F5F1FB"/>
+      </w:pPr>
+      <w:r>
+        <w:rPr>
+          <w:b w:val="0"/>
+        </w:rPr>
+        <w:t xml:space="preserve">For the scalar lesson model, start v = -2 and apply two updates at rate 0.1. Give all three v values and the final </w:t>
+      </w:r>
+      <w:r>
+        <w:rPr>
+          <w:b/>
+        </w:rPr>
+        <w:t>training</w:t>
+      </w:r>
+      <w:r>
+        <w:rPr>
+          <w:b w:val="0"/>
+        </w:rPr>
+        <w:t xml:space="preserve"> MSE.</w:t>
       </w:r>
     </w:p>
     <w:p>
@@ -1711,17 +2915,39 @@
         <w:pStyle w:val="Heading3"/>
       </w:pPr>
       <w:r>
-        <w:t>W3 Audit a seed claim</w:t>
+        <w:t>Teacher reasoning · W1</w:t>
       </w:r>
     </w:p>
     <w:p>
-      <w:r>
-        <w:t>Both runs use the same seed and generator. Run A assigns the first four draws to its weights. Run B draws a preview number first, then assigns the next four. Must the initial weight arrays match? What should be saved?</w:t>
+      <w:pPr>
+        <w:spacing w:line="336" w:lineRule="auto" w:after="180"/>
+        <w:shd w:fill="F1F6FC"/>
+      </w:pPr>
+      <w:r>
+        <w:rPr>
+          <w:b w:val="0"/>
+        </w:rPr>
+        <w:t xml:space="preserve">Teacher explanation: States are -2, 0 and 1. Final </w:t>
+      </w:r>
+      <w:r>
+        <w:rPr>
+          <w:b/>
+        </w:rPr>
+        <w:t>training</w:t>
+      </w:r>
+      <w:r>
+        <w:rPr>
+          <w:b w:val="0"/>
+        </w:rPr>
+        <w:t xml:space="preserve"> MSE is 2.5. Each step halves the signed distance from 2.</w:t>
       </w:r>
     </w:p>
     <w:p>
-      <w:r>
-        <w:t>Teacher explanation: No. Their positions in the generated sequence differ, though coincidental equality is not logically impossible. Save the actual initial arrays, parameter order and random-call procedure as well as the seed.</w:t>
+      <w:pPr>
+        <w:pStyle w:val="Heading3"/>
+      </w:pPr>
+      <w:r>
+        <w:t>W2 Distinguish equality of loss and parameters</w:t>
       </w:r>
     </w:p>
     <w:p>
@@ -1729,61 +2955,159 @@
         <w:pStyle w:val="Heading3"/>
       </w:pPr>
       <w:r>
-        <w:t>W4 Transfer the starting-value experiment independently</w:t>
+        <w:t>Workbook question · W2</w:t>
       </w:r>
     </w:p>
     <w:p>
-      <w:r>
-        <w:t>Use J(a) = (a - 3) squared, gradient 2(a - 3), rate 0.25 and two updates. Restart from a = 1, then restart from a = 5. Calculate both traces and final losses. Explain what can be concluded about these two runs.</w:t>
+      <w:pPr>
+        <w:spacing w:line="336" w:lineRule="auto" w:after="180"/>
+        <w:shd w:fill="F5F1FB"/>
+      </w:pPr>
+      <w:r>
+        <w:rPr>
+          <w:b w:val="0"/>
+        </w:rPr>
+        <w:t xml:space="preserve">The lesson runs starting at 1 and 3 finish with the same </w:t>
+      </w:r>
+      <w:r>
+        <w:rPr>
+          <w:b/>
+        </w:rPr>
+        <w:t>training</w:t>
+      </w:r>
+      <w:r>
+        <w:rPr>
+          <w:b w:val="0"/>
+        </w:rPr>
+        <w:t xml:space="preserve"> MSE. Give their final v values and explain the equality without calling the models identical.</w:t>
       </w:r>
     </w:p>
     <w:p>
-      <w:r>
-        <w:t>Teacher explanation: Start 1 gives 1, 2, 2.5 and final loss 0.25. Start 5 gives 5, 4, 3.5 and final loss 0.25. Equal initial distances yield equal final losses under this rule, but the final parameters differ.</w:t>
+      <w:pPr>
+        <w:pStyle w:val="Heading3"/>
+      </w:pPr>
+      <w:r>
+        <w:t>Teacher reasoning · W2</w:t>
       </w:r>
     </w:p>
     <w:p>
       <w:pPr>
-        <w:pStyle w:val="Heading3"/>
-      </w:pPr>
-      <w:r>
-        <w:t>W5 Test repeated correctness</w:t>
+        <w:spacing w:line="336" w:lineRule="auto" w:after="180"/>
+        <w:shd w:fill="F1F6FC"/>
+      </w:pPr>
+      <w:r>
+        <w:rPr>
+          <w:b w:val="0"/>
+        </w:rPr>
+        <w:t xml:space="preserve">Teacher explanation: They finish at 1.75 and 2.25. Both are distance 0.25 from 2, so both have MSE 0.15625. Their </w:t>
+      </w:r>
+      <w:r>
+        <w:rPr>
+          <w:b/>
+        </w:rPr>
+        <w:t>prediction</w:t>
+      </w:r>
+      <w:r>
+        <w:rPr>
+          <w:b w:val="0"/>
+        </w:rPr>
+        <w:t xml:space="preserve">s for nonzero positive </w:t>
+      </w:r>
+      <w:r>
+        <w:rPr>
+          <w:b/>
+        </w:rPr>
+        <w:t>input</w:t>
+      </w:r>
+      <w:r>
+        <w:rPr>
+          <w:b w:val="0"/>
+        </w:rPr>
+        <w:t>s differ.</w:t>
       </w:r>
     </w:p>
     <w:p>
-      <w:r>
-        <w:t>A forward-pass program returns the same wrong answer every run with a fixed seed. Has repeatability verified the implementation? Name two stronger checks.</w:t>
+      <w:pPr>
+        <w:pStyle w:val="Heading3"/>
+      </w:pPr>
+      <w:r>
+        <w:t>W3 Audit a seed claim</w:t>
       </w:r>
     </w:p>
     <w:p>
-      <w:r>
-        <w:t>Teacher explanation: No. Compare intermediate values with independent hand calculations, test shapes and boundary cases, or compare analytical gradients with numerical probes away from activation corners. Repeating the same result only checks consistency.</w:t>
+      <w:pPr>
+        <w:pStyle w:val="Heading3"/>
+      </w:pPr>
+      <w:r>
+        <w:t>Workbook question · W3</w:t>
       </w:r>
     </w:p>
     <w:p>
       <w:pPr>
-        <w:pStyle w:val="Heading3"/>
-      </w:pPr>
-      <w:r>
-        <w:t>Independent assessment and fresh retry</w:t>
+        <w:spacing w:line="336" w:lineRule="auto" w:after="180"/>
+        <w:shd w:fill="F5F1FB"/>
+      </w:pPr>
+      <w:r>
+        <w:rPr>
+          <w:b w:val="0"/>
+        </w:rPr>
+        <w:t xml:space="preserve">Both runs use the same </w:t>
+      </w:r>
+      <w:r>
+        <w:rPr>
+          <w:b/>
+        </w:rPr>
+        <w:t>seed</w:t>
+      </w:r>
+      <w:r>
+        <w:rPr>
+          <w:b w:val="0"/>
+        </w:rPr>
+        <w:t xml:space="preserve"> and generator. Run A assigns the first four draws to its weights. Run B draws a preview number first, then assigns the next four. Must the initial weight arrays match? What should be saved?</w:t>
       </w:r>
     </w:p>
     <w:p>
-      <w:r>
-        <w:t>W4 requires traces ending at 2.5 and 3.5, both with loss 0.25. Fresh retry: J(c) = 2(c - 1) squared, gradient 4(c - 1), rate 0.125 and two updates. Start -1 gives -1, 0, 0.5; start 3 gives 3, 2, 1.5. Both final losses are 0.5. Require a conclusion restricted to the declared runs.</w:t>
+      <w:pPr>
+        <w:pStyle w:val="Heading3"/>
+      </w:pPr>
+      <w:r>
+        <w:t>Teacher reasoning · W3</w:t>
       </w:r>
     </w:p>
     <w:p>
       <w:pPr>
-        <w:pStyle w:val="Heading3"/>
-      </w:pPr>
-      <w:r>
-        <w:t>Assess independent transfer</w:t>
+        <w:spacing w:line="336" w:lineRule="auto" w:after="180"/>
+        <w:shd w:fill="F1F6FC"/>
+      </w:pPr>
+      <w:r>
+        <w:rPr>
+          <w:b w:val="0"/>
+        </w:rPr>
+        <w:t>Teacher explanation: No. Their positions in the generated sequence differ, though coincidental equality is not logically impossible.</w:t>
       </w:r>
     </w:p>
     <w:p>
-      <w:r>
-        <w:t>Selected case: Use J(a) = (a - 3) squared, gradient 2(a - 3), rate 0.25 and two updates. Restart from a = 1, then restart from a = 5. Calculate both traces and final losses. Explain what can be concluded about these two runs.</w:t>
+      <w:pPr>
+        <w:spacing w:line="336" w:lineRule="auto" w:after="180"/>
+        <w:shd w:fill="F1F6FC"/>
+      </w:pPr>
+      <w:r>
+        <w:rPr>
+          <w:b w:val="0"/>
+        </w:rPr>
+        <w:t xml:space="preserve">Save the actual initial arrays, parameter order and random-call procedure as well as the </w:t>
+      </w:r>
+      <w:r>
+        <w:rPr>
+          <w:b/>
+        </w:rPr>
+        <w:t>seed</w:t>
+      </w:r>
+      <w:r>
+        <w:rPr>
+          <w:b w:val="0"/>
+        </w:rPr>
+        <w:t>.</w:t>
       </w:r>
     </w:p>
     <w:p>
@@ -1791,11 +3115,214 @@
         <w:pStyle w:val="Heading3"/>
       </w:pPr>
       <w:r>
-        <w:t>Selected case answer</w:t>
+        <w:t>W4 Transfer the starting-value experiment independently</w:t>
       </w:r>
     </w:p>
     <w:p>
-      <w:r>
+      <w:pPr>
+        <w:pStyle w:val="Heading3"/>
+      </w:pPr>
+      <w:r>
+        <w:t>Workbook question · W4</w:t>
+      </w:r>
+    </w:p>
+    <w:p>
+      <w:pPr>
+        <w:spacing w:line="336" w:lineRule="auto" w:after="180"/>
+        <w:shd w:fill="F5F1FB"/>
+      </w:pPr>
+      <w:r>
+        <w:rPr>
+          <w:b w:val="0"/>
+        </w:rPr>
+        <w:t>Use J(a) = (a - 3) squared, gradient 2(a - 3), rate 0.25 and two updates. Restart from a = 1, then restart from a = 5. Calculate both traces and final losses. Explain what can be concluded about these two runs.</w:t>
+      </w:r>
+    </w:p>
+    <w:p>
+      <w:pPr>
+        <w:pStyle w:val="Heading3"/>
+      </w:pPr>
+      <w:r>
+        <w:t>Teacher reasoning · W4</w:t>
+      </w:r>
+    </w:p>
+    <w:p>
+      <w:pPr>
+        <w:spacing w:line="336" w:lineRule="auto" w:after="180"/>
+        <w:shd w:fill="F1F6FC"/>
+      </w:pPr>
+      <w:r>
+        <w:rPr>
+          <w:b w:val="0"/>
+        </w:rPr>
+        <w:t>Teacher explanation: Start 1 gives 1, 2, 2.5 and final loss 0.25. Start 5 gives 5, 4, 3.5 and final loss 0.25. Equal initial distances yield equal final losses under this rule, but the final parameters differ.</w:t>
+      </w:r>
+    </w:p>
+    <w:p>
+      <w:pPr>
+        <w:pStyle w:val="Heading3"/>
+      </w:pPr>
+      <w:r>
+        <w:t>W5 Test repeated correctness</w:t>
+      </w:r>
+    </w:p>
+    <w:p>
+      <w:pPr>
+        <w:pStyle w:val="Heading3"/>
+      </w:pPr>
+      <w:r>
+        <w:t>Workbook question · W5</w:t>
+      </w:r>
+    </w:p>
+    <w:p>
+      <w:pPr>
+        <w:spacing w:line="336" w:lineRule="auto" w:after="180"/>
+        <w:shd w:fill="F5F1FB"/>
+      </w:pPr>
+      <w:r>
+        <w:rPr>
+          <w:b w:val="0"/>
+        </w:rPr>
+        <w:t xml:space="preserve">A forward-pass program returns the same wrong answer every run with a fixed </w:t>
+      </w:r>
+      <w:r>
+        <w:rPr>
+          <w:b/>
+        </w:rPr>
+        <w:t>seed</w:t>
+      </w:r>
+      <w:r>
+        <w:rPr>
+          <w:b w:val="0"/>
+        </w:rPr>
+        <w:t>. Has repeatability verified the implementation? Name two stronger checks.</w:t>
+      </w:r>
+    </w:p>
+    <w:p>
+      <w:pPr>
+        <w:pStyle w:val="Heading3"/>
+      </w:pPr>
+      <w:r>
+        <w:t>Teacher reasoning · W5</w:t>
+      </w:r>
+    </w:p>
+    <w:p>
+      <w:pPr>
+        <w:spacing w:line="336" w:lineRule="auto" w:after="180"/>
+        <w:shd w:fill="F1F6FC"/>
+      </w:pPr>
+      <w:r>
+        <w:rPr>
+          <w:b w:val="0"/>
+        </w:rPr>
+        <w:t>Teacher explanation: No. Compare intermediate values with independent hand calculations, test shapes and boundary cases, or compare analytical gradients with numerical probes away from activation corners.</w:t>
+      </w:r>
+    </w:p>
+    <w:p>
+      <w:pPr>
+        <w:spacing w:line="336" w:lineRule="auto" w:after="180"/>
+        <w:shd w:fill="F1F6FC"/>
+      </w:pPr>
+      <w:r>
+        <w:rPr>
+          <w:b w:val="0"/>
+        </w:rPr>
+        <w:t>Repeating the same result only checks consistency.</w:t>
+      </w:r>
+    </w:p>
+    <w:p>
+      <w:pPr>
+        <w:pStyle w:val="Heading3"/>
+      </w:pPr>
+      <w:r>
+        <w:t>Independent assessment and fresh retry</w:t>
+      </w:r>
+    </w:p>
+    <w:p>
+      <w:pPr>
+        <w:pStyle w:val="Heading3"/>
+      </w:pPr>
+      <w:r>
+        <w:t>Teacher key · Independent assessment and fresh retry</w:t>
+      </w:r>
+    </w:p>
+    <w:p>
+      <w:pPr>
+        <w:spacing w:line="336" w:lineRule="auto" w:after="180"/>
+        <w:shd w:fill="F1F6FC"/>
+      </w:pPr>
+      <w:r>
+        <w:rPr>
+          <w:b w:val="0"/>
+        </w:rPr>
+        <w:t>W4 requires traces ending at 2.5 and 3.5, both with loss 0.25. Fresh retry: J(c) = 2(c - 1) squared, gradient 4(c - 1), rate 0.125 and two updates. Start -1 gives -1, 0, 0.5; start 3 gives 3, 2, 1.5. Both final losses are 0.5.</w:t>
+      </w:r>
+    </w:p>
+    <w:p>
+      <w:pPr>
+        <w:spacing w:line="336" w:lineRule="auto" w:after="180"/>
+        <w:shd w:fill="F1F6FC"/>
+      </w:pPr>
+      <w:r>
+        <w:rPr>
+          <w:b w:val="0"/>
+        </w:rPr>
+        <w:t>Require a conclusion restricted to the declared runs.</w:t>
+      </w:r>
+    </w:p>
+    <w:p>
+      <w:pPr>
+        <w:pStyle w:val="Heading3"/>
+      </w:pPr>
+      <w:r>
+        <w:t>Assess independent transfer</w:t>
+      </w:r>
+    </w:p>
+    <w:p>
+      <w:pPr>
+        <w:pStyle w:val="Heading3"/>
+      </w:pPr>
+      <w:r>
+        <w:t>Independent question · withhold the key</w:t>
+      </w:r>
+    </w:p>
+    <w:p>
+      <w:pPr>
+        <w:spacing w:line="336" w:lineRule="auto" w:after="180"/>
+        <w:shd w:fill="F5F1FB"/>
+      </w:pPr>
+      <w:r>
+        <w:rPr>
+          <w:b w:val="0"/>
+        </w:rPr>
+        <w:t>Selected case: Use J(a) = (a - 3) squared, gradient 2(a - 3), rate 0.25 and two updates. Restart from a = 1, then restart from a = 5. Calculate both traces and final losses. Explain what can be concluded about these two runs.</w:t>
+      </w:r>
+    </w:p>
+    <w:p>
+      <w:pPr>
+        <w:pStyle w:val="Heading3"/>
+      </w:pPr>
+      <w:r>
+        <w:t>Selected case answer</w:t>
+      </w:r>
+    </w:p>
+    <w:p>
+      <w:pPr>
+        <w:pStyle w:val="Heading3"/>
+      </w:pPr>
+      <w:r>
+        <w:t>Teacher key · Selected case answer</w:t>
+      </w:r>
+    </w:p>
+    <w:p>
+      <w:pPr>
+        <w:spacing w:line="336" w:lineRule="auto" w:after="180"/>
+        <w:shd w:fill="F1F6FC"/>
+      </w:pPr>
+      <w:r>
+        <w:rPr>
+          <w:b w:val="0"/>
+        </w:rPr>
         <w:t>Teacher explanation: Start 1 gives 1, 2, 2.5 and final loss 0.25. Start 5 gives 5, 4, 3.5 and final loss 0.25. Equal initial distances yield equal final losses under this rule, but the final parameters differ.</w:t>
       </w:r>
     </w:p>
@@ -1902,67 +3429,281 @@
       </w:tr>
     </w:tbl>
     <w:p>
-      <w:r>
-        <w:t>Record each dimension as not yet, with support, or independent. Accept a valid alternative procedure with a defensible trace. Do not penalise an honestly recorded model failure if the learner correctly explains its evidence and limits.</w:t>
+      <w:pPr>
+        <w:pStyle w:val="Heading3"/>
+      </w:pPr>
+      <w:r>
+        <w:t>Teacher key · Selected case answer</w:t>
       </w:r>
     </w:p>
     <w:p>
       <w:pPr>
-        <w:pStyle w:val="Heading3"/>
-      </w:pPr>
-      <w:r>
-        <w:t>Feedback that the learner uses</w:t>
+        <w:spacing w:line="336" w:lineRule="auto" w:after="180"/>
+        <w:shd w:fill="F1F6FC"/>
+      </w:pPr>
+      <w:r>
+        <w:rPr>
+          <w:b w:val="0"/>
+        </w:rPr>
+        <w:t>Record each dimension as not yet, with support, or independent. Accept a valid alternative procedure with a defensible trace.</w:t>
       </w:r>
     </w:p>
     <w:p>
-      <w:r>
-        <w:t>Name the earliest unsupported step and give one action to repair it. Have the learner make that repair now and explain why. Then assess the relevant skill on a fresh, fully specified case. Confirm it was not previously practised with feedback; solve and check the new case before assigning it. A follow-up design prompt is a starting brief, not automatically an equivalent test.</w:t>
+      <w:pPr>
+        <w:spacing w:line="336" w:lineRule="auto" w:after="180"/>
+        <w:shd w:fill="F1F6FC"/>
+      </w:pPr>
+      <w:r>
+        <w:rPr>
+          <w:b w:val="0"/>
+        </w:rPr>
+        <w:t xml:space="preserve">Do not penalise an honestly recorded model failure if the learner correctly explains its </w:t>
+      </w:r>
+      <w:r>
+        <w:rPr>
+          <w:b/>
+        </w:rPr>
+        <w:t>evidence</w:t>
+      </w:r>
+      <w:r>
+        <w:rPr>
+          <w:b w:val="0"/>
+        </w:rPr>
+        <w:t xml:space="preserve"> and limits.</w:t>
       </w:r>
     </w:p>
     <w:p>
       <w:pPr>
-        <w:pStyle w:val="Heading1"/>
-      </w:pPr>
-      <w:r>
-        <w:t>06. Connect the project, support and next lesson</w:t>
+        <w:pStyle w:val="Heading3"/>
+      </w:pPr>
+      <w:r>
+        <w:t>Feedback that the learner uses</w:t>
       </w:r>
     </w:p>
     <w:p>
-      <w:r>
-        <w:t>Add a labelled initialisation and reproducibility evidence sheet to Image-pattern Network Investigation. Show how you can trace how starting values affect a fixed training budget. Use the supplied fictional case and keep its inputs, intermediate steps, calculation or prediction, and limitation. Connect this record to last week’s record; a matching answer without a trace is insufficient.</w:t>
+      <w:pPr>
+        <w:spacing w:line="336" w:lineRule="auto" w:after="180"/>
+      </w:pPr>
+      <w:r>
+        <w:rPr>
+          <w:b w:val="0"/>
+        </w:rPr>
+        <w:t>Name the earliest unsupported step and give one action to repair it. Have the learner make that repair now and explain why. Then assess the relevant skill on a fresh, fully specified case.</w:t>
       </w:r>
     </w:p>
     <w:p>
-      <w:r>
-        <w:t>Provide a number line and a ledger for start, gradient and updated value. Save concrete arrays instead of relying on seed vocabulary alone. Extension: use symmetric differences with step 0.001 to check all four initial gradients in the positive-region two-unit example, then explain why identical computations preserve symmetry.</w:t>
+      <w:pPr>
+        <w:spacing w:line="336" w:lineRule="auto" w:after="180"/>
+      </w:pPr>
+      <w:r>
+        <w:rPr>
+          <w:b w:val="0"/>
+        </w:rPr>
+        <w:t>Confirm it was not previously practised with feedback; solve and check the new case before assigning it. A follow-up design prompt is a starting brief, not automatically an equivalent test.</w:t>
       </w:r>
     </w:p>
     <w:p>
-      <w:r>
-        <w:t>Week 18 debugs dimension contracts, gradient order and update direction.</w:t>
+      <w:pPr>
+        <w:pStyle w:val="Heading1"/>
+      </w:pPr>
+      <w:r>
+        <w:t>06. Connect the project, support and next lesson</w:t>
       </w:r>
     </w:p>
     <w:p>
       <w:r>
-        <w:t>Retain the project ledger and assess a changed case after support. Check the relevant prerequisite before carrying this component forward.</w:t>
+        <w:t>Connect Initialisation and reproducibility to Image-pattern Network Investigation, adapt support and plan a later changed-case check.</w:t>
       </w:r>
     </w:p>
     <w:p>
       <w:pPr>
-        <w:pStyle w:val="Heading3"/>
-      </w:pPr>
-      <w:r>
-        <w:t>Plan the delayed return</w:t>
+        <w:spacing w:line="336" w:lineRule="auto" w:after="180"/>
+      </w:pPr>
+      <w:r>
+        <w:rPr>
+          <w:b w:val="0"/>
+        </w:rPr>
+        <w:t xml:space="preserve">Add a labelled </w:t>
+      </w:r>
+      <w:r>
+        <w:rPr>
+          <w:b/>
+        </w:rPr>
+        <w:t>initialisation</w:t>
+      </w:r>
+      <w:r>
+        <w:rPr>
+          <w:b w:val="0"/>
+        </w:rPr>
+        <w:t xml:space="preserve"> and reproducibility </w:t>
+      </w:r>
+      <w:r>
+        <w:rPr>
+          <w:b/>
+        </w:rPr>
+        <w:t>evidence</w:t>
+      </w:r>
+      <w:r>
+        <w:rPr>
+          <w:b w:val="0"/>
+        </w:rPr>
+        <w:t xml:space="preserve"> sheet to Image-pattern Network Investigation. Show how you can trace how starting values affect a fixed </w:t>
+      </w:r>
+      <w:r>
+        <w:rPr>
+          <w:b/>
+        </w:rPr>
+        <w:t>training</w:t>
+      </w:r>
+      <w:r>
+        <w:rPr>
+          <w:b w:val="0"/>
+        </w:rPr>
+        <w:t xml:space="preserve"> budget.</w:t>
       </w:r>
     </w:p>
     <w:p>
-      <w:r>
-        <w:t>Suggested return points in this level: ai-5/18, ai-5/20, ai-5/23. Use actual classroom dates, adjusting for holidays and gaps. One, three and six teaching weeks are scheduling choices, not a claimed optimal spacing.</w:t>
+      <w:pPr>
+        <w:spacing w:line="336" w:lineRule="auto" w:after="180"/>
+      </w:pPr>
+      <w:r>
+        <w:rPr>
+          <w:b w:val="0"/>
+        </w:rPr>
+        <w:t xml:space="preserve">Use the supplied fictional case and keep its </w:t>
+      </w:r>
+      <w:r>
+        <w:rPr>
+          <w:b/>
+        </w:rPr>
+        <w:t>input</w:t>
+      </w:r>
+      <w:r>
+        <w:rPr>
+          <w:b w:val="0"/>
+        </w:rPr>
+        <w:t xml:space="preserve">s, intermediate steps, calculation or </w:t>
+      </w:r>
+      <w:r>
+        <w:rPr>
+          <w:b/>
+        </w:rPr>
+        <w:t>prediction</w:t>
+      </w:r>
+      <w:r>
+        <w:rPr>
+          <w:b w:val="0"/>
+        </w:rPr>
+        <w:t>, and limitation. Connect this record to last week’s record; a matching answer without a trace is insufficient.</w:t>
       </w:r>
     </w:p>
     <w:p>
-      <w:r>
-        <w:t>At a delayed check, ask for the idea from memory and a changed application. Compare with the earlier independent response and record support used. For a new level, revisit the previous capstone before checking the new prerequisites.</w:t>
+      <w:pPr>
+        <w:spacing w:line="336" w:lineRule="auto" w:after="180"/>
+      </w:pPr>
+      <w:r>
+        <w:rPr>
+          <w:b w:val="0"/>
+        </w:rPr>
+        <w:t xml:space="preserve">Provide a number line and a ledger for start, gradient and updated value. Save concrete arrays instead of relying on </w:t>
+      </w:r>
+      <w:r>
+        <w:rPr>
+          <w:b/>
+        </w:rPr>
+        <w:t>seed</w:t>
+      </w:r>
+      <w:r>
+        <w:rPr>
+          <w:b w:val="0"/>
+        </w:rPr>
+        <w:t xml:space="preserve"> vocabulary alone.</w:t>
+      </w:r>
+    </w:p>
+    <w:p>
+      <w:pPr>
+        <w:spacing w:line="336" w:lineRule="auto" w:after="180"/>
+      </w:pPr>
+      <w:r>
+        <w:rPr>
+          <w:b w:val="0"/>
+        </w:rPr>
+        <w:t xml:space="preserve">Extension: use symmetric differences with step 0.001 to check all four initial gradients in the positive-region two-unit example, then explain why identical computations preserve </w:t>
+      </w:r>
+      <w:r>
+        <w:rPr>
+          <w:b/>
+        </w:rPr>
+        <w:t>symmetry</w:t>
+      </w:r>
+      <w:r>
+        <w:rPr>
+          <w:b w:val="0"/>
+        </w:rPr>
+        <w:t>.</w:t>
+      </w:r>
+    </w:p>
+    <w:p>
+      <w:pPr>
+        <w:spacing w:line="336" w:lineRule="auto" w:after="180"/>
+      </w:pPr>
+      <w:r>
+        <w:rPr>
+          <w:b w:val="0"/>
+        </w:rPr>
+        <w:t>Week 18 debugs dimension contracts, gradient order and update direction.</w:t>
+      </w:r>
+    </w:p>
+    <w:p>
+      <w:pPr>
+        <w:spacing w:line="336" w:lineRule="auto" w:after="180"/>
+      </w:pPr>
+      <w:r>
+        <w:rPr>
+          <w:b w:val="0"/>
+        </w:rPr>
+        <w:t>Retain the project ledger and assess a changed case after support. Check the relevant prerequisite before carrying this component forward.</w:t>
+      </w:r>
+    </w:p>
+    <w:p>
+      <w:pPr>
+        <w:pStyle w:val="Heading3"/>
+      </w:pPr>
+      <w:r>
+        <w:t>Plan the delayed return</w:t>
+      </w:r>
+    </w:p>
+    <w:p>
+      <w:pPr>
+        <w:spacing w:line="336" w:lineRule="auto" w:after="180"/>
+      </w:pPr>
+      <w:r>
+        <w:rPr>
+          <w:b w:val="0"/>
+        </w:rPr>
+        <w:t>Suggested return points in this level: ai-5/18, ai-5/20, ai-5/23. Use actual classroom dates, adjusting for holidays and gaps. One, three and six teaching weeks are scheduling choices, not a claimed optimal spacing.</w:t>
+      </w:r>
+    </w:p>
+    <w:p>
+      <w:pPr>
+        <w:spacing w:line="336" w:lineRule="auto" w:after="180"/>
+      </w:pPr>
+      <w:r>
+        <w:rPr>
+          <w:b w:val="0"/>
+        </w:rPr>
+        <w:t>At a delayed check, ask for the idea from memory and a changed application. Compare with the earlier independent response and record support used.</w:t>
+      </w:r>
+    </w:p>
+    <w:p>
+      <w:pPr>
+        <w:spacing w:line="336" w:lineRule="auto" w:after="180"/>
+      </w:pPr>
+      <w:r>
+        <w:rPr>
+          <w:b w:val="0"/>
+        </w:rPr>
+        <w:t>For a new level, revisit the previous capstone before checking the new prerequisites.</w:t>
       </w:r>
     </w:p>
     <w:tbl>
@@ -2122,8 +3863,26 @@
       </w:tr>
     </w:tbl>
     <w:p>
-      <w:r>
-        <w:t>Use the evidence to choose reteaching or the next step. A completed page, confidence rating or attractive project does not by itself demonstrate understanding.</w:t>
+      <w:pPr>
+        <w:spacing w:line="336" w:lineRule="auto" w:after="180"/>
+      </w:pPr>
+      <w:r>
+        <w:rPr>
+          <w:b w:val="0"/>
+        </w:rPr>
+        <w:t xml:space="preserve">Use the </w:t>
+      </w:r>
+      <w:r>
+        <w:rPr>
+          <w:b/>
+        </w:rPr>
+        <w:t>evidence</w:t>
+      </w:r>
+      <w:r>
+        <w:rPr>
+          <w:b w:val="0"/>
+        </w:rPr>
+        <w:t xml:space="preserve"> to choose reteaching or the next step. A completed page, confidence rating or attractive project does not by itself demonstrate understanding.</w:t>
       </w:r>
     </w:p>
     <w:p>
@@ -2135,26 +3894,105 @@
       </w:r>
     </w:p>
     <w:p>
-      <w:r>
-        <w:t>For your Image-pattern Network Investigation, save the input, procedure, observed result and limitation of this check. Label this worked example as practice; use a different, previously unreviewed case when checking independent understanding.</w:t>
+      <w:pPr>
+        <w:spacing w:line="336" w:lineRule="auto" w:after="180"/>
+      </w:pPr>
+      <w:r>
+        <w:rPr>
+          <w:b w:val="0"/>
+        </w:rPr>
+        <w:t xml:space="preserve">For your Image-pattern Network Investigation, save the </w:t>
+      </w:r>
+      <w:r>
+        <w:rPr>
+          <w:b/>
+        </w:rPr>
+        <w:t>input</w:t>
+      </w:r>
+      <w:r>
+        <w:rPr>
+          <w:b w:val="0"/>
+        </w:rPr>
+        <w:t>, procedure, observed result and limitation of this check.</w:t>
       </w:r>
     </w:p>
     <w:p>
       <w:pPr>
-        <w:pStyle w:val="Heading1"/>
-      </w:pPr>
-      <w:r>
-        <w:t>07. Prepare, teach and assess</w:t>
+        <w:spacing w:line="336" w:lineRule="auto" w:after="180"/>
+      </w:pPr>
+      <w:r>
+        <w:rPr>
+          <w:b w:val="0"/>
+        </w:rPr>
+        <w:t>Label this worked example as practice; use a different, previously unreviewed case when checking independent understanding.</w:t>
       </w:r>
     </w:p>
     <w:p>
-      <w:r>
-        <w:t>Teaching target: Trace how starting values affect a fixed training budget</w:t>
+      <w:pPr>
+        <w:pStyle w:val="Heading1"/>
+      </w:pPr>
+      <w:r>
+        <w:t>07. Prepare, teach and assess</w:t>
       </w:r>
     </w:p>
     <w:p>
       <w:r>
-        <w:t>Prepare the labelled worked-case picture, the matching workbook, fictional input cards and a place for individual responses. Check a local Python 3 environment before class; have a paper-trace version ready.</w:t>
+        <w:t>Use this preparation summary alongside the detailed Initialisation and reproducibility lesson; it is a checklist rather than a replacement for the full sequence.</w:t>
+      </w:r>
+    </w:p>
+    <w:p>
+      <w:pPr>
+        <w:pStyle w:val="Heading3"/>
+      </w:pPr>
+      <w:r>
+        <w:t>Teaching target</w:t>
+      </w:r>
+    </w:p>
+    <w:p>
+      <w:pPr>
+        <w:spacing w:line="336" w:lineRule="auto" w:after="180"/>
+        <w:shd w:fill="EDF7F3"/>
+      </w:pPr>
+      <w:r>
+        <w:rPr>
+          <w:b w:val="0"/>
+        </w:rPr>
+        <w:t xml:space="preserve">Teaching target: Trace how starting values affect a fixed </w:t>
+      </w:r>
+      <w:r>
+        <w:rPr>
+          <w:b/>
+        </w:rPr>
+        <w:t>training</w:t>
+      </w:r>
+      <w:r>
+        <w:rPr>
+          <w:b w:val="0"/>
+        </w:rPr>
+        <w:t xml:space="preserve"> budget</w:t>
+      </w:r>
+    </w:p>
+    <w:p>
+      <w:pPr>
+        <w:spacing w:line="336" w:lineRule="auto" w:after="180"/>
+      </w:pPr>
+      <w:r>
+        <w:rPr>
+          <w:b w:val="0"/>
+        </w:rPr>
+        <w:t xml:space="preserve">Prepare the labelled worked-case picture, the matching workbook, fictional </w:t>
+      </w:r>
+      <w:r>
+        <w:rPr>
+          <w:b/>
+        </w:rPr>
+        <w:t>input</w:t>
+      </w:r>
+      <w:r>
+        <w:rPr>
+          <w:b w:val="0"/>
+        </w:rPr>
+        <w:t xml:space="preserve"> cards and a place for individual responses. Check a local Python 3 environment before class; have a paper-trace version ready.</w:t>
       </w:r>
     </w:p>
     <w:tbl>
@@ -2301,37 +4139,231 @@
       </w:tr>
     </w:tbl>
     <w:p>
-      <w:r>
-        <w:t>Before class, solve the supported practice: The lesson runs starting at 1 and 3 finish with the same training MSE. Give their final v values and explain the equality without calling the models identical.</w:t>
+      <w:pPr>
+        <w:spacing w:line="336" w:lineRule="auto" w:after="180"/>
+      </w:pPr>
+      <w:r>
+        <w:rPr>
+          <w:b w:val="0"/>
+        </w:rPr>
+        <w:t xml:space="preserve">Before class, solve the supported practice: The lesson runs starting at 1 and 3 finish with the same </w:t>
+      </w:r>
+      <w:r>
+        <w:rPr>
+          <w:b/>
+        </w:rPr>
+        <w:t>training</w:t>
+      </w:r>
+      <w:r>
+        <w:rPr>
+          <w:b w:val="0"/>
+        </w:rPr>
+        <w:t xml:space="preserve"> MSE. Give their final v values and explain the equality without calling the models identical.</w:t>
       </w:r>
     </w:p>
     <w:p>
-      <w:r>
-        <w:t>Reasoned practice answer: Teacher explanation: They finish at 1.75 and 2.25. Both are distance 0.25 from 2, so both have MSE 0.15625. Their predictions for nonzero positive inputs differ.</w:t>
+      <w:pPr>
+        <w:pStyle w:val="Heading3"/>
+      </w:pPr>
+      <w:r>
+        <w:t>Supported practice answer</w:t>
       </w:r>
     </w:p>
     <w:p>
-      <w:r>
-        <w:t>Check every learner before discussion: Use the worked case for Initialisation and reproducibility. Proposed explanation: “The same seed specifies the entire experiment”. Decide whether this explanation is supported. Point to the step or supplied fact that decides; explain your repair if needed.</w:t>
+      <w:pPr>
+        <w:spacing w:line="336" w:lineRule="auto" w:after="180"/>
+        <w:shd w:fill="F1F6FC"/>
+      </w:pPr>
+      <w:r>
+        <w:rPr>
+          <w:b w:val="0"/>
+        </w:rPr>
+        <w:t xml:space="preserve">Reasoned practice answer: Teacher explanation: They finish at 1.75 and 2.25. Both are distance 0.25 from 2, so both have MSE 0.15625. Their </w:t>
+      </w:r>
+      <w:r>
+        <w:rPr>
+          <w:b/>
+        </w:rPr>
+        <w:t>prediction</w:t>
+      </w:r>
+      <w:r>
+        <w:rPr>
+          <w:b w:val="0"/>
+        </w:rPr>
+        <w:t xml:space="preserve">s for nonzero positive </w:t>
+      </w:r>
+      <w:r>
+        <w:rPr>
+          <w:b/>
+        </w:rPr>
+        <w:t>input</w:t>
+      </w:r>
+      <w:r>
+        <w:rPr>
+          <w:b w:val="0"/>
+        </w:rPr>
+        <w:t>s differ.</w:t>
       </w:r>
     </w:p>
     <w:p>
-      <w:r>
-        <w:t>Misconception repair: Data, call order, batching, code and numerical environment also matter.</w:t>
+      <w:pPr>
+        <w:spacing w:line="336" w:lineRule="auto" w:after="180"/>
+      </w:pPr>
+      <w:r>
+        <w:rPr>
+          <w:b w:val="0"/>
+        </w:rPr>
+        <w:t xml:space="preserve">Check every learner before discussion: Use the worked case for </w:t>
+      </w:r>
+      <w:r>
+        <w:rPr>
+          <w:b/>
+        </w:rPr>
+        <w:t>Initialisation</w:t>
+      </w:r>
+      <w:r>
+        <w:rPr>
+          <w:b w:val="0"/>
+        </w:rPr>
+        <w:t xml:space="preserve"> and reproducibility. Proposed explanation: “The same </w:t>
+      </w:r>
+      <w:r>
+        <w:rPr>
+          <w:b/>
+        </w:rPr>
+        <w:t>seed</w:t>
+      </w:r>
+      <w:r>
+        <w:rPr>
+          <w:b w:val="0"/>
+        </w:rPr>
+        <w:t xml:space="preserve"> specifies the entire experiment”. Decide whether this explanation is supported.</w:t>
       </w:r>
     </w:p>
     <w:p>
-      <w:r>
-        <w:t>Support: read the exact case aloud, enlarge the labelled picture, supply input cards and model only the first deciding step. Accept a spoken explanation or drawing; retain the reasoning goal.</w:t>
+      <w:pPr>
+        <w:spacing w:line="336" w:lineRule="auto" w:after="180"/>
+      </w:pPr>
+      <w:r>
+        <w:rPr>
+          <w:b w:val="0"/>
+        </w:rPr>
+        <w:t>Point to the step or supplied fact that decides; explain your repair if needed.</w:t>
       </w:r>
     </w:p>
     <w:p>
-      <w:r>
-        <w:t>Extension: Repeat the a = 0 run with identical arithmetic and settings. Require a prediction and a reason before comparing. Expected result: It again reaches1 then 1.5 in this deterministic toy calculation. Reason: Identical initial state and update rules determine the same arithmetic trace.</w:t>
+      <w:pPr>
+        <w:pStyle w:val="Heading3"/>
+      </w:pPr>
+      <w:r>
+        <w:t>Repair the misconception</w:t>
       </w:r>
     </w:p>
     <w:p>
-      <w:r>
+      <w:pPr>
+        <w:spacing w:line="336" w:lineRule="auto" w:after="180"/>
+        <w:shd w:fill="FFF5E6"/>
+      </w:pPr>
+      <w:r>
+        <w:rPr>
+          <w:b w:val="0"/>
+        </w:rPr>
+        <w:t>Misconception repair: Data, call order, batching, code and numerical environment also matter.</w:t>
+      </w:r>
+    </w:p>
+    <w:p>
+      <w:pPr>
+        <w:pStyle w:val="Heading3"/>
+      </w:pPr>
+      <w:r>
+        <w:t>Support without giving away the answer</w:t>
+      </w:r>
+    </w:p>
+    <w:p>
+      <w:pPr>
+        <w:spacing w:line="336" w:lineRule="auto" w:after="180"/>
+        <w:shd w:fill="F1F6F8"/>
+      </w:pPr>
+      <w:r>
+        <w:rPr>
+          <w:b w:val="0"/>
+        </w:rPr>
+        <w:t xml:space="preserve">Support: read the exact case aloud, enlarge the labelled picture, supply </w:t>
+      </w:r>
+      <w:r>
+        <w:rPr>
+          <w:b/>
+        </w:rPr>
+        <w:t>input</w:t>
+      </w:r>
+      <w:r>
+        <w:rPr>
+          <w:b w:val="0"/>
+        </w:rPr>
+        <w:t xml:space="preserve"> cards and model only the first deciding step. Accept a spoken explanation or drawing; retain the reasoning goal.</w:t>
+      </w:r>
+    </w:p>
+    <w:p>
+      <w:pPr>
+        <w:pStyle w:val="Heading3"/>
+      </w:pPr>
+      <w:r>
+        <w:t>Extend the reasoning</w:t>
+      </w:r>
+    </w:p>
+    <w:p>
+      <w:pPr>
+        <w:spacing w:line="336" w:lineRule="auto" w:after="180"/>
+        <w:shd w:fill="F5F1FB"/>
+      </w:pPr>
+      <w:r>
+        <w:rPr>
+          <w:b w:val="0"/>
+        </w:rPr>
+        <w:t xml:space="preserve">Extension: Repeat the a = 0 run with identical arithmetic and settings. Require a </w:t>
+      </w:r>
+      <w:r>
+        <w:rPr>
+          <w:b/>
+        </w:rPr>
+        <w:t>prediction</w:t>
+      </w:r>
+      <w:r>
+        <w:rPr>
+          <w:b w:val="0"/>
+        </w:rPr>
+        <w:t xml:space="preserve"> and a reason before comparing. Expected result: It again reaches1 then 1.5 in this deterministic toy calculation.</w:t>
+      </w:r>
+    </w:p>
+    <w:p>
+      <w:pPr>
+        <w:spacing w:line="336" w:lineRule="auto" w:after="180"/>
+        <w:shd w:fill="F5F1FB"/>
+      </w:pPr>
+      <w:r>
+        <w:rPr>
+          <w:b w:val="0"/>
+        </w:rPr>
+        <w:t>Reason: Identical initial state and update rules determine the same arithmetic trace.</w:t>
+      </w:r>
+    </w:p>
+    <w:p>
+      <w:pPr>
+        <w:pStyle w:val="Heading3"/>
+      </w:pPr>
+      <w:r>
+        <w:t>Protect the independent attempt</w:t>
+      </w:r>
+    </w:p>
+    <w:p>
+      <w:pPr>
+        <w:spacing w:line="336" w:lineRule="auto" w:after="180"/>
+        <w:shd w:fill="FFF5E6"/>
+      </w:pPr>
+      <w:r>
+        <w:rPr>
+          <w:b w:val="0"/>
+        </w:rPr>
         <w:t>Independent assessment: withhold the reserved answer until the learner has attempted the new case. Record support separately from correctness.</w:t>
       </w:r>
     </w:p>
@@ -2520,46 +4552,960 @@
       </w:tr>
     </w:tbl>
     <w:p>
-      <w:r>
-        <w:t>Project checkpoint: Test changed cases. Keep normal, boundary and failure cases; compare expected and observed results.</w:t>
+      <w:pPr>
+        <w:pStyle w:val="Heading3"/>
+      </w:pPr>
+      <w:r>
+        <w:t>Project checkpoint</w:t>
       </w:r>
     </w:p>
     <w:p>
-      <w:r>
-        <w:t>Use the weekly teacher answer for topic-specific reasoning. A saved progress tick is an activity record; judge mastery from the learner’s explanation and evidence.</w:t>
+      <w:pPr>
+        <w:spacing w:line="336" w:lineRule="auto" w:after="180"/>
+        <w:shd w:fill="EDF7F3"/>
+      </w:pPr>
+      <w:r>
+        <w:rPr>
+          <w:b w:val="0"/>
+        </w:rPr>
+        <w:t>Project checkpoint: Test changed cases. Keep normal, boundary and failure cases; compare expected and observed results.</w:t>
       </w:r>
     </w:p>
     <w:p>
       <w:pPr>
-        <w:pStyle w:val="Heading1"/>
-      </w:pPr>
-      <w:r>
-        <w:t>08. Use feedback, labs and repair paths</w:t>
+        <w:spacing w:line="336" w:lineRule="auto" w:after="180"/>
+      </w:pPr>
+      <w:r>
+        <w:rPr>
+          <w:b w:val="0"/>
+        </w:rPr>
+        <w:t xml:space="preserve">Use the weekly teacher answer for topic-specific reasoning. A saved progress tick is an activity record; judge mastery from the learner’s explanation and </w:t>
+      </w:r>
+      <w:r>
+        <w:rPr>
+          <w:b/>
+        </w:rPr>
+        <w:t>evidence</w:t>
+      </w:r>
+      <w:r>
+        <w:rPr>
+          <w:b w:val="0"/>
+        </w:rPr>
+        <w:t>.</w:t>
       </w:r>
     </w:p>
     <w:p>
-      <w:r>
-        <w:t>Use the two formative questions as supported practice, not as independent mastery scores. Discuss the deciding evidence rather than accepting a guessed selection.</w:t>
+      <w:pPr>
+        <w:pStyle w:val="Heading1"/>
+      </w:pPr>
+      <w:r>
+        <w:t>08. Use feedback, labs and repair paths</w:t>
       </w:r>
     </w:p>
     <w:p>
       <w:r>
-        <w:t>The feedback comes from the reviewed public worked case. Do not reveal the separately reserved independent teacher answer until the learner has attempted that case.</w:t>
+        <w:t>Use feedback, earlier review and portfolios purposefully. Apply the coding routine only when this lesson has an executable lab.</w:t>
       </w:r>
     </w:p>
     <w:p>
-      <w:r>
-        <w:t>Ask students to predict before running code. Preserve errors and actual outputs; collect a changed test and an explanation. The branch-boundary and indexing lessons deliberately include failure cases.</w:t>
+      <w:pPr>
+        <w:spacing w:line="336" w:lineRule="auto" w:after="180"/>
+      </w:pPr>
+      <w:r>
+        <w:rPr>
+          <w:b w:val="0"/>
+        </w:rPr>
+        <w:t xml:space="preserve">Use the two formative questions as supported practice, not as independent mastery scores. Discuss the deciding </w:t>
+      </w:r>
+      <w:r>
+        <w:rPr>
+          <w:b/>
+        </w:rPr>
+        <w:t>evidence</w:t>
+      </w:r>
+      <w:r>
+        <w:rPr>
+          <w:b w:val="0"/>
+        </w:rPr>
+        <w:t xml:space="preserve"> rather than accepting a guessed selection.</w:t>
       </w:r>
     </w:p>
     <w:p>
-      <w:r>
-        <w:t>Use the earlier worked-explanation links to address a specific missing building block, then return to the current question. Adapt this suggestion after observing the learner; it is not an automatic diagnosis.</w:t>
+      <w:pPr>
+        <w:spacing w:line="336" w:lineRule="auto" w:after="180"/>
+      </w:pPr>
+      <w:r>
+        <w:rPr>
+          <w:b w:val="0"/>
+        </w:rPr>
+        <w:t>The feedback comes from the reviewed public worked case. Do not reveal the separately reserved independent teacher answer until the learner has attempted that case.</w:t>
       </w:r>
     </w:p>
     <w:p>
-      <w:r>
-        <w:t>Collect the completed-work portfolio as evidence. Record support separately from correctness, and assess explanation, trace/test and limitations. Progress ticks and quiz selections alone do not establish mastery.</w:t>
+      <w:pPr>
+        <w:spacing w:line="336" w:lineRule="auto" w:after="180"/>
+      </w:pPr>
+      <w:r>
+        <w:rPr>
+          <w:b w:val="0"/>
+        </w:rPr>
+        <w:t xml:space="preserve">Ask students to predict before running code. Preserve errors and actual </w:t>
+      </w:r>
+      <w:r>
+        <w:rPr>
+          <w:b/>
+        </w:rPr>
+        <w:t>output</w:t>
+      </w:r>
+      <w:r>
+        <w:rPr>
+          <w:b w:val="0"/>
+        </w:rPr>
+        <w:t>s; collect a changed test and an explanation. The branch-boundary and indexing lessons deliberately include failure cases.</w:t>
+      </w:r>
+    </w:p>
+    <w:p>
+      <w:pPr>
+        <w:spacing w:line="336" w:lineRule="auto" w:after="180"/>
+      </w:pPr>
+      <w:r>
+        <w:rPr>
+          <w:b w:val="0"/>
+        </w:rPr>
+        <w:t>Use the earlier worked-explanation links to address a specific missing building block, then return to the current question. Adapt this suggestion after observing the learner; it is not an automatic diagnosis.</w:t>
+      </w:r>
+    </w:p>
+    <w:p>
+      <w:pPr>
+        <w:spacing w:line="336" w:lineRule="auto" w:after="180"/>
+      </w:pPr>
+      <w:r>
+        <w:rPr>
+          <w:b w:val="0"/>
+        </w:rPr>
+        <w:t xml:space="preserve">Collect the completed-work portfolio as </w:t>
+      </w:r>
+      <w:r>
+        <w:rPr>
+          <w:b/>
+        </w:rPr>
+        <w:t>evidence</w:t>
+      </w:r>
+      <w:r>
+        <w:rPr>
+          <w:b w:val="0"/>
+        </w:rPr>
+        <w:t>. Record support separately from correctness, and assess explanation, trace/test and limitations. Progress ticks and quiz selections alone do not establish mastery.</w:t>
+      </w:r>
+    </w:p>
+    <w:p>
+      <w:pPr>
+        <w:pStyle w:val="Heading1"/>
+      </w:pPr>
+      <w:r>
+        <w:t>09. Visual concept journey</w:t>
+      </w:r>
+    </w:p>
+    <w:p>
+      <w:r>
+        <w:t>Show one Initialisation and reproducibility graphic at a time, request a prediction and discuss its trace before the independent assessment.</w:t>
+      </w:r>
+    </w:p>
+    <w:p>
+      <w:pPr>
+        <w:spacing w:line="336" w:lineRule="auto" w:after="180"/>
+      </w:pPr>
+      <w:r>
+        <w:rPr>
+          <w:b w:val="0"/>
+        </w:rPr>
+        <w:t xml:space="preserve">Use one picture at a time. Hide a worked result before asking for a </w:t>
+      </w:r>
+      <w:r>
+        <w:rPr>
+          <w:b/>
+        </w:rPr>
+        <w:t>prediction</w:t>
+      </w:r>
+      <w:r>
+        <w:rPr>
+          <w:b w:val="0"/>
+        </w:rPr>
+        <w:t>, then reveal it for feedback. These are supported teaching cases; retain the separate independent assessment for a fresh first attempt.</w:t>
+      </w:r>
+    </w:p>
+    <w:p>
+      <w:pPr>
+        <w:pStyle w:val="Heading3"/>
+      </w:pPr>
+      <w:r>
+        <w:t>01. Initialisation and reproducibility: the case</w:t>
+      </w:r>
+    </w:p>
+    <w:p>
+      <w:r>
+        <w:drawing>
+          <wp:inline xmlns:a="http://schemas.openxmlformats.org/drawingml/2006/main" xmlns:pic="http://schemas.openxmlformats.org/drawingml/2006/picture">
+            <wp:extent cx="5486400" cy="3142488"/>
+            <wp:docPr id="2" name="Picture 2" descr="Reproduce two training traces by saving their distinct initial values. Supplied facts: LossJ(a)=(a-2)²; gradient 2(a-2); rate 0.25; two updates. Restart from a = 0 and separately a = 4. All inputs and outcomes in this worked example are invented classroom data; no real model run is claimed."/>
+            <wp:cNvGraphicFramePr>
+              <a:graphicFrameLocks noChangeAspect="1"/>
+            </wp:cNvGraphicFramePr>
+            <a:graphic>
+              <a:graphicData uri="http://schemas.openxmlformats.org/drawingml/2006/picture">
+                <pic:pic>
+                  <pic:nvPicPr>
+                    <pic:cNvPr id="0" name="academy-story-ai-5-17-01.png"/>
+                    <pic:cNvPicPr/>
+                  </pic:nvPicPr>
+                  <pic:blipFill>
+                    <a:blip r:embed="rId10"/>
+                    <a:stretch>
+                      <a:fillRect/>
+                    </a:stretch>
+                  </pic:blipFill>
+                  <pic:spPr>
+                    <a:xfrm>
+                      <a:off x="0" y="0"/>
+                      <a:ext cx="5486400" cy="3142488"/>
+                    </a:xfrm>
+                    <a:prstGeom prst="rect"/>
+                  </pic:spPr>
+                </pic:pic>
+              </a:graphicData>
+            </a:graphic>
+          </wp:inline>
+        </w:drawing>
+      </w:r>
+    </w:p>
+    <w:p>
+      <w:pPr>
+        <w:spacing w:line="336" w:lineRule="auto" w:after="180"/>
+      </w:pPr>
+      <w:r>
+        <w:rPr>
+          <w:b w:val="0"/>
+        </w:rPr>
+        <w:t xml:space="preserve">Reproduce two </w:t>
+      </w:r>
+      <w:r>
+        <w:rPr>
+          <w:b/>
+        </w:rPr>
+        <w:t>training</w:t>
+      </w:r>
+      <w:r>
+        <w:rPr>
+          <w:b w:val="0"/>
+        </w:rPr>
+        <w:t xml:space="preserve"> traces by saving their distinct initial values. Supplied facts: LossJ(a)=(a-2)²; gradient 2(a-2); rate 0.25; two updates. Restart from a = 0 and separately a = 4.</w:t>
+      </w:r>
+    </w:p>
+    <w:p>
+      <w:pPr>
+        <w:spacing w:line="336" w:lineRule="auto" w:after="180"/>
+      </w:pPr>
+      <w:r>
+        <w:rPr>
+          <w:b w:val="0"/>
+        </w:rPr>
+        <w:t xml:space="preserve">All </w:t>
+      </w:r>
+      <w:r>
+        <w:rPr>
+          <w:b/>
+        </w:rPr>
+        <w:t>input</w:t>
+      </w:r>
+      <w:r>
+        <w:rPr>
+          <w:b w:val="0"/>
+        </w:rPr>
+        <w:t>s and outcomes in this worked example are invented classroom data; no real model run is claimed.</w:t>
+      </w:r>
+    </w:p>
+    <w:p>
+      <w:pPr>
+        <w:spacing w:line="336" w:lineRule="auto" w:after="180"/>
+        <w:shd w:fill="F5F1FB"/>
+      </w:pPr>
+      <w:r>
+        <w:rPr>
+          <w:b w:val="0"/>
+        </w:rPr>
+        <w:t>Point to the given fact that matters most. Explain why it matters.</w:t>
+      </w:r>
+    </w:p>
+    <w:p>
+      <w:pPr>
+        <w:pStyle w:val="Heading3"/>
+      </w:pPr>
+      <w:r>
+        <w:t>Discuss while showing the picture</w:t>
+      </w:r>
+    </w:p>
+    <w:p>
+      <w:pPr>
+        <w:spacing w:line="336" w:lineRule="auto" w:after="180"/>
+        <w:shd w:fill="F1F6F8"/>
+      </w:pPr>
+      <w:r>
+        <w:rPr>
+          <w:b w:val="0"/>
+        </w:rPr>
+        <w:t>Teacher prompt: Point to the given fact that matters most. Explain why it matters. Ask learners to describe one label or arrow in ordinary words. Use the adjacent transcript if the image is difficult to see.</w:t>
+      </w:r>
+    </w:p>
+    <w:p>
+      <w:pPr>
+        <w:pStyle w:val="Heading3"/>
+      </w:pPr>
+      <w:r>
+        <w:t>02. Follow the deciding steps</w:t>
+      </w:r>
+    </w:p>
+    <w:p>
+      <w:r>
+        <w:drawing>
+          <wp:inline xmlns:a="http://schemas.openxmlformats.org/drawingml/2006/main" xmlns:pic="http://schemas.openxmlformats.org/drawingml/2006/picture">
+            <wp:extent cx="5486400" cy="3337560"/>
+            <wp:docPr id="3" name="Picture 3" descr="Start from 0: Updates: a = 1 then 1.5; final loss 0.25. → Start from 4: Updates: a = 3 then 2.5; final loss 0.25. → Record experiment: Save initial values, rate, objective and update count; the same final loss hides different parameter paths."/>
+            <wp:cNvGraphicFramePr>
+              <a:graphicFrameLocks noChangeAspect="1"/>
+            </wp:cNvGraphicFramePr>
+            <a:graphic>
+              <a:graphicData uri="http://schemas.openxmlformats.org/drawingml/2006/picture">
+                <pic:pic>
+                  <pic:nvPicPr>
+                    <pic:cNvPr id="0" name="academy-story-ai-5-17-02.png"/>
+                    <pic:cNvPicPr/>
+                  </pic:nvPicPr>
+                  <pic:blipFill>
+                    <a:blip r:embed="rId11"/>
+                    <a:stretch>
+                      <a:fillRect/>
+                    </a:stretch>
+                  </pic:blipFill>
+                  <pic:spPr>
+                    <a:xfrm>
+                      <a:off x="0" y="0"/>
+                      <a:ext cx="5486400" cy="3337560"/>
+                    </a:xfrm>
+                    <a:prstGeom prst="rect"/>
+                  </pic:spPr>
+                </pic:pic>
+              </a:graphicData>
+            </a:graphic>
+          </wp:inline>
+        </w:drawing>
+      </w:r>
+    </w:p>
+    <w:p>
+      <w:pPr>
+        <w:spacing w:line="336" w:lineRule="auto" w:after="180"/>
+      </w:pPr>
+      <w:r>
+        <w:rPr>
+          <w:b w:val="0"/>
+        </w:rPr>
+        <w:t>Start from 0: Updates: a = 1 then 1.5; final loss 0.25. → Start from 4: Updates: a = 3 then 2.5; final loss 0.25. → Record experiment: Save initial values, rate, objective and update count; the same final loss hides different parameter paths.</w:t>
+      </w:r>
+    </w:p>
+    <w:p>
+      <w:pPr>
+        <w:spacing w:line="336" w:lineRule="auto" w:after="180"/>
+        <w:shd w:fill="F5F1FB"/>
+      </w:pPr>
+      <w:r>
+        <w:rPr>
+          <w:b w:val="0"/>
+        </w:rPr>
+        <w:t xml:space="preserve">Point to each numbered stage and explain which recorded </w:t>
+      </w:r>
+      <w:r>
+        <w:rPr>
+          <w:b/>
+        </w:rPr>
+        <w:t>input</w:t>
+      </w:r>
+      <w:r>
+        <w:rPr>
+          <w:b w:val="0"/>
+        </w:rPr>
+        <w:t xml:space="preserve"> it uses.</w:t>
+      </w:r>
+    </w:p>
+    <w:p>
+      <w:pPr>
+        <w:pStyle w:val="Heading3"/>
+      </w:pPr>
+      <w:r>
+        <w:t>Discuss while showing the picture</w:t>
+      </w:r>
+    </w:p>
+    <w:p>
+      <w:pPr>
+        <w:spacing w:line="336" w:lineRule="auto" w:after="180"/>
+        <w:shd w:fill="F1F6F8"/>
+      </w:pPr>
+      <w:r>
+        <w:rPr>
+          <w:b w:val="0"/>
+        </w:rPr>
+        <w:t xml:space="preserve">Teacher prompt: Point to each numbered stage and explain which recorded </w:t>
+      </w:r>
+      <w:r>
+        <w:rPr>
+          <w:b/>
+        </w:rPr>
+        <w:t>input</w:t>
+      </w:r>
+      <w:r>
+        <w:rPr>
+          <w:b w:val="0"/>
+        </w:rPr>
+        <w:t xml:space="preserve"> it uses. Ask learners to describe one label or arrow in ordinary words. Use the adjacent transcript if the image is difficult to see.</w:t>
+      </w:r>
+    </w:p>
+    <w:p>
+      <w:pPr>
+        <w:pStyle w:val="Heading3"/>
+      </w:pPr>
+      <w:r>
+        <w:t>03. Identical units receive identical updates</w:t>
+      </w:r>
+    </w:p>
+    <w:p>
+      <w:r>
+        <w:drawing>
+          <wp:inline xmlns:a="http://schemas.openxmlformats.org/drawingml/2006/main" xmlns:pic="http://schemas.openxmlformats.org/drawingml/2006/picture">
+            <wp:extent cx="5486400" cy="2834640"/>
+            <wp:docPr id="4" name="Picture 4" descr="Identical units receive identical updates. First ReLU unit | u is 1 and a is 1 | u is 0.8 and a is 0.8. Second ReLU unit | v is 1 and b is 1 | v is 0.8 and b is 0.8"/>
+            <wp:cNvGraphicFramePr>
+              <a:graphicFrameLocks noChangeAspect="1"/>
+            </wp:cNvGraphicFramePr>
+            <a:graphic>
+              <a:graphicData uri="http://schemas.openxmlformats.org/drawingml/2006/picture">
+                <pic:pic>
+                  <pic:nvPicPr>
+                    <pic:cNvPr id="0" name="academy-story-ai-5-17-03.png"/>
+                    <pic:cNvPicPr/>
+                  </pic:nvPicPr>
+                  <pic:blipFill>
+                    <a:blip r:embed="rId12"/>
+                    <a:stretch>
+                      <a:fillRect/>
+                    </a:stretch>
+                  </pic:blipFill>
+                  <pic:spPr>
+                    <a:xfrm>
+                      <a:off x="0" y="0"/>
+                      <a:ext cx="5486400" cy="2834640"/>
+                    </a:xfrm>
+                    <a:prstGeom prst="rect"/>
+                  </pic:spPr>
+                </pic:pic>
+              </a:graphicData>
+            </a:graphic>
+          </wp:inline>
+        </w:drawing>
+      </w:r>
+    </w:p>
+    <w:p>
+      <w:pPr>
+        <w:spacing w:line="336" w:lineRule="auto" w:after="180"/>
+      </w:pPr>
+      <w:r>
+        <w:rPr>
+          <w:b w:val="0"/>
+        </w:rPr>
+        <w:t>Identical units receive identical updates. First ReLU unit | u is 1 and a is 1 | u is 0.8 and a is 0.8. Second ReLU unit | v is 1 and b is 1 | v is 0.8 and b is 0.8</w:t>
+      </w:r>
+    </w:p>
+    <w:p>
+      <w:pPr>
+        <w:spacing w:line="336" w:lineRule="auto" w:after="180"/>
+        <w:shd w:fill="F5F1FB"/>
+      </w:pPr>
+      <w:r>
+        <w:rPr>
+          <w:b w:val="0"/>
+        </w:rPr>
+        <w:t>Read the labels and values. Explain the relationship the model shows.</w:t>
+      </w:r>
+    </w:p>
+    <w:p>
+      <w:pPr>
+        <w:pStyle w:val="Heading3"/>
+      </w:pPr>
+      <w:r>
+        <w:t>Discuss while showing the picture</w:t>
+      </w:r>
+    </w:p>
+    <w:p>
+      <w:pPr>
+        <w:spacing w:line="336" w:lineRule="auto" w:after="180"/>
+        <w:shd w:fill="F1F6F8"/>
+      </w:pPr>
+      <w:r>
+        <w:rPr>
+          <w:b w:val="0"/>
+        </w:rPr>
+        <w:t>Teacher prompt: Read the labels and values. Explain the relationship the model shows. Ask learners to describe one label or arrow in ordinary words. Use the adjacent transcript if the image is difficult to see.</w:t>
+      </w:r>
+    </w:p>
+    <w:p>
+      <w:pPr>
+        <w:pStyle w:val="Heading3"/>
+      </w:pPr>
+      <w:r>
+        <w:t>04. Change one thing. Trace what follows.</w:t>
+      </w:r>
+    </w:p>
+    <w:p>
+      <w:r>
+        <w:drawing>
+          <wp:inline xmlns:a="http://schemas.openxmlformats.org/drawingml/2006/main" xmlns:pic="http://schemas.openxmlformats.org/drawingml/2006/picture">
+            <wp:extent cx="5486400" cy="3041904"/>
+            <wp:docPr id="5" name="Picture 5" descr="Original case: Save initial values, rate, objective and update count; the same final loss hides different parameter paths. Changed condition: Repeat the a = 0 run with identical arithmetic and settings. Expected result: It again reaches1 then 1.5 in this deterministic toy calculation. Reason: Identical initial state and update rules determine the same arithmetic trace."/>
+            <wp:cNvGraphicFramePr>
+              <a:graphicFrameLocks noChangeAspect="1"/>
+            </wp:cNvGraphicFramePr>
+            <a:graphic>
+              <a:graphicData uri="http://schemas.openxmlformats.org/drawingml/2006/picture">
+                <pic:pic>
+                  <pic:nvPicPr>
+                    <pic:cNvPr id="0" name="academy-story-ai-5-17-04.png"/>
+                    <pic:cNvPicPr/>
+                  </pic:nvPicPr>
+                  <pic:blipFill>
+                    <a:blip r:embed="rId13"/>
+                    <a:stretch>
+                      <a:fillRect/>
+                    </a:stretch>
+                  </pic:blipFill>
+                  <pic:spPr>
+                    <a:xfrm>
+                      <a:off x="0" y="0"/>
+                      <a:ext cx="5486400" cy="3041904"/>
+                    </a:xfrm>
+                    <a:prstGeom prst="rect"/>
+                  </pic:spPr>
+                </pic:pic>
+              </a:graphicData>
+            </a:graphic>
+          </wp:inline>
+        </w:drawing>
+      </w:r>
+    </w:p>
+    <w:p>
+      <w:pPr>
+        <w:spacing w:line="336" w:lineRule="auto" w:after="180"/>
+      </w:pPr>
+      <w:r>
+        <w:rPr>
+          <w:b w:val="0"/>
+        </w:rPr>
+        <w:t>Original case: Save initial values, rate, objective and update count; the same final loss hides different parameter paths. Changed condition: Repeat the a = 0 run with identical arithmetic and settings.</w:t>
+      </w:r>
+    </w:p>
+    <w:p>
+      <w:pPr>
+        <w:spacing w:line="336" w:lineRule="auto" w:after="180"/>
+      </w:pPr>
+      <w:r>
+        <w:rPr>
+          <w:b w:val="0"/>
+        </w:rPr>
+        <w:t>Expected result: It again reaches1 then 1.5 in this deterministic toy calculation. Reason: Identical initial state and update rules determine the same arithmetic trace.</w:t>
+      </w:r>
+    </w:p>
+    <w:p>
+      <w:pPr>
+        <w:spacing w:line="336" w:lineRule="auto" w:after="180"/>
+        <w:shd w:fill="F5F1FB"/>
+      </w:pPr>
+      <w:r>
+        <w:rPr>
+          <w:b w:val="0"/>
+        </w:rPr>
+        <w:t>Predict before checking the worked changed-case result. Name what changed and what the supplied facts allow you to conclude.</w:t>
+      </w:r>
+    </w:p>
+    <w:p>
+      <w:pPr>
+        <w:pStyle w:val="Heading3"/>
+      </w:pPr>
+      <w:r>
+        <w:t>Discuss while showing the picture</w:t>
+      </w:r>
+    </w:p>
+    <w:p>
+      <w:pPr>
+        <w:spacing w:line="336" w:lineRule="auto" w:after="180"/>
+        <w:shd w:fill="F1F6F8"/>
+      </w:pPr>
+      <w:r>
+        <w:rPr>
+          <w:b w:val="0"/>
+        </w:rPr>
+        <w:t>Teacher prompt: Predict before checking the worked changed-case result. Name what changed and what the supplied facts allow you to conclude. Ask learners to describe one label or arrow in ordinary words.</w:t>
+      </w:r>
+    </w:p>
+    <w:p>
+      <w:pPr>
+        <w:spacing w:line="336" w:lineRule="auto" w:after="180"/>
+        <w:shd w:fill="F1F6F8"/>
+      </w:pPr>
+      <w:r>
+        <w:rPr>
+          <w:b w:val="0"/>
+        </w:rPr>
+        <w:t>Use the adjacent transcript if the image is difficult to see. Changed-case reasoning: Identical initial state and update rules determine the same arithmetic trace.</w:t>
+      </w:r>
+    </w:p>
+    <w:p>
+      <w:pPr>
+        <w:pStyle w:val="Heading3"/>
+      </w:pPr>
+      <w:r>
+        <w:t>05. Connect the explanation to its limit</w:t>
+      </w:r>
+    </w:p>
+    <w:p>
+      <w:r>
+        <w:drawing>
+          <wp:inline xmlns:a="http://schemas.openxmlformats.org/drawingml/2006/main" xmlns:pic="http://schemas.openxmlformats.org/drawingml/2006/picture">
+            <wp:extent cx="5486400" cy="2834640"/>
+            <wp:docPr id="6" name="Picture 6" descr="Initialisation supplies the parameter values before learning begins. The same update rule can follow different paths from different starts. Here the two paths end on opposite sides of two and have equal squared distance, so equal loss does not imply equal parameters. Save initial values and settings to reproduce this arithmetic, as well as the final result. Limit: A saved seed alone does not reproduce every software or hardware execution; record environment and nondeterminism too."/>
+            <wp:cNvGraphicFramePr>
+              <a:graphicFrameLocks noChangeAspect="1"/>
+            </wp:cNvGraphicFramePr>
+            <a:graphic>
+              <a:graphicData uri="http://schemas.openxmlformats.org/drawingml/2006/picture">
+                <pic:pic>
+                  <pic:nvPicPr>
+                    <pic:cNvPr id="0" name="academy-story-ai-5-17-05.png"/>
+                    <pic:cNvPicPr/>
+                  </pic:nvPicPr>
+                  <pic:blipFill>
+                    <a:blip r:embed="rId14"/>
+                    <a:stretch>
+                      <a:fillRect/>
+                    </a:stretch>
+                  </pic:blipFill>
+                  <pic:spPr>
+                    <a:xfrm>
+                      <a:off x="0" y="0"/>
+                      <a:ext cx="5486400" cy="2834640"/>
+                    </a:xfrm>
+                    <a:prstGeom prst="rect"/>
+                  </pic:spPr>
+                </pic:pic>
+              </a:graphicData>
+            </a:graphic>
+          </wp:inline>
+        </w:drawing>
+      </w:r>
+    </w:p>
+    <w:p>
+      <w:pPr>
+        <w:spacing w:line="336" w:lineRule="auto" w:after="180"/>
+      </w:pPr>
+      <w:r>
+        <w:rPr>
+          <w:b/>
+        </w:rPr>
+        <w:t>Initialisation</w:t>
+      </w:r>
+      <w:r>
+        <w:rPr>
+          <w:b w:val="0"/>
+        </w:rPr>
+        <w:t xml:space="preserve"> supplies the parameter values before learning begins. The same update rule can follow different paths from different starts.</w:t>
+      </w:r>
+    </w:p>
+    <w:p>
+      <w:pPr>
+        <w:spacing w:line="336" w:lineRule="auto" w:after="180"/>
+      </w:pPr>
+      <w:r>
+        <w:rPr>
+          <w:b w:val="0"/>
+        </w:rPr>
+        <w:t>Here the two paths end on opposite sides of two and have equal squared distance, so equal loss does not imply equal parameters. Save initial values and settings to reproduce this arithmetic, as well as the final result.</w:t>
+      </w:r>
+    </w:p>
+    <w:p>
+      <w:pPr>
+        <w:spacing w:line="336" w:lineRule="auto" w:after="180"/>
+      </w:pPr>
+      <w:r>
+        <w:rPr>
+          <w:b w:val="0"/>
+        </w:rPr>
+        <w:t xml:space="preserve">Limit: A saved </w:t>
+      </w:r>
+      <w:r>
+        <w:rPr>
+          <w:b/>
+        </w:rPr>
+        <w:t>seed</w:t>
+      </w:r>
+      <w:r>
+        <w:rPr>
+          <w:b w:val="0"/>
+        </w:rPr>
+        <w:t xml:space="preserve"> alone does not reproduce every software or hardware execution; record environment and nondeterminism too.</w:t>
+      </w:r>
+    </w:p>
+    <w:p>
+      <w:pPr>
+        <w:spacing w:line="336" w:lineRule="auto" w:after="180"/>
+        <w:shd w:fill="F5F1FB"/>
+      </w:pPr>
+      <w:r>
+        <w:rPr>
+          <w:b w:val="0"/>
+        </w:rPr>
+        <w:t>Explain the case, then point to a limit on the claim.</w:t>
+      </w:r>
+    </w:p>
+    <w:p>
+      <w:pPr>
+        <w:pStyle w:val="Heading3"/>
+      </w:pPr>
+      <w:r>
+        <w:t>Discuss while showing the picture</w:t>
+      </w:r>
+    </w:p>
+    <w:p>
+      <w:pPr>
+        <w:spacing w:line="336" w:lineRule="auto" w:after="180"/>
+        <w:shd w:fill="F1F6F8"/>
+      </w:pPr>
+      <w:r>
+        <w:rPr>
+          <w:b w:val="0"/>
+        </w:rPr>
+        <w:t>Teacher prompt: Explain the case, then point to a limit on the claim. Ask learners to describe one label or arrow in ordinary words. Use the adjacent transcript if the image is difficult to see.</w:t>
+      </w:r>
+    </w:p>
+    <w:p>
+      <w:pPr>
+        <w:spacing w:line="336" w:lineRule="auto" w:after="180"/>
+        <w:shd w:fill="F1F6F8"/>
+      </w:pPr>
+      <w:r>
+        <w:rPr>
+          <w:b w:val="0"/>
+        </w:rPr>
+        <w:t xml:space="preserve">Keep the stated scope: A saved </w:t>
+      </w:r>
+      <w:r>
+        <w:rPr>
+          <w:b/>
+        </w:rPr>
+        <w:t>seed</w:t>
+      </w:r>
+      <w:r>
+        <w:rPr>
+          <w:b w:val="0"/>
+        </w:rPr>
+        <w:t xml:space="preserve"> alone does not reproduce every software or hardware execution; record environment and nondeterminism too.</w:t>
+      </w:r>
+    </w:p>
+    <w:p>
+      <w:pPr>
+        <w:pStyle w:val="Heading3"/>
+      </w:pPr>
+      <w:r>
+        <w:t>06. Make the idea visible in your project</w:t>
+      </w:r>
+    </w:p>
+    <w:p>
+      <w:r>
+        <w:drawing>
+          <wp:inline xmlns:a="http://schemas.openxmlformats.org/drawingml/2006/main" xmlns:pic="http://schemas.openxmlformats.org/drawingml/2006/picture">
+            <wp:extent cx="5486400" cy="3681984"/>
+            <wp:docPr id="7" name="Picture 7" descr="For your Image-pattern Network Investigation, save the input, procedure, observed result and limitation of this check. Label this worked example as practice; use a different, previously unreviewed case when checking independent understanding. Draw your input, deciding step, result and limit. Supported question: Does the matching final loss mean the parameter values are equal? Point to the relevant step in the picture, then write the changed result and the rule or evidence that supports it."/>
+            <wp:cNvGraphicFramePr>
+              <a:graphicFrameLocks noChangeAspect="1"/>
+            </wp:cNvGraphicFramePr>
+            <a:graphic>
+              <a:graphicData uri="http://schemas.openxmlformats.org/drawingml/2006/picture">
+                <pic:pic>
+                  <pic:nvPicPr>
+                    <pic:cNvPr id="0" name="academy-story-ai-5-17-06.png"/>
+                    <pic:cNvPicPr/>
+                  </pic:nvPicPr>
+                  <pic:blipFill>
+                    <a:blip r:embed="rId15"/>
+                    <a:stretch>
+                      <a:fillRect/>
+                    </a:stretch>
+                  </pic:blipFill>
+                  <pic:spPr>
+                    <a:xfrm>
+                      <a:off x="0" y="0"/>
+                      <a:ext cx="5486400" cy="3681984"/>
+                    </a:xfrm>
+                    <a:prstGeom prst="rect"/>
+                  </pic:spPr>
+                </pic:pic>
+              </a:graphicData>
+            </a:graphic>
+          </wp:inline>
+        </w:drawing>
+      </w:r>
+    </w:p>
+    <w:p>
+      <w:pPr>
+        <w:spacing w:line="336" w:lineRule="auto" w:after="180"/>
+      </w:pPr>
+      <w:r>
+        <w:rPr>
+          <w:b w:val="0"/>
+        </w:rPr>
+        <w:t xml:space="preserve">For your Image-pattern Network Investigation, save the </w:t>
+      </w:r>
+      <w:r>
+        <w:rPr>
+          <w:b/>
+        </w:rPr>
+        <w:t>input</w:t>
+      </w:r>
+      <w:r>
+        <w:rPr>
+          <w:b w:val="0"/>
+        </w:rPr>
+        <w:t>, procedure, observed result and limitation of this check.</w:t>
+      </w:r>
+    </w:p>
+    <w:p>
+      <w:pPr>
+        <w:spacing w:line="336" w:lineRule="auto" w:after="180"/>
+      </w:pPr>
+      <w:r>
+        <w:rPr>
+          <w:b w:val="0"/>
+        </w:rPr>
+        <w:t xml:space="preserve">Label this worked example as practice; use a different, previously unreviewed case when checking independent understanding. Draw your </w:t>
+      </w:r>
+      <w:r>
+        <w:rPr>
+          <w:b/>
+        </w:rPr>
+        <w:t>input</w:t>
+      </w:r>
+      <w:r>
+        <w:rPr>
+          <w:b w:val="0"/>
+        </w:rPr>
+        <w:t>, deciding step, result and limit.</w:t>
+      </w:r>
+    </w:p>
+    <w:p>
+      <w:pPr>
+        <w:spacing w:line="336" w:lineRule="auto" w:after="180"/>
+      </w:pPr>
+      <w:r>
+        <w:rPr>
+          <w:b w:val="0"/>
+        </w:rPr>
+        <w:t xml:space="preserve">Supported question: Does the matching final loss mean the parameter values are equal? Point to the relevant step in the picture, then write the changed result and the rule or </w:t>
+      </w:r>
+      <w:r>
+        <w:rPr>
+          <w:b/>
+        </w:rPr>
+        <w:t>evidence</w:t>
+      </w:r>
+      <w:r>
+        <w:rPr>
+          <w:b w:val="0"/>
+        </w:rPr>
+        <w:t xml:space="preserve"> that supports it.</w:t>
+      </w:r>
+    </w:p>
+    <w:p>
+      <w:pPr>
+        <w:spacing w:line="336" w:lineRule="auto" w:after="180"/>
+        <w:shd w:fill="F5F1FB"/>
+      </w:pPr>
+      <w:r>
+        <w:rPr>
+          <w:b w:val="0"/>
+        </w:rPr>
+        <w:t xml:space="preserve">Draw your project trace and justify the deciding step using </w:t>
+      </w:r>
+      <w:r>
+        <w:rPr>
+          <w:b/>
+        </w:rPr>
+        <w:t>evidence</w:t>
+      </w:r>
+      <w:r>
+        <w:rPr>
+          <w:b w:val="0"/>
+        </w:rPr>
+        <w:t>.</w:t>
+      </w:r>
+    </w:p>
+    <w:p>
+      <w:pPr>
+        <w:pStyle w:val="Heading3"/>
+      </w:pPr>
+      <w:r>
+        <w:t>Discuss while showing the picture</w:t>
+      </w:r>
+    </w:p>
+    <w:p>
+      <w:pPr>
+        <w:spacing w:line="336" w:lineRule="auto" w:after="180"/>
+        <w:shd w:fill="F1F6F8"/>
+      </w:pPr>
+      <w:r>
+        <w:rPr>
+          <w:b w:val="0"/>
+        </w:rPr>
+        <w:t xml:space="preserve">Teacher prompt: Draw your project trace and justify the deciding step using </w:t>
+      </w:r>
+      <w:r>
+        <w:rPr>
+          <w:b/>
+        </w:rPr>
+        <w:t>evidence</w:t>
+      </w:r>
+      <w:r>
+        <w:rPr>
+          <w:b w:val="0"/>
+        </w:rPr>
+        <w:t>. Ask learners to describe one label or arrow in ordinary words. Use the adjacent transcript if the image is difficult to see.</w:t>
+      </w:r>
+    </w:p>
+    <w:p>
+      <w:pPr>
+        <w:spacing w:line="336" w:lineRule="auto" w:after="180"/>
+        <w:shd w:fill="F1F6F8"/>
+      </w:pPr>
+      <w:r>
+        <w:rPr>
+          <w:b w:val="0"/>
+        </w:rPr>
+        <w:t>Supported practice key: No. Final parameters1.5 and 2.5 are different, although both lie0.5 from the optimum and have loss 0.25. Changed-case check: It again reaches1 then 1.5 in this deterministic toy calculation.</w:t>
+      </w:r>
+    </w:p>
+    <w:p>
+      <w:pPr>
+        <w:spacing w:line="336" w:lineRule="auto" w:after="180"/>
+        <w:shd w:fill="F1F6F8"/>
+      </w:pPr>
+      <w:r>
+        <w:rPr>
+          <w:b w:val="0"/>
+        </w:rPr>
+        <w:t>Identical initial state and update rules determine the same arithmetic trace.</w:t>
       </w:r>
     </w:p>
     <w:sectPr>

--- a/downloads/teacher/ai-5-week-17.docx
+++ b/downloads/teacher/ai-5-week-17.docx
@@ -137,7 +137,7 @@
           </w:tcPr>
           <w:p>
             <w:r>
-              <w:t>Sections 1–6; record the brief recall in the workbook.</w:t>
+              <w:t>Use Your mission, Notice the evidence, See how it works, Words that unlock the idea and Follow a worked example; record recall in the workbook.</w:t>
             </w:r>
           </w:p>
         </w:tc>
@@ -169,7 +169,7 @@
           </w:tcPr>
           <w:p>
             <w:r>
-              <w:t>Sections 7–10; use the matching workbook W2 and misconception check.</w:t>
+              <w:t>Use Find and repair a mistake, Practise together and Build your understanding; use the matching workbook W2 and Individual reasoning check.</w:t>
             </w:r>
           </w:p>
         </w:tc>
@@ -201,7 +201,7 @@
           </w:tcPr>
           <w:p>
             <w:r>
-              <w:t>Sections 9 and 11–14. Give extra time to finish the full task set; use Section 15 when the week includes a coding lab.</w:t>
+              <w:t>Use Run the investigation, Connect your project and Try a new case independently. Allow extra time for the full task set. When code is supplied, use the examples in See how it works or Follow a worked example and the browser lab in Supported practice, repair and portfolio.</w:t>
             </w:r>
           </w:p>
         </w:tc>
@@ -392,7 +392,7 @@
         <w:rPr>
           <w:b w:val="0"/>
         </w:rPr>
-        <w:t xml:space="preserve">Use two 45-minute sessions. Keep the scalar initial-value experiment separate from the four-parameter </w:t>
+        <w:t xml:space="preserve">For the compact alternative schedule, use two 45-minute sessions. Keep the scalar initial-value experiment separate from the four-parameter </w:t>
       </w:r>
       <w:r>
         <w:rPr>
@@ -1499,7 +1499,7 @@
         <w:rPr>
           <w:b w:val="0"/>
         </w:rPr>
-        <w:t>LossJ(a)=(a-2)²; gradient 2(a-2); rate 0.25; two updates. Restart from a = 0 and separately a = 4.</w:t>
+        <w:t>Loss J(a)=(a-2)²; gradient 2(a-2); rate 0.25; two updates. Restart from a = 0 and separately a = 4.</w:t>
       </w:r>
     </w:p>
     <w:p>
@@ -1822,7 +1822,7 @@
         <w:rPr>
           <w:b w:val="0"/>
         </w:rPr>
-        <w:t>: It again reaches1 then 1.5 in this deterministic toy calculation.</w:t>
+        <w:t>: It again reaches 1 then 1.5 in this deterministic toy calculation.</w:t>
       </w:r>
     </w:p>
     <w:p>
@@ -2140,7 +2140,7 @@
         <w:rPr>
           <w:b w:val="0"/>
         </w:rPr>
-        <w:t xml:space="preserve">Use the worked example in Sections 3 and 6. Collect a </w:t>
+        <w:t xml:space="preserve">Use See how it works and Follow a worked example. Collect a </w:t>
       </w:r>
       <w:r>
         <w:rPr>
@@ -2462,7 +2462,7 @@
         <w:rPr>
           <w:b w:val="0"/>
         </w:rPr>
-        <w:t>No. Final parameters1.5 and 2.5 are different, although both lie0.5 from the optimum and have loss 0.25. Changed-case check: It again reaches1 then 1.5 in this deterministic toy calculation.</w:t>
+        <w:t>No. Final parameters 1.5 and 2.5 are different, although both lie 0.5 from the optimum and have loss 0.25. Changed-case check: It again reaches 1 then 1.5 in this deterministic toy calculation.</w:t>
       </w:r>
     </w:p>
     <w:p>
@@ -2484,7 +2484,7 @@
         <w:rPr>
           <w:b w:val="0"/>
         </w:rPr>
-        <w:t>Changed-case reasoning: It again reaches1 then 1.5 in this deterministic toy calculation. Identical initial state and update rules determine the same arithmetic trace.</w:t>
+        <w:t>Changed-case reasoning: It again reaches 1 then 1.5 in this deterministic toy calculation. Identical initial state and update rules determine the same arithmetic trace.</w:t>
       </w:r>
     </w:p>
     <w:p>
@@ -2600,7 +2600,7 @@
         <w:rPr>
           <w:b w:val="0"/>
         </w:rPr>
-        <w:t xml:space="preserve">Use Section 9 for the </w:t>
+        <w:t xml:space="preserve">Use Run the investigation for the </w:t>
       </w:r>
       <w:r>
         <w:rPr>
@@ -4068,7 +4068,7 @@
           </w:tcPr>
           <w:p>
             <w:r>
-              <w:t>Sections 1–6; record the brief recall in the workbook.</w:t>
+              <w:t>Use Your mission, Notice the evidence, See how it works, Words that unlock the idea and Follow a worked example; record recall in the workbook.</w:t>
             </w:r>
           </w:p>
         </w:tc>
@@ -4100,7 +4100,7 @@
           </w:tcPr>
           <w:p>
             <w:r>
-              <w:t>Sections 7–10; use the matching workbook W2 and misconception check.</w:t>
+              <w:t>Use Find and repair a mistake, Practise together and Build your understanding; use the matching workbook W2 and Individual reasoning check.</w:t>
             </w:r>
           </w:p>
         </w:tc>
@@ -4132,7 +4132,7 @@
           </w:tcPr>
           <w:p>
             <w:r>
-              <w:t>Sections 9 and 11–14. Give extra time to finish the full task set; use Section 15 when the week includes a coding lab.</w:t>
+              <w:t>Use Run the investigation, Connect your project and Try a new case independently. Allow extra time for the full task set. When code is supplied, use the examples in See how it works or Follow a worked example and the browser lab in Supported practice, repair and portfolio.</w:t>
             </w:r>
           </w:p>
         </w:tc>
@@ -4332,7 +4332,7 @@
         <w:rPr>
           <w:b w:val="0"/>
         </w:rPr>
-        <w:t xml:space="preserve"> and a reason before comparing. Expected result: It again reaches1 then 1.5 in this deterministic toy calculation.</w:t>
+        <w:t xml:space="preserve"> and a reason before comparing. Expected result: It again reaches 1 then 1.5 in this deterministic toy calculation.</w:t>
       </w:r>
     </w:p>
     <w:p>
@@ -4747,7 +4747,7 @@
         <w:drawing>
           <wp:inline xmlns:a="http://schemas.openxmlformats.org/drawingml/2006/main" xmlns:pic="http://schemas.openxmlformats.org/drawingml/2006/picture">
             <wp:extent cx="5486400" cy="3142488"/>
-            <wp:docPr id="2" name="Picture 2" descr="Reproduce two training traces by saving their distinct initial values. Supplied facts: LossJ(a)=(a-2)²; gradient 2(a-2); rate 0.25; two updates. Restart from a = 0 and separately a = 4. All inputs and outcomes in this worked example are invented classroom data; no real model run is claimed."/>
+            <wp:docPr id="2" name="Picture 2" descr="Reproduce two training traces by saving their distinct initial values. Supplied facts: Loss J(a)=(a-2)²; gradient 2(a-2); rate 0.25; two updates. Restart from a = 0 and separately a = 4. All inputs and outcomes in this worked example are invented classroom data; no real model run is claimed."/>
             <wp:cNvGraphicFramePr>
               <a:graphicFrameLocks noChangeAspect="1"/>
             </wp:cNvGraphicFramePr>
@@ -4798,7 +4798,7 @@
         <w:rPr>
           <w:b w:val="0"/>
         </w:rPr>
-        <w:t xml:space="preserve"> traces by saving their distinct initial values. Supplied facts: LossJ(a)=(a-2)²; gradient 2(a-2); rate 0.25; two updates. Restart from a = 0 and separately a = 4.</w:t>
+        <w:t xml:space="preserve"> traces by saving their distinct initial values. Supplied facts: Loss J(a)=(a-2)²; gradient 2(a-2); rate 0.25; two updates. Restart from a = 0 and separately a = 4.</w:t>
       </w:r>
     </w:p>
     <w:p>
@@ -5067,7 +5067,7 @@
         <w:drawing>
           <wp:inline xmlns:a="http://schemas.openxmlformats.org/drawingml/2006/main" xmlns:pic="http://schemas.openxmlformats.org/drawingml/2006/picture">
             <wp:extent cx="5486400" cy="3041904"/>
-            <wp:docPr id="5" name="Picture 5" descr="Original case: Save initial values, rate, objective and update count; the same final loss hides different parameter paths. Changed condition: Repeat the a = 0 run with identical arithmetic and settings. Expected result: It again reaches1 then 1.5 in this deterministic toy calculation. Reason: Identical initial state and update rules determine the same arithmetic trace."/>
+            <wp:docPr id="5" name="Picture 5" descr="Original case: Save initial values, rate, objective and update count; the same final loss hides different parameter paths. Changed condition: Repeat the a = 0 run with identical arithmetic and settings. Expected result: It again reaches 1 then 1.5 in this deterministic toy calculation. Reason: Identical initial state and update rules determine the same arithmetic trace."/>
             <wp:cNvGraphicFramePr>
               <a:graphicFrameLocks noChangeAspect="1"/>
             </wp:cNvGraphicFramePr>
@@ -5117,7 +5117,7 @@
         <w:rPr>
           <w:b w:val="0"/>
         </w:rPr>
-        <w:t>Expected result: It again reaches1 then 1.5 in this deterministic toy calculation. Reason: Identical initial state and update rules determine the same arithmetic trace.</w:t>
+        <w:t>Expected result: It again reaches 1 then 1.5 in this deterministic toy calculation. Reason: Identical initial state and update rules determine the same arithmetic trace.</w:t>
       </w:r>
     </w:p>
     <w:p>
@@ -5493,7 +5493,7 @@
         <w:rPr>
           <w:b w:val="0"/>
         </w:rPr>
-        <w:t>Supported practice key: No. Final parameters1.5 and 2.5 are different, although both lie0.5 from the optimum and have loss 0.25. Changed-case check: It again reaches1 then 1.5 in this deterministic toy calculation.</w:t>
+        <w:t>Supported practice key: No. Final parameters 1.5 and 2.5 are different, although both lie 0.5 from the optimum and have loss 0.25. Changed-case check: It again reaches 1 then 1.5 in this deterministic toy calculation.</w:t>
       </w:r>
     </w:p>
     <w:p>

--- a/downloads/teacher/ai-5-week-17.docx
+++ b/downloads/teacher/ai-5-week-17.docx
@@ -25,20 +25,38 @@
         <w:pStyle w:val="Heading1"/>
       </w:pPr>
       <w:r>
-        <w:t>01. Prepare the purpose, prerequisites and materials</w:t>
+        <w:t>Keep every experiment’s parameters and starts explicit.</w:t>
       </w:r>
     </w:p>
     <w:p>
       <w:r>
-        <w:t>Prepare Initialisation and reproducibility: check the target, prerequisites, resources and adaptable teaching schedule.</w:t>
+        <w:t>Separate explicit scalar starts,random-call assignments and symmetric-unit updates;state zero-derivative conventions and environment limits.</w:t>
       </w:r>
     </w:p>
     <w:p>
-      <w:pPr>
-        <w:pStyle w:val="Heading3"/>
-      </w:pPr>
-      <w:r>
-        <w:t>Teach the learning cycle</w:t>
+      <w:r>
+        <w:t>Assess independent paths,losses and bounded conclusions with checked keys;require correctness evidence alongside repeatability.</w:t>
+      </w:r>
+    </w:p>
+    <w:p>
+      <w:pPr>
+        <w:pStyle w:val="Heading1"/>
+      </w:pPr>
+      <w:r>
+        <w:t>01. Prepare the connected mathematical investigation</w:t>
+      </w:r>
+    </w:p>
+    <w:p>
+      <w:r>
+        <w:t>Keep explanation,shared practice and independent evidence distinct.</w:t>
+      </w:r>
+    </w:p>
+    <w:p>
+      <w:pPr>
+        <w:pStyle w:val="Heading2"/>
+      </w:pPr>
+      <w:r>
+        <w:t>Target and main teaching plan</w:t>
       </w:r>
     </w:p>
     <w:p>
@@ -243,18 +261,21 @@
     </w:p>
     <w:p>
       <w:pPr>
-        <w:pStyle w:val="Heading3"/>
-      </w:pPr>
-      <w:r>
-        <w:t>Retrieval answer guidance</w:t>
+        <w:pStyle w:val="Heading2"/>
+      </w:pPr>
+      <w:r>
+        <w:t>Preparation and prerequisite</w:t>
       </w:r>
     </w:p>
     <w:p>
       <w:pPr>
-        <w:pStyle w:val="Heading3"/>
-      </w:pPr>
-      <w:r>
-        <w:t>Regularisation and early stopping</w:t>
+        <w:spacing w:line="336" w:lineRule="auto" w:after="180"/>
+      </w:pPr>
+      <w:r>
+        <w:rPr>
+          <w:b w:val="0"/>
+        </w:rPr>
+        <w:t>Printed lesson and workbook; paper and pencil</w:t>
       </w:r>
     </w:p>
     <w:p>
@@ -265,7 +286,7 @@
         <w:rPr>
           <w:b w:val="0"/>
         </w:rPr>
-        <w:t>Without opening the old lesson, explain one key idea from Regularisation and early stopping. Give an example and a mistake that the idea helps you avoid.</w:t>
+        <w:t>Calculator and optional local Python 3 editor; no packages or AI accounts needed</w:t>
       </w:r>
     </w:p>
     <w:p>
@@ -276,19 +297,7 @@
         <w:rPr>
           <w:b w:val="0"/>
         </w:rPr>
-        <w:t xml:space="preserve">Look for: Separate a weight penalty from </w:t>
-      </w:r>
-      <w:r>
-        <w:rPr>
-          <w:b/>
-        </w:rPr>
-        <w:t>prediction</w:t>
-      </w:r>
-      <w:r>
-        <w:rPr>
-          <w:b w:val="0"/>
-        </w:rPr>
-        <w:t xml:space="preserve"> error</w:t>
+        <w:t>Use the fictional examples supplied; prepare the fresh retry before class</w:t>
       </w:r>
     </w:p>
     <w:p>
@@ -299,15 +308,15 @@
         <w:rPr>
           <w:b w:val="0"/>
         </w:rPr>
-        <w:t>Reference example, not the only acceptable wording: Teacher explanation: MSE 0, penalty 2, total J 2, total gradient 2. Zero data gradient does not remove the penalty gradient.</w:t>
+        <w:t>The stopping state can differ from the best observed state. Reproducing the reported model requires the actual saved parameters selected by the declared rule.</w:t>
       </w:r>
     </w:p>
     <w:p>
       <w:pPr>
-        <w:pStyle w:val="Heading3"/>
-      </w:pPr>
-      <w:r>
-        <w:t>Learning rate experiments</w:t>
+        <w:pStyle w:val="Heading2"/>
+      </w:pPr>
+      <w:r>
+        <w:t>Opening retrieval</w:t>
       </w:r>
     </w:p>
     <w:p>
@@ -318,7 +327,7 @@
         <w:rPr>
           <w:b w:val="0"/>
         </w:rPr>
-        <w:t>Without opening the old lesson, explain one key idea from Learning rate experiments. Give an example and a mistake that the idea helps you avoid.</w:t>
+        <w:t>Without opening the old lesson, explain one key idea from Regularisation and early stopping. Give an example and a mistake that the idea helps you avoid.</w:t>
       </w:r>
     </w:p>
     <w:p>
@@ -329,7 +338,19 @@
         <w:rPr>
           <w:b w:val="0"/>
         </w:rPr>
-        <w:t>Look for: Run a controlled comparison of learning rates</w:t>
+        <w:t xml:space="preserve">Look for: Separate a weight penalty from </w:t>
+      </w:r>
+      <w:r>
+        <w:rPr>
+          <w:b/>
+        </w:rPr>
+        <w:t>prediction</w:t>
+      </w:r>
+      <w:r>
+        <w:rPr>
+          <w:b w:val="0"/>
+        </w:rPr>
+        <w:t xml:space="preserve"> error</w:t>
       </w:r>
     </w:p>
     <w:p>
@@ -340,15 +361,18 @@
         <w:rPr>
           <w:b w:val="0"/>
         </w:rPr>
-        <w:t>Reference example, not the only acceptable wording: Teacher explanation: First v = 0.5 with MSE 5.625. Second gradient -7.5 gives v = 0.875 and MSE 3.1640625. Distance is multiplied by 0.75 each step.</w:t>
+        <w:t>Reference example, not the only acceptable wording: Teacher explanation: MSE 0, penalty 2, total J 2, total gradient 2. Zero data gradient does not remove the penalty gradient.</w:t>
       </w:r>
     </w:p>
     <w:p>
       <w:pPr>
-        <w:pStyle w:val="Heading3"/>
-      </w:pPr>
-      <w:r>
-        <w:t>Updating parameters</w:t>
+        <w:spacing w:line="336" w:lineRule="auto" w:after="180"/>
+      </w:pPr>
+      <w:r>
+        <w:rPr>
+          <w:b w:val="0"/>
+        </w:rPr>
+        <w:t>Without opening the old lesson, explain one key idea from Learning rate experiments. Give an example and a mistake that the idea helps you avoid.</w:t>
       </w:r>
     </w:p>
     <w:p>
@@ -359,7 +383,7 @@
         <w:rPr>
           <w:b w:val="0"/>
         </w:rPr>
-        <w:t>Without opening the old lesson, explain one key idea from Updating parameters. Give an example and a mistake that the idea helps you avoid.</w:t>
+        <w:t>Look for: Run a controlled comparison of learning rates</w:t>
       </w:r>
     </w:p>
     <w:p>
@@ -370,7 +394,7 @@
         <w:rPr>
           <w:b w:val="0"/>
         </w:rPr>
-        <w:t>Look for: Apply a learning rate to an ordered gradient</w:t>
+        <w:t>Reference example, not the only acceptable wording: Teacher explanation: First v = 0.5 with MSE 5.625. Second gradient -7.5 gives v = 0.875 and MSE 3.1640625. Distance is multiplied by 0.75 each step.</w:t>
       </w:r>
     </w:p>
     <w:p>
@@ -381,7 +405,7 @@
         <w:rPr>
           <w:b w:val="0"/>
         </w:rPr>
-        <w:t>Reference example, not the only acceptable wording: Teacher explanation: New a = 2 - 0.2 times -3 = 2.6.</w:t>
+        <w:t>Without opening the old lesson, explain one key idea from Updating parameters. Give an example and a mistake that the idea helps you avoid.</w:t>
       </w:r>
     </w:p>
     <w:p>
@@ -392,31 +416,7 @@
         <w:rPr>
           <w:b w:val="0"/>
         </w:rPr>
-        <w:t xml:space="preserve">For the compact alternative schedule, use two 45-minute sessions. Keep the scalar initial-value experiment separate from the four-parameter </w:t>
-      </w:r>
-      <w:r>
-        <w:rPr>
-          <w:b/>
-        </w:rPr>
-        <w:t>symmetry</w:t>
-      </w:r>
-      <w:r>
-        <w:rPr>
-          <w:b w:val="0"/>
-        </w:rPr>
-        <w:t xml:space="preserve"> example. No full-network </w:t>
-      </w:r>
-      <w:r>
-        <w:rPr>
-          <w:b/>
-        </w:rPr>
-        <w:t>training</w:t>
-      </w:r>
-      <w:r>
-        <w:rPr>
-          <w:b w:val="0"/>
-        </w:rPr>
-        <w:t xml:space="preserve"> library is needed.</w:t>
+        <w:t>Look for: Apply a learning rate to an ordered gradient</w:t>
       </w:r>
     </w:p>
     <w:p>
@@ -427,39 +427,15 @@
         <w:rPr>
           <w:b w:val="0"/>
         </w:rPr>
-        <w:t xml:space="preserve">Derive the local gradients verbally from residual and </w:t>
-      </w:r>
-      <w:r>
-        <w:rPr>
-          <w:b/>
-        </w:rPr>
-        <w:t>output</w:t>
-      </w:r>
-      <w:r>
-        <w:rPr>
-          <w:b w:val="0"/>
-        </w:rPr>
-        <w:t xml:space="preserve"> sensitivity, or verify them with numerical probes. Do not teach that all zero values are forbidden or that a </w:t>
-      </w:r>
-      <w:r>
-        <w:rPr>
-          <w:b/>
-        </w:rPr>
-        <w:t>seed</w:t>
-      </w:r>
-      <w:r>
-        <w:rPr>
-          <w:b w:val="0"/>
-        </w:rPr>
-        <w:t xml:space="preserve"> proves correctness.</w:t>
+        <w:t>Reference example, not the only acceptable wording: Teacher explanation: New a = 2 - 0.2 times -3 = 2.6.</w:t>
       </w:r>
     </w:p>
     <w:p>
       <w:pPr>
-        <w:pStyle w:val="Heading3"/>
-      </w:pPr>
-      <w:r>
-        <w:t>Outcomes</w:t>
+        <w:pStyle w:val="Heading2"/>
+      </w:pPr>
+      <w:r>
+        <w:t>Pictured end goal</w:t>
       </w:r>
     </w:p>
     <w:p>
@@ -470,47 +446,35 @@
         <w:rPr>
           <w:b w:val="0"/>
         </w:rPr>
-        <w:t xml:space="preserve">Trace how starting values affect a fixed </w:t>
+        <w:t xml:space="preserve">By the end, I can explain </w:t>
       </w:r>
       <w:r>
         <w:rPr>
           <w:b/>
         </w:rPr>
-        <w:t>training</w:t>
+        <w:t>initialisation</w:t>
       </w:r>
       <w:r>
         <w:rPr>
           <w:b w:val="0"/>
         </w:rPr>
-        <w:t xml:space="preserve"> budget</w:t>
+        <w:t xml:space="preserve"> and reproducibility using a traced example and a stated limitation.</w:t>
       </w:r>
     </w:p>
     <w:p>
       <w:pPr>
-        <w:spacing w:line="336" w:lineRule="auto" w:after="180"/>
-      </w:pPr>
-      <w:r>
-        <w:rPr>
-          <w:b w:val="0"/>
-        </w:rPr>
-        <w:t xml:space="preserve">Explain a simple hidden-unit </w:t>
-      </w:r>
-      <w:r>
-        <w:rPr>
-          <w:b/>
-        </w:rPr>
-        <w:t>symmetry</w:t>
+        <w:pStyle w:val="Heading2"/>
+      </w:pPr>
+      <w:r>
+        <w:t>Earlier wording, alternatives and picture transcripts · reference / check after trying</w:t>
       </w:r>
     </w:p>
     <w:p>
       <w:pPr>
-        <w:spacing w:line="336" w:lineRule="auto" w:after="180"/>
-      </w:pPr>
-      <w:r>
-        <w:rPr>
-          <w:b w:val="0"/>
-        </w:rPr>
-        <w:t>Record enough information to replay and audit a classroom experiment</w:t>
+        <w:pStyle w:val="Heading3"/>
+      </w:pPr>
+      <w:r>
+        <w:t>Teach the learning cycle</w:t>
       </w:r>
     </w:p>
     <w:p>
@@ -518,48 +482,66 @@
         <w:pStyle w:val="Heading3"/>
       </w:pPr>
       <w:r>
-        <w:t>Preparation</w:t>
+        <w:t>Retrieval answer guidance</w:t>
       </w:r>
     </w:p>
     <w:p>
       <w:pPr>
-        <w:spacing w:line="336" w:lineRule="auto" w:after="180"/>
-      </w:pPr>
-      <w:r>
-        <w:rPr>
-          <w:b w:val="0"/>
-        </w:rPr>
-        <w:t>Printed lesson and workbook; paper and pencil</w:t>
+        <w:pStyle w:val="Heading3"/>
+      </w:pPr>
+      <w:r>
+        <w:t>Regularisation and early stopping</w:t>
       </w:r>
     </w:p>
     <w:p>
       <w:pPr>
-        <w:spacing w:line="336" w:lineRule="auto" w:after="180"/>
-      </w:pPr>
-      <w:r>
-        <w:rPr>
-          <w:b w:val="0"/>
-        </w:rPr>
-        <w:t>Calculator and optional local Python 3 editor; no packages or AI accounts needed</w:t>
+        <w:pStyle w:val="Heading3"/>
+      </w:pPr>
+      <w:r>
+        <w:t>Learning rate experiments</w:t>
       </w:r>
     </w:p>
     <w:p>
       <w:pPr>
-        <w:spacing w:line="336" w:lineRule="auto" w:after="180"/>
-      </w:pPr>
-      <w:r>
-        <w:rPr>
-          <w:b w:val="0"/>
-        </w:rPr>
-        <w:t>Use the fictional examples supplied; prepare the fresh retry before class</w:t>
+        <w:pStyle w:val="Heading3"/>
+      </w:pPr>
+      <w:r>
+        <w:t>Updating parameters</w:t>
       </w:r>
     </w:p>
     <w:p>
       <w:pPr>
-        <w:pStyle w:val="Heading3"/>
-      </w:pPr>
-      <w:r>
-        <w:t>Prerequisite answer</w:t>
+        <w:spacing w:line="336" w:lineRule="auto" w:after="180"/>
+      </w:pPr>
+      <w:r>
+        <w:rPr>
+          <w:b w:val="0"/>
+        </w:rPr>
+        <w:t xml:space="preserve">For the compact alternative schedule, use two 45-minute sessions. Keep the scalar initial-value experiment separate from the four-parameter </w:t>
+      </w:r>
+      <w:r>
+        <w:rPr>
+          <w:b/>
+        </w:rPr>
+        <w:t>symmetry</w:t>
+      </w:r>
+      <w:r>
+        <w:rPr>
+          <w:b w:val="0"/>
+        </w:rPr>
+        <w:t xml:space="preserve"> example. No full-network </w:t>
+      </w:r>
+      <w:r>
+        <w:rPr>
+          <w:b/>
+        </w:rPr>
+        <w:t>training</w:t>
+      </w:r>
+      <w:r>
+        <w:rPr>
+          <w:b w:val="0"/>
+        </w:rPr>
+        <w:t xml:space="preserve"> library is needed.</w:t>
       </w:r>
     </w:p>
     <w:p>
@@ -570,7 +552,31 @@
         <w:rPr>
           <w:b w:val="0"/>
         </w:rPr>
-        <w:t>The stopping state can differ from the best observed state. Reproducing the reported model requires the actual saved parameters selected by the declared rule.</w:t>
+        <w:t xml:space="preserve">Derive the local gradients verbally from residual and </w:t>
+      </w:r>
+      <w:r>
+        <w:rPr>
+          <w:b/>
+        </w:rPr>
+        <w:t>output</w:t>
+      </w:r>
+      <w:r>
+        <w:rPr>
+          <w:b w:val="0"/>
+        </w:rPr>
+        <w:t xml:space="preserve"> sensitivity, or verify them with numerical probes. Do not teach that all zero values are forbidden or that a </w:t>
+      </w:r>
+      <w:r>
+        <w:rPr>
+          <w:b/>
+        </w:rPr>
+        <w:t>seed</w:t>
+      </w:r>
+      <w:r>
+        <w:rPr>
+          <w:b w:val="0"/>
+        </w:rPr>
+        <w:t xml:space="preserve"> proves correctness.</w:t>
       </w:r>
     </w:p>
     <w:p>
@@ -578,7 +584,7 @@
         <w:pStyle w:val="Heading3"/>
       </w:pPr>
       <w:r>
-        <w:t>End goal for the pictorial case</w:t>
+        <w:t>Outcomes</w:t>
       </w:r>
     </w:p>
     <w:p>
@@ -589,19 +595,19 @@
         <w:rPr>
           <w:b w:val="0"/>
         </w:rPr>
-        <w:t xml:space="preserve">By the end, I can explain </w:t>
+        <w:t xml:space="preserve">Trace how starting values affect a fixed </w:t>
       </w:r>
       <w:r>
         <w:rPr>
           <w:b/>
         </w:rPr>
-        <w:t>initialisation</w:t>
+        <w:t>training</w:t>
       </w:r>
       <w:r>
         <w:rPr>
           <w:b w:val="0"/>
         </w:rPr>
-        <w:t xml:space="preserve"> and reproducibility using a traced example and a stated limitation.</w:t>
+        <w:t xml:space="preserve"> budget</w:t>
       </w:r>
     </w:p>
     <w:p>
@@ -612,95 +618,80 @@
         <w:rPr>
           <w:b w:val="0"/>
         </w:rPr>
-        <w:t>This added worked case illustrates the week’s main idea. Retain all original and connected topics; schedule its practice within the teaching cycle.</w:t>
+        <w:t xml:space="preserve">Explain a simple hidden-unit </w:t>
+      </w:r>
+      <w:r>
+        <w:rPr>
+          <w:b/>
+        </w:rPr>
+        <w:t>symmetry</w:t>
       </w:r>
     </w:p>
     <w:p>
       <w:pPr>
-        <w:pStyle w:val="Heading1"/>
-      </w:pPr>
-      <w:r>
-        <w:t>02. Explain and model the mechanism</w:t>
+        <w:spacing w:line="336" w:lineRule="auto" w:after="180"/>
+      </w:pPr>
+      <w:r>
+        <w:rPr>
+          <w:b w:val="0"/>
+        </w:rPr>
+        <w:t>Record enough information to replay and audit a classroom experiment</w:t>
       </w:r>
     </w:p>
     <w:p>
-      <w:r>
-        <w:t>Model Initialisation and reproducibility using the supplied case, labelled mechanism and reasoning. Make the scope of each conclusion explicit.</w:t>
+      <w:pPr>
+        <w:pStyle w:val="Heading3"/>
+      </w:pPr>
+      <w:r>
+        <w:t>Preparation</w:t>
       </w:r>
     </w:p>
     <w:p>
       <w:pPr>
-        <w:spacing w:line="336" w:lineRule="auto" w:after="180"/>
-      </w:pPr>
-      <w:r>
-        <w:rPr>
-          <w:b w:val="0"/>
-        </w:rPr>
-        <w:t xml:space="preserve">Return to h = ReLU(x), y = vh, </w:t>
-      </w:r>
-      <w:r>
-        <w:rPr>
-          <w:b/>
-        </w:rPr>
-        <w:t>training</w:t>
-      </w:r>
-      <w:r>
-        <w:rPr>
-          <w:b w:val="0"/>
-        </w:rPr>
-        <w:t xml:space="preserve"> pairs (1, 2) and (2, 4), ordinary MSE and a frozen hidden unit. Only v is trained. Keep full-data updates, learning rate 0.1 and exactly two updates. Compare initial v values 0, 1 and 3.</w:t>
+        <w:pStyle w:val="Heading3"/>
+      </w:pPr>
+      <w:r>
+        <w:t>Prerequisite answer</w:t>
       </w:r>
     </w:p>
     <w:p>
       <w:pPr>
-        <w:spacing w:line="336" w:lineRule="auto" w:after="180"/>
-      </w:pPr>
-      <w:r>
-        <w:rPr>
-          <w:b w:val="0"/>
-        </w:rPr>
-        <w:t>This experiment changes only the start.</w:t>
+        <w:pStyle w:val="Heading3"/>
+      </w:pPr>
+      <w:r>
+        <w:t>End goal for the pictorial case</w:t>
       </w:r>
     </w:p>
     <w:p>
       <w:pPr>
-        <w:pStyle w:val="Heading3"/>
-      </w:pPr>
-      <w:r>
-        <w:t>Explain Initialisation and reproducibility · 1</w:t>
+        <w:spacing w:line="336" w:lineRule="auto" w:after="180"/>
+      </w:pPr>
+      <w:r>
+        <w:rPr>
+          <w:b w:val="0"/>
+        </w:rPr>
+        <w:t>This added worked case illustrates the week’s main idea. Retain all original and connected topics; schedule its practice within the teaching cycle.</w:t>
       </w:r>
     </w:p>
     <w:p>
       <w:pPr>
-        <w:spacing w:line="336" w:lineRule="auto" w:after="180"/>
-      </w:pPr>
-      <w:r>
-        <w:rPr>
-          <w:b w:val="0"/>
-        </w:rPr>
-        <w:t>The gradient is 5(v - 2), so each step gives new v = 0.5v + 1. Signed distance from 2 halves on every update.</w:t>
+        <w:pStyle w:val="Heading1"/>
+      </w:pPr>
+      <w:r>
+        <w:t>02. Teach starting values,random-call assignment and symmetry distinctly</w:t>
       </w:r>
     </w:p>
     <w:p>
-      <w:pPr>
-        <w:spacing w:line="336" w:lineRule="auto" w:after="180"/>
-      </w:pPr>
-      <w:r>
-        <w:rPr>
-          <w:b w:val="0"/>
-        </w:rPr>
-        <w:t>Different starting distances therefore produce different losses after this finite budget, even though all three runs approach the same minimum if this exact procedure continues.</w:t>
+      <w:r>
+        <w:t>Keep main scalar v,pictured scalar a,and four-parameter order attached to their formulas.</w:t>
       </w:r>
     </w:p>
     <w:p>
       <w:pPr>
-        <w:spacing w:line="336" w:lineRule="auto" w:after="180"/>
-      </w:pPr>
-      <w:r>
-        <w:rPr>
-          <w:b w:val="0"/>
-        </w:rPr>
-        <w:t>The equal losses for starts 1 and 3 arise because they are equally distant from 2. They do not have equal final parameters.</w:t>
+        <w:pStyle w:val="Heading2"/>
+      </w:pPr>
+      <w:r>
+        <w:t>Main protocol,complete scalar traces and sequence contract</w:t>
       </w:r>
     </w:p>
     <w:p>
@@ -711,15 +702,30 @@
         <w:rPr>
           <w:b w:val="0"/>
         </w:rPr>
-        <w:t>This simple convex example does not show the multiple solutions or inactive units that can occur in larger networks.</w:t>
+        <w:t xml:space="preserve">Return to h = ReLU(x), y = vh, </w:t>
+      </w:r>
+      <w:r>
+        <w:rPr>
+          <w:b/>
+        </w:rPr>
+        <w:t>training</w:t>
+      </w:r>
+      <w:r>
+        <w:rPr>
+          <w:b w:val="0"/>
+        </w:rPr>
+        <w:t xml:space="preserve"> pairs (1, 2) and (2, 4), ordinary MSE and a frozen hidden unit. Only v is trained. Keep full-data updates, learning rate 0.1 and exactly two updates. Compare initial v values 0, 1 and 3.</w:t>
       </w:r>
     </w:p>
     <w:p>
       <w:pPr>
-        <w:pStyle w:val="Heading3"/>
-      </w:pPr>
-      <w:r>
-        <w:t>Explain Initialisation and reproducibility · 2</w:t>
+        <w:spacing w:line="336" w:lineRule="auto" w:after="180"/>
+      </w:pPr>
+      <w:r>
+        <w:rPr>
+          <w:b w:val="0"/>
+        </w:rPr>
+        <w:t>This experiment changes only the start.</w:t>
       </w:r>
     </w:p>
     <w:p>
@@ -730,19 +736,7 @@
         <w:rPr>
           <w:b w:val="0"/>
         </w:rPr>
-        <w:t xml:space="preserve">A pseudorandom generator produces a sequence determined by its state. In the same Python setup, recreating a local generator with the same </w:t>
-      </w:r>
-      <w:r>
-        <w:rPr>
-          <w:b/>
-        </w:rPr>
-        <w:t>seed</w:t>
-      </w:r>
-      <w:r>
-        <w:rPr>
-          <w:b w:val="0"/>
-        </w:rPr>
-        <w:t xml:space="preserve"> and making the same calls reproduces the sequence below.</w:t>
+        <w:t>The gradient is 5(v - 2), so each step gives new v = 0.5v + 1. Signed distance from 2 halves on every update.</w:t>
       </w:r>
     </w:p>
     <w:p>
@@ -753,15 +747,18 @@
         <w:rPr>
           <w:b w:val="0"/>
         </w:rPr>
-        <w:t>Saving the generated values also removes ambiguity about which draw became which parameter.</w:t>
+        <w:t>Different starting distances therefore produce different losses after this finite budget, even though all three runs approach the same minimum if this exact procedure continues.</w:t>
       </w:r>
     </w:p>
     <w:p>
       <w:pPr>
-        <w:pStyle w:val="Heading3"/>
-      </w:pPr>
-      <w:r>
-        <w:t>Explain Initialisation and reproducibility · 3</w:t>
+        <w:spacing w:line="336" w:lineRule="auto" w:after="180"/>
+      </w:pPr>
+      <w:r>
+        <w:rPr>
+          <w:b w:val="0"/>
+        </w:rPr>
+        <w:t>The equal losses for starts 1 and 3 arise because they are equally distant from 2. They do not have equal final parameters.</w:t>
       </w:r>
     </w:p>
     <w:p>
@@ -772,31 +769,7 @@
         <w:rPr>
           <w:b w:val="0"/>
         </w:rPr>
-        <w:t xml:space="preserve">The four random numbers illustrate a saved </w:t>
-      </w:r>
-      <w:r>
-        <w:rPr>
-          <w:b/>
-        </w:rPr>
-        <w:t>initialisation</w:t>
-      </w:r>
-      <w:r>
-        <w:rPr>
-          <w:b w:val="0"/>
-        </w:rPr>
-        <w:t xml:space="preserve"> sequence; they are not used in the three separate scalar </w:t>
-      </w:r>
-      <w:r>
-        <w:rPr>
-          <w:b/>
-        </w:rPr>
-        <w:t>training</w:t>
-      </w:r>
-      <w:r>
-        <w:rPr>
-          <w:b w:val="0"/>
-        </w:rPr>
-        <w:t xml:space="preserve"> runs.</w:t>
+        <w:t>This simple convex example does not show the multiple solutions or inactive units that can occur in larger networks.</w:t>
       </w:r>
     </w:p>
     <w:p>
@@ -807,6 +780,75 @@
         <w:rPr>
           <w:b w:val="0"/>
         </w:rPr>
+        <w:t xml:space="preserve">A pseudorandom generator produces a sequence determined by its state. In the same Python setup, recreating a local generator with the same </w:t>
+      </w:r>
+      <w:r>
+        <w:rPr>
+          <w:b/>
+        </w:rPr>
+        <w:t>seed</w:t>
+      </w:r>
+      <w:r>
+        <w:rPr>
+          <w:b w:val="0"/>
+        </w:rPr>
+        <w:t xml:space="preserve"> and making the same calls reproduces the sequence below.</w:t>
+      </w:r>
+    </w:p>
+    <w:p>
+      <w:pPr>
+        <w:spacing w:line="336" w:lineRule="auto" w:after="180"/>
+      </w:pPr>
+      <w:r>
+        <w:rPr>
+          <w:b w:val="0"/>
+        </w:rPr>
+        <w:t>Saving the generated values also removes ambiguity about which draw became which parameter.</w:t>
+      </w:r>
+    </w:p>
+    <w:p>
+      <w:pPr>
+        <w:spacing w:line="336" w:lineRule="auto" w:after="180"/>
+      </w:pPr>
+      <w:r>
+        <w:rPr>
+          <w:b w:val="0"/>
+        </w:rPr>
+        <w:t xml:space="preserve">The four random numbers illustrate a saved </w:t>
+      </w:r>
+      <w:r>
+        <w:rPr>
+          <w:b/>
+        </w:rPr>
+        <w:t>initialisation</w:t>
+      </w:r>
+      <w:r>
+        <w:rPr>
+          <w:b w:val="0"/>
+        </w:rPr>
+        <w:t xml:space="preserve"> sequence; they are not used in the three separate scalar </w:t>
+      </w:r>
+      <w:r>
+        <w:rPr>
+          <w:b/>
+        </w:rPr>
+        <w:t>training</w:t>
+      </w:r>
+      <w:r>
+        <w:rPr>
+          <w:b w:val="0"/>
+        </w:rPr>
+        <w:t xml:space="preserve"> runs.</w:t>
+      </w:r>
+    </w:p>
+    <w:p>
+      <w:pPr>
+        <w:spacing w:line="336" w:lineRule="auto" w:after="180"/>
+      </w:pPr>
+      <w:r>
+        <w:rPr>
+          <w:b w:val="0"/>
+        </w:rPr>
         <w:t xml:space="preserve">The range [-1, 1] is a classroom choice, not a general recommendation for network </w:t>
       </w:r>
       <w:r>
@@ -832,6 +874,745 @@
           <w:b w:val="0"/>
         </w:rPr>
         <w:t xml:space="preserve"> stays the same.</w:t>
+      </w:r>
+    </w:p>
+    <w:tbl>
+      <w:tblPr>
+        <w:tblStyle w:val="LightShading-Accent1"/>
+        <w:tblW w:type="auto" w:w="0"/>
+        <w:tblLook w:firstColumn="1" w:firstRow="1" w:lastColumn="0" w:lastRow="0" w:noHBand="0" w:noVBand="1" w:val="04A0"/>
+      </w:tblPr>
+      <w:tblGrid>
+        <w:gridCol w:w="2556"/>
+        <w:gridCol w:w="2556"/>
+        <w:gridCol w:w="2556"/>
+        <w:gridCol w:w="2556"/>
+      </w:tblGrid>
+      <w:tr>
+        <w:trPr>
+          <w:tblHeader/>
+        </w:trPr>
+        <w:tc>
+          <w:tcPr>
+            <w:tcW w:type="dxa" w:w="2556"/>
+          </w:tcPr>
+          <w:p>
+            <w:r>
+              <w:t>Main initial v</w:t>
+            </w:r>
+          </w:p>
+        </w:tc>
+        <w:tc>
+          <w:tcPr>
+            <w:tcW w:type="dxa" w:w="2556"/>
+          </w:tcPr>
+          <w:p>
+            <w:r>
+              <w:t>Three saved states(0, 1, 2 updates)</w:t>
+            </w:r>
+          </w:p>
+        </w:tc>
+        <w:tc>
+          <w:tcPr>
+            <w:tcW w:type="dxa" w:w="2556"/>
+          </w:tcPr>
+          <w:p>
+            <w:r>
+              <w:t>Final training MSE 2.5(v−2)²</w:t>
+            </w:r>
+          </w:p>
+        </w:tc>
+        <w:tc>
+          <w:tcPr>
+            <w:tcW w:type="dxa" w:w="2556"/>
+          </w:tcPr>
+          <w:p>
+            <w:r>
+              <w:t>Final prediction at x1</w:t>
+            </w:r>
+          </w:p>
+        </w:tc>
+      </w:tr>
+      <w:tr>
+        <w:tc>
+          <w:tcPr>
+            <w:tcW w:type="dxa" w:w="2556"/>
+          </w:tcPr>
+          <w:p>
+            <w:r>
+              <w:t>0</w:t>
+            </w:r>
+          </w:p>
+        </w:tc>
+        <w:tc>
+          <w:tcPr>
+            <w:tcW w:type="dxa" w:w="2556"/>
+          </w:tcPr>
+          <w:p>
+            <w:r>
+              <w:t>[0, 1, 1.5]</w:t>
+            </w:r>
+          </w:p>
+        </w:tc>
+        <w:tc>
+          <w:tcPr>
+            <w:tcW w:type="dxa" w:w="2556"/>
+          </w:tcPr>
+          <w:p>
+            <w:r>
+              <w:t>0.625</w:t>
+            </w:r>
+          </w:p>
+        </w:tc>
+        <w:tc>
+          <w:tcPr>
+            <w:tcW w:type="dxa" w:w="2556"/>
+          </w:tcPr>
+          <w:p>
+            <w:r>
+              <w:t>1.5</w:t>
+            </w:r>
+          </w:p>
+        </w:tc>
+      </w:tr>
+      <w:tr>
+        <w:tc>
+          <w:tcPr>
+            <w:tcW w:type="dxa" w:w="2556"/>
+          </w:tcPr>
+          <w:p>
+            <w:r>
+              <w:t>1</w:t>
+            </w:r>
+          </w:p>
+        </w:tc>
+        <w:tc>
+          <w:tcPr>
+            <w:tcW w:type="dxa" w:w="2556"/>
+          </w:tcPr>
+          <w:p>
+            <w:r>
+              <w:t>[1, 1.5, 1.75]</w:t>
+            </w:r>
+          </w:p>
+        </w:tc>
+        <w:tc>
+          <w:tcPr>
+            <w:tcW w:type="dxa" w:w="2556"/>
+          </w:tcPr>
+          <w:p>
+            <w:r>
+              <w:t>0.15625</w:t>
+            </w:r>
+          </w:p>
+        </w:tc>
+        <w:tc>
+          <w:tcPr>
+            <w:tcW w:type="dxa" w:w="2556"/>
+          </w:tcPr>
+          <w:p>
+            <w:r>
+              <w:t>1.75</w:t>
+            </w:r>
+          </w:p>
+        </w:tc>
+      </w:tr>
+      <w:tr>
+        <w:tc>
+          <w:tcPr>
+            <w:tcW w:type="dxa" w:w="2556"/>
+          </w:tcPr>
+          <w:p>
+            <w:r>
+              <w:t>3</w:t>
+            </w:r>
+          </w:p>
+        </w:tc>
+        <w:tc>
+          <w:tcPr>
+            <w:tcW w:type="dxa" w:w="2556"/>
+          </w:tcPr>
+          <w:p>
+            <w:r>
+              <w:t>[3, 2.5, 2.25]</w:t>
+            </w:r>
+          </w:p>
+        </w:tc>
+        <w:tc>
+          <w:tcPr>
+            <w:tcW w:type="dxa" w:w="2556"/>
+          </w:tcPr>
+          <w:p>
+            <w:r>
+              <w:t>0.15625</w:t>
+            </w:r>
+          </w:p>
+        </w:tc>
+        <w:tc>
+          <w:tcPr>
+            <w:tcW w:type="dxa" w:w="2556"/>
+          </w:tcPr>
+          <w:p>
+            <w:r>
+              <w:t>2.25</w:t>
+            </w:r>
+          </w:p>
+        </w:tc>
+      </w:tr>
+    </w:tbl>
+    <w:p>
+      <w:pPr>
+        <w:spacing w:line="336" w:lineRule="auto" w:after="180"/>
+      </w:pPr>
+      <w:r>
+        <w:rPr>
+          <w:b w:val="0"/>
+        </w:rPr>
+        <w:t>The code contains two separate demonstrations. Four uniform random draws from a local seeded generator show repeatability of that sequence in the same setup with the same calls. The three scalar training runs instead start at the explicit values 0, 1, 3; they do not use those draws. The uniform range−1to1is a classroom illustration, not an initialization recommendation.</w:t>
+      </w:r>
+    </w:p>
+    <w:p>
+      <w:pPr>
+        <w:spacing w:line="336" w:lineRule="auto" w:after="180"/>
+      </w:pPr>
+      <w:r>
+        <w:rPr>
+          <w:b w:val="0"/>
+        </w:rPr>
+        <w:t>Identical seed plus different draw order can assign different values to weights. Save actual values, their names/order and the environment as well as the seed.</w:t>
+      </w:r>
+    </w:p>
+    <w:p>
+      <w:pPr>
+        <w:pStyle w:val="Heading2"/>
+      </w:pPr>
+      <w:r>
+        <w:t>Complete two-unit givens,update and guided key</w:t>
+      </w:r>
+    </w:p>
+    <w:p>
+      <w:pPr>
+        <w:spacing w:line="336" w:lineRule="auto" w:after="180"/>
+      </w:pPr>
+      <w:r>
+        <w:rPr>
+          <w:b w:val="0"/>
+        </w:rPr>
+        <w:t>For the symmetry extension, use y=aReLU(ux)+bReLU(vx), parameter order[u, v, a, b], x1, target 1, all four original parameters 1 and rate.1. Both hidden scores and activations are 1, y2, residual 1. Each old-state squared-loss gradient is2, so one simultaneous step makes every parameter.8. New hidden activations are[.8, .8], y=.8×.8+.8×.8=1.28, and loss(.28)²=.0784. The units still match.</w:t>
+      </w:r>
+    </w:p>
+    <w:p>
+      <w:pPr>
+        <w:spacing w:line="336" w:lineRule="auto" w:after="180"/>
+      </w:pPr>
+      <w:r>
+        <w:rPr>
+          <w:b w:val="0"/>
+        </w:rPr>
+        <w:t>Here u and v are input weights and a and b are output weights; these names are separate from the main single trained output v.</w:t>
+      </w:r>
+    </w:p>
+    <w:p>
+      <w:pPr>
+        <w:pStyle w:val="Heading3"/>
+      </w:pPr>
+      <w:r>
+        <w:t>Identical units receive identical updates</w:t>
+      </w:r>
+    </w:p>
+    <w:tbl>
+      <w:tblPr>
+        <w:tblStyle w:val="LightShading-Accent1"/>
+        <w:tblW w:type="auto" w:w="0"/>
+        <w:tblLook w:firstColumn="1" w:firstRow="1" w:lastColumn="0" w:lastRow="0" w:noHBand="0" w:noVBand="1" w:val="04A0"/>
+      </w:tblPr>
+      <w:tblGrid>
+        <w:gridCol w:w="3408"/>
+        <w:gridCol w:w="3408"/>
+        <w:gridCol w:w="3408"/>
+      </w:tblGrid>
+      <w:tr>
+        <w:trPr>
+          <w:tblHeader/>
+        </w:trPr>
+        <w:tc>
+          <w:tcPr>
+            <w:tcW w:type="dxa" w:w="3408"/>
+          </w:tcPr>
+          <w:p>
+            <w:r>
+              <w:t>Hidden unit</w:t>
+            </w:r>
+          </w:p>
+        </w:tc>
+        <w:tc>
+          <w:tcPr>
+            <w:tcW w:type="dxa" w:w="3408"/>
+          </w:tcPr>
+          <w:p>
+            <w:r>
+              <w:t>Before the update</w:t>
+            </w:r>
+          </w:p>
+        </w:tc>
+        <w:tc>
+          <w:tcPr>
+            <w:tcW w:type="dxa" w:w="3408"/>
+          </w:tcPr>
+          <w:p>
+            <w:r>
+              <w:t>After the update</w:t>
+            </w:r>
+          </w:p>
+        </w:tc>
+      </w:tr>
+      <w:tr>
+        <w:tc>
+          <w:tcPr>
+            <w:tcW w:type="dxa" w:w="3408"/>
+          </w:tcPr>
+          <w:p>
+            <w:r>
+              <w:t>First ReLU unit</w:t>
+            </w:r>
+          </w:p>
+        </w:tc>
+        <w:tc>
+          <w:tcPr>
+            <w:tcW w:type="dxa" w:w="3408"/>
+          </w:tcPr>
+          <w:p>
+            <w:r>
+              <w:t>u is 1 and a is 1</w:t>
+            </w:r>
+          </w:p>
+        </w:tc>
+        <w:tc>
+          <w:tcPr>
+            <w:tcW w:type="dxa" w:w="3408"/>
+          </w:tcPr>
+          <w:p>
+            <w:r>
+              <w:t>u is 0.8 and a is 0.8</w:t>
+            </w:r>
+          </w:p>
+        </w:tc>
+      </w:tr>
+      <w:tr>
+        <w:tc>
+          <w:tcPr>
+            <w:tcW w:type="dxa" w:w="3408"/>
+          </w:tcPr>
+          <w:p>
+            <w:r>
+              <w:t>Second ReLU unit</w:t>
+            </w:r>
+          </w:p>
+        </w:tc>
+        <w:tc>
+          <w:tcPr>
+            <w:tcW w:type="dxa" w:w="3408"/>
+          </w:tcPr>
+          <w:p>
+            <w:r>
+              <w:t>v is 1 and b is 1</w:t>
+            </w:r>
+          </w:p>
+        </w:tc>
+        <w:tc>
+          <w:tcPr>
+            <w:tcW w:type="dxa" w:w="3408"/>
+          </w:tcPr>
+          <w:p>
+            <w:r>
+              <w:t>v is 0.8 and b is 0.8</w:t>
+            </w:r>
+          </w:p>
+        </w:tc>
+      </w:tr>
+    </w:tbl>
+    <w:p>
+      <w:r>
+        <w:t>In this separate two-unit example there are no biases. At x = 1, output is 2 and target is 1. Each of the four squared-error partial gradients equals 2. A simultaneous update at rate 0.1 changes every weight from 1 to 0.8 and keeps the units identical.</w:t>
+      </w:r>
+    </w:p>
+    <w:p>
+      <w:pPr>
+        <w:spacing w:line="336" w:lineRule="auto" w:after="180"/>
+      </w:pPr>
+      <w:r>
+        <w:rPr>
+          <w:b w:val="0"/>
+        </w:rPr>
+        <w:t xml:space="preserve">Guided: initially </w:t>
+      </w:r>
+      <w:r>
+        <w:rPr>
+          <w:b/>
+        </w:rPr>
+        <w:t>output</w:t>
+      </w:r>
+      <w:r>
+        <w:rPr>
+          <w:b w:val="0"/>
+        </w:rPr>
+        <w:t xml:space="preserve"> 2 and squared error 1. After all four weights become 0.8, hidden activations are [0.8, 0.8], </w:t>
+      </w:r>
+      <w:r>
+        <w:rPr>
+          <w:b/>
+        </w:rPr>
+        <w:t>output</w:t>
+      </w:r>
+      <w:r>
+        <w:rPr>
+          <w:b w:val="0"/>
+        </w:rPr>
+        <w:t xml:space="preserve"> 1.28, residual 0.28 and squared error 0.0784. Both units still match.</w:t>
+      </w:r>
+    </w:p>
+    <w:p>
+      <w:pPr>
+        <w:spacing w:line="336" w:lineRule="auto" w:after="180"/>
+      </w:pPr>
+      <w:r>
+        <w:rPr>
+          <w:b w:val="0"/>
+        </w:rPr>
+        <w:t>Exit: differing random-call and batch orders are changed conditions, not automatic proof of a defect. Compare saved initial arrays and intermediate traces under matched settings, then check against independent expectations.</w:t>
+      </w:r>
+    </w:p>
+    <w:p>
+      <w:pPr>
+        <w:pStyle w:val="Heading2"/>
+      </w:pPr>
+      <w:r>
+        <w:t>Separate pictured scalar starts and scope</w:t>
+      </w:r>
+    </w:p>
+    <w:p>
+      <w:pPr>
+        <w:spacing w:line="336" w:lineRule="auto" w:after="180"/>
+      </w:pPr>
+      <w:r>
+        <w:rPr>
+          <w:b w:val="0"/>
+        </w:rPr>
+        <w:t xml:space="preserve">Reproduce two </w:t>
+      </w:r>
+      <w:r>
+        <w:rPr>
+          <w:b/>
+        </w:rPr>
+        <w:t>training</w:t>
+      </w:r>
+      <w:r>
+        <w:rPr>
+          <w:b w:val="0"/>
+        </w:rPr>
+        <w:t xml:space="preserve"> traces by saving their distinct initial values.</w:t>
+      </w:r>
+    </w:p>
+    <w:p>
+      <w:pPr>
+        <w:spacing w:line="336" w:lineRule="auto" w:after="180"/>
+      </w:pPr>
+      <w:r>
+        <w:rPr>
+          <w:b w:val="0"/>
+        </w:rPr>
+        <w:t>Loss J(a)=(a-2)²; gradient 2(a-2); rate 0.25; two updates. Restart from a = 0 and separately a = 4.</w:t>
+      </w:r>
+    </w:p>
+    <w:p>
+      <w:pPr>
+        <w:spacing w:line="336" w:lineRule="auto" w:after="180"/>
+      </w:pPr>
+      <w:r>
+        <w:rPr>
+          <w:b w:val="0"/>
+        </w:rPr>
+        <w:t xml:space="preserve">All </w:t>
+      </w:r>
+      <w:r>
+        <w:rPr>
+          <w:b/>
+        </w:rPr>
+        <w:t>input</w:t>
+      </w:r>
+      <w:r>
+        <w:rPr>
+          <w:b w:val="0"/>
+        </w:rPr>
+        <w:t>s and outcomes in this worked example are invented classroom data; no real model run is claimed.</w:t>
+      </w:r>
+    </w:p>
+    <w:p>
+      <w:pPr>
+        <w:spacing w:line="336" w:lineRule="auto" w:after="180"/>
+      </w:pPr>
+      <w:r>
+        <w:rPr>
+          <w:b w:val="0"/>
+        </w:rPr>
+        <w:t>The picture uses a separate scalar objective J(a)=(a−2)², gradient 2(a−2), rate.25 and two updates. Start0 gives0→1→1.5; start 4 gives4→3→2.5; both final losses.25 because distances from 2 are equal. Repeating start 0 with identical arithmetic and settings repeats its path. The main MSEobjective2.5(v−2)²uses rate.1 and starts 0/1/3. The two-unit symmetry extension below is a third, explicitly defined computation.</w:t>
+      </w:r>
+    </w:p>
+    <w:p>
+      <w:pPr>
+        <w:pStyle w:val="Heading2"/>
+      </w:pPr>
+      <w:r>
+        <w:t>Trace deterministic replay and unequal final parameters</w:t>
+      </w:r>
+    </w:p>
+    <w:p>
+      <w:r>
+        <w:drawing>
+          <wp:inline xmlns:a="http://schemas.openxmlformats.org/drawingml/2006/main" xmlns:pic="http://schemas.openxmlformats.org/drawingml/2006/picture">
+            <wp:extent cx="5486400" cy="3337560"/>
+            <wp:docPr id="1" name="Picture 1" descr="Start from 0: Updates: a = 1 then 1.5; final loss 0.25. → Start from 4: Updates: a = 3 then 2.5; final loss 0.25. → Record experiment: Save initial values, rate, objective and update count; the same final loss hides different parameter paths."/>
+            <wp:cNvGraphicFramePr>
+              <a:graphicFrameLocks noChangeAspect="1"/>
+            </wp:cNvGraphicFramePr>
+            <a:graphic>
+              <a:graphicData uri="http://schemas.openxmlformats.org/drawingml/2006/picture">
+                <pic:pic>
+                  <pic:nvPicPr>
+                    <pic:cNvPr id="0" name="academy-story-ai-5-17-02.png"/>
+                    <pic:cNvPicPr/>
+                  </pic:nvPicPr>
+                  <pic:blipFill>
+                    <a:blip r:embed="rId9"/>
+                    <a:stretch>
+                      <a:fillRect/>
+                    </a:stretch>
+                  </pic:blipFill>
+                  <pic:spPr>
+                    <a:xfrm>
+                      <a:off x="0" y="0"/>
+                      <a:ext cx="5486400" cy="3337560"/>
+                    </a:xfrm>
+                    <a:prstGeom prst="rect"/>
+                  </pic:spPr>
+                </pic:pic>
+              </a:graphicData>
+            </a:graphic>
+          </wp:inline>
+        </w:drawing>
+      </w:r>
+    </w:p>
+    <w:p>
+      <w:pPr>
+        <w:pStyle w:val="Heading3"/>
+      </w:pPr>
+      <w:r>
+        <w:t>Read the picture one step at a time</w:t>
+      </w:r>
+    </w:p>
+    <w:tbl>
+      <w:tblPr>
+        <w:tblStyle w:val="LightShading-Accent1"/>
+        <w:tblW w:type="auto" w:w="0"/>
+        <w:tblLook w:firstColumn="1" w:firstRow="1" w:lastColumn="0" w:lastRow="0" w:noHBand="0" w:noVBand="1" w:val="04A0"/>
+      </w:tblPr>
+      <w:tblGrid>
+        <w:gridCol w:w="5112"/>
+        <w:gridCol w:w="5112"/>
+      </w:tblGrid>
+      <w:tr>
+        <w:trPr>
+          <w:tblHeader/>
+        </w:trPr>
+        <w:tc>
+          <w:tcPr>
+            <w:tcW w:type="dxa" w:w="5112"/>
+          </w:tcPr>
+          <w:p>
+            <w:r>
+              <w:t>Step</w:t>
+            </w:r>
+          </w:p>
+        </w:tc>
+        <w:tc>
+          <w:tcPr>
+            <w:tcW w:type="dxa" w:w="5112"/>
+          </w:tcPr>
+          <w:p>
+            <w:r>
+              <w:t>What happens and why</w:t>
+            </w:r>
+          </w:p>
+        </w:tc>
+      </w:tr>
+      <w:tr>
+        <w:tc>
+          <w:tcPr>
+            <w:tcW w:type="dxa" w:w="5112"/>
+          </w:tcPr>
+          <w:p>
+            <w:r>
+              <w:t>1. Start from 0</w:t>
+            </w:r>
+          </w:p>
+        </w:tc>
+        <w:tc>
+          <w:tcPr>
+            <w:tcW w:type="dxa" w:w="5112"/>
+          </w:tcPr>
+          <w:p>
+            <w:r>
+              <w:t>Updates: a = 1 then 1.5; final loss 0.25.</w:t>
+            </w:r>
+          </w:p>
+        </w:tc>
+      </w:tr>
+      <w:tr>
+        <w:tc>
+          <w:tcPr>
+            <w:tcW w:type="dxa" w:w="5112"/>
+          </w:tcPr>
+          <w:p>
+            <w:r>
+              <w:t>2. Start from 4</w:t>
+            </w:r>
+          </w:p>
+        </w:tc>
+        <w:tc>
+          <w:tcPr>
+            <w:tcW w:type="dxa" w:w="5112"/>
+          </w:tcPr>
+          <w:p>
+            <w:r>
+              <w:t>Updates: a = 3 then 2.5; final loss 0.25.</w:t>
+            </w:r>
+          </w:p>
+        </w:tc>
+      </w:tr>
+      <w:tr>
+        <w:tc>
+          <w:tcPr>
+            <w:tcW w:type="dxa" w:w="5112"/>
+          </w:tcPr>
+          <w:p>
+            <w:r>
+              <w:t>3. Record experiment</w:t>
+            </w:r>
+          </w:p>
+        </w:tc>
+        <w:tc>
+          <w:tcPr>
+            <w:tcW w:type="dxa" w:w="5112"/>
+          </w:tcPr>
+          <w:p>
+            <w:r>
+              <w:t>Save initial values, rate, objective and update count; the same final loss hides different parameter paths.</w:t>
+            </w:r>
+          </w:p>
+        </w:tc>
+      </w:tr>
+    </w:tbl>
+    <w:p>
+      <w:r>
+        <w:t>Match each pictured step to the supplied facts. This is a worked teaching case, not an independent assessment.</w:t>
+      </w:r>
+    </w:p>
+    <w:p>
+      <w:pPr>
+        <w:spacing w:line="336" w:lineRule="auto" w:after="180"/>
+      </w:pPr>
+      <w:r>
+        <w:rPr>
+          <w:b/>
+        </w:rPr>
+        <w:t>Initialisation</w:t>
+      </w:r>
+      <w:r>
+        <w:rPr>
+          <w:b w:val="0"/>
+        </w:rPr>
+        <w:t xml:space="preserve"> supplies the parameter values before learning begins. The same update rule can follow different paths from different starts.</w:t>
+      </w:r>
+    </w:p>
+    <w:p>
+      <w:pPr>
+        <w:spacing w:line="336" w:lineRule="auto" w:after="180"/>
+      </w:pPr>
+      <w:r>
+        <w:rPr>
+          <w:b w:val="0"/>
+        </w:rPr>
+        <w:t>Here the two paths end on opposite sides of two and have equal squared distance, so equal loss does not imply equal parameters. Save initial values and settings to reproduce this arithmetic, as well as the final result.</w:t>
+      </w:r>
+    </w:p>
+    <w:p>
+      <w:pPr>
+        <w:spacing w:line="336" w:lineRule="auto" w:after="180"/>
+      </w:pPr>
+      <w:r>
+        <w:rPr>
+          <w:b w:val="0"/>
+        </w:rPr>
+        <w:t xml:space="preserve">A saved </w:t>
+      </w:r>
+      <w:r>
+        <w:rPr>
+          <w:b/>
+        </w:rPr>
+        <w:t>seed</w:t>
+      </w:r>
+      <w:r>
+        <w:rPr>
+          <w:b w:val="0"/>
+        </w:rPr>
+        <w:t xml:space="preserve"> alone does not reproduce every software or hardware execution; record environment and nondeterminism too.</w:t>
+      </w:r>
+    </w:p>
+    <w:p>
+      <w:pPr>
+        <w:spacing w:line="336" w:lineRule="auto" w:after="180"/>
+      </w:pPr>
+      <w:r>
+        <w:rPr>
+          <w:b w:val="0"/>
+        </w:rPr>
+        <w:t>Change: Repeat the a = 0 run with identical arithmetic and settings.</w:t>
+      </w:r>
+    </w:p>
+    <w:p>
+      <w:pPr>
+        <w:spacing w:line="336" w:lineRule="auto" w:after="180"/>
+      </w:pPr>
+      <w:r>
+        <w:rPr>
+          <w:b/>
+        </w:rPr>
+        <w:t>Prediction</w:t>
+      </w:r>
+      <w:r>
+        <w:rPr>
+          <w:b w:val="0"/>
+        </w:rPr>
+        <w:t>: It again reaches 1 then 1.5 in this deterministic toy calculation.</w:t>
+      </w:r>
+    </w:p>
+    <w:p>
+      <w:pPr>
+        <w:spacing w:line="336" w:lineRule="auto" w:after="180"/>
+      </w:pPr>
+      <w:r>
+        <w:rPr>
+          <w:b w:val="0"/>
+        </w:rPr>
+        <w:t>Reason: Identical initial state and update rules determine the same arithmetic trace.</w:t>
+      </w:r>
+    </w:p>
+    <w:p>
+      <w:pPr>
+        <w:pStyle w:val="Heading2"/>
+      </w:pPr>
+      <w:r>
+        <w:t>Earlier wording, alternatives and picture transcripts · reference / check after trying</w:t>
       </w:r>
     </w:p>
     <w:tbl>
@@ -963,6 +1744,48 @@
         <w:pStyle w:val="Heading3"/>
       </w:pPr>
       <w:r>
+        <w:t>Model the reasoning aloud</w:t>
+      </w:r>
+    </w:p>
+    <w:p>
+      <w:pPr>
+        <w:spacing w:line="336" w:lineRule="auto" w:after="180"/>
+      </w:pPr>
+      <w:r>
+        <w:rPr>
+          <w:b w:val="0"/>
+        </w:rPr>
+        <w:t xml:space="preserve">Use the complete worked example below before asking learners to complete W2. Reveal a small part, invite a </w:t>
+      </w:r>
+      <w:r>
+        <w:rPr>
+          <w:b/>
+        </w:rPr>
+        <w:t>prediction</w:t>
+      </w:r>
+      <w:r>
+        <w:rPr>
+          <w:b w:val="0"/>
+        </w:rPr>
+        <w:t>, then explain the deciding step.</w:t>
+      </w:r>
+    </w:p>
+    <w:p>
+      <w:pPr>
+        <w:spacing w:line="336" w:lineRule="auto" w:after="180"/>
+      </w:pPr>
+      <w:r>
+        <w:rPr>
+          <w:b w:val="0"/>
+        </w:rPr>
+        <w:t>These teacher notes contain solutions; do not reveal the independent case answer during modelling.</w:t>
+      </w:r>
+    </w:p>
+    <w:p>
+      <w:pPr>
+        <w:pStyle w:val="Heading3"/>
+      </w:pPr>
+      <w:r>
         <w:t>Identical units receive identical updates</w:t>
       </w:r>
     </w:p>
@@ -1087,226 +1910,6 @@
         <w:pStyle w:val="Heading3"/>
       </w:pPr>
       <w:r>
-        <w:t>Explain Initialisation and reproducibility · 4</w:t>
-      </w:r>
-    </w:p>
-    <w:p>
-      <w:pPr>
-        <w:spacing w:line="336" w:lineRule="auto" w:after="180"/>
-      </w:pPr>
-      <w:r>
-        <w:rPr>
-          <w:b w:val="0"/>
-        </w:rPr>
-        <w:t xml:space="preserve">Guided: initially </w:t>
-      </w:r>
-      <w:r>
-        <w:rPr>
-          <w:b/>
-        </w:rPr>
-        <w:t>output</w:t>
-      </w:r>
-      <w:r>
-        <w:rPr>
-          <w:b w:val="0"/>
-        </w:rPr>
-        <w:t xml:space="preserve"> 2 and squared error 1. After all four weights become 0.8, hidden activations are [0.8, 0.8], </w:t>
-      </w:r>
-      <w:r>
-        <w:rPr>
-          <w:b/>
-        </w:rPr>
-        <w:t>output</w:t>
-      </w:r>
-      <w:r>
-        <w:rPr>
-          <w:b w:val="0"/>
-        </w:rPr>
-        <w:t xml:space="preserve"> 1.28, residual 0.28 and squared error 0.0784. Both units still match.</w:t>
-      </w:r>
-    </w:p>
-    <w:p>
-      <w:pPr>
-        <w:spacing w:line="336" w:lineRule="auto" w:after="180"/>
-      </w:pPr>
-      <w:r>
-        <w:rPr>
-          <w:b w:val="0"/>
-        </w:rPr>
-        <w:t>Exit: differing random-call and batch orders are changed conditions, not automatic proof of a defect. Compare saved initial arrays and intermediate traces under matched settings, then check against independent expectations.</w:t>
-      </w:r>
-    </w:p>
-    <w:p>
-      <w:pPr>
-        <w:pStyle w:val="Heading3"/>
-      </w:pPr>
-      <w:r>
-        <w:t>Model the reasoning aloud</w:t>
-      </w:r>
-    </w:p>
-    <w:p>
-      <w:pPr>
-        <w:spacing w:line="336" w:lineRule="auto" w:after="180"/>
-      </w:pPr>
-      <w:r>
-        <w:rPr>
-          <w:b w:val="0"/>
-        </w:rPr>
-        <w:t xml:space="preserve">Use the complete worked example below before asking learners to complete W2. Reveal a small part, invite a </w:t>
-      </w:r>
-      <w:r>
-        <w:rPr>
-          <w:b/>
-        </w:rPr>
-        <w:t>prediction</w:t>
-      </w:r>
-      <w:r>
-        <w:rPr>
-          <w:b w:val="0"/>
-        </w:rPr>
-        <w:t>, then explain the deciding step.</w:t>
-      </w:r>
-    </w:p>
-    <w:p>
-      <w:pPr>
-        <w:spacing w:line="336" w:lineRule="auto" w:after="180"/>
-      </w:pPr>
-      <w:r>
-        <w:rPr>
-          <w:b w:val="0"/>
-        </w:rPr>
-        <w:t>These teacher notes contain solutions; do not reveal the independent case answer during modelling.</w:t>
-      </w:r>
-    </w:p>
-    <w:p>
-      <w:pPr>
-        <w:pStyle w:val="Heading3"/>
-      </w:pPr>
-      <w:r>
-        <w:t>Identical units receive identical updates</w:t>
-      </w:r>
-    </w:p>
-    <w:tbl>
-      <w:tblPr>
-        <w:tblStyle w:val="LightShading-Accent1"/>
-        <w:tblW w:type="auto" w:w="0"/>
-        <w:tblLook w:firstColumn="1" w:firstRow="1" w:lastColumn="0" w:lastRow="0" w:noHBand="0" w:noVBand="1" w:val="04A0"/>
-      </w:tblPr>
-      <w:tblGrid>
-        <w:gridCol w:w="3408"/>
-        <w:gridCol w:w="3408"/>
-        <w:gridCol w:w="3408"/>
-      </w:tblGrid>
-      <w:tr>
-        <w:trPr>
-          <w:tblHeader/>
-        </w:trPr>
-        <w:tc>
-          <w:tcPr>
-            <w:tcW w:type="dxa" w:w="3408"/>
-          </w:tcPr>
-          <w:p>
-            <w:r>
-              <w:t>Hidden unit</w:t>
-            </w:r>
-          </w:p>
-        </w:tc>
-        <w:tc>
-          <w:tcPr>
-            <w:tcW w:type="dxa" w:w="3408"/>
-          </w:tcPr>
-          <w:p>
-            <w:r>
-              <w:t>Before the update</w:t>
-            </w:r>
-          </w:p>
-        </w:tc>
-        <w:tc>
-          <w:tcPr>
-            <w:tcW w:type="dxa" w:w="3408"/>
-          </w:tcPr>
-          <w:p>
-            <w:r>
-              <w:t>After the update</w:t>
-            </w:r>
-          </w:p>
-        </w:tc>
-      </w:tr>
-      <w:tr>
-        <w:tc>
-          <w:tcPr>
-            <w:tcW w:type="dxa" w:w="3408"/>
-          </w:tcPr>
-          <w:p>
-            <w:r>
-              <w:t>First ReLU unit</w:t>
-            </w:r>
-          </w:p>
-        </w:tc>
-        <w:tc>
-          <w:tcPr>
-            <w:tcW w:type="dxa" w:w="3408"/>
-          </w:tcPr>
-          <w:p>
-            <w:r>
-              <w:t>u is 1 and a is 1</w:t>
-            </w:r>
-          </w:p>
-        </w:tc>
-        <w:tc>
-          <w:tcPr>
-            <w:tcW w:type="dxa" w:w="3408"/>
-          </w:tcPr>
-          <w:p>
-            <w:r>
-              <w:t>u is 0.8 and a is 0.8</w:t>
-            </w:r>
-          </w:p>
-        </w:tc>
-      </w:tr>
-      <w:tr>
-        <w:tc>
-          <w:tcPr>
-            <w:tcW w:type="dxa" w:w="3408"/>
-          </w:tcPr>
-          <w:p>
-            <w:r>
-              <w:t>Second ReLU unit</w:t>
-            </w:r>
-          </w:p>
-        </w:tc>
-        <w:tc>
-          <w:tcPr>
-            <w:tcW w:type="dxa" w:w="3408"/>
-          </w:tcPr>
-          <w:p>
-            <w:r>
-              <w:t>v is 1 and b is 1</w:t>
-            </w:r>
-          </w:p>
-        </w:tc>
-        <w:tc>
-          <w:tcPr>
-            <w:tcW w:type="dxa" w:w="3408"/>
-          </w:tcPr>
-          <w:p>
-            <w:r>
-              <w:t>v is 0.8 and b is 0.8</w:t>
-            </w:r>
-          </w:p>
-        </w:tc>
-      </w:tr>
-    </w:tbl>
-    <w:p>
-      <w:r>
-        <w:t>In this separate two-unit example there are no biases. At x = 1, output is 2 and target is 1. Each of the four squared-error partial gradients equals 2. A simultaneous update at rate 0.1 changes every weight from 1 to 0.8 and keeps the units identical.</w:t>
-      </w:r>
-    </w:p>
-    <w:p>
-      <w:pPr>
-        <w:pStyle w:val="Heading3"/>
-      </w:pPr>
-      <w:r>
         <w:t>For x = 1, calculate the two-unit output and squared error before and after the shown simultaneous update. Have the units become different?</w:t>
       </w:r>
     </w:p>
@@ -1453,85 +2056,10 @@
     </w:p>
     <w:p>
       <w:pPr>
-        <w:spacing w:line="336" w:lineRule="auto" w:after="180"/>
-      </w:pPr>
-      <w:r>
-        <w:rPr>
-          <w:b w:val="0"/>
-        </w:rPr>
-        <w:t xml:space="preserve">Reproduce two </w:t>
-      </w:r>
-      <w:r>
-        <w:rPr>
-          <w:b/>
-        </w:rPr>
-        <w:t>training</w:t>
-      </w:r>
-      <w:r>
-        <w:rPr>
-          <w:b w:val="0"/>
-        </w:rPr>
-        <w:t xml:space="preserve"> traces by saving their distinct initial values.</w:t>
-      </w:r>
-    </w:p>
-    <w:p>
-      <w:pPr>
         <w:pStyle w:val="Heading3"/>
       </w:pPr>
       <w:r>
         <w:t>The facts we will use</w:t>
-      </w:r>
-    </w:p>
-    <w:p>
-      <w:pPr>
-        <w:pStyle w:val="Heading3"/>
-      </w:pPr>
-      <w:r>
-        <w:t>Supplied facts</w:t>
-      </w:r>
-    </w:p>
-    <w:p>
-      <w:pPr>
-        <w:spacing w:line="336" w:lineRule="auto" w:after="180"/>
-        <w:shd w:fill="F1F6FC"/>
-      </w:pPr>
-      <w:r>
-        <w:rPr>
-          <w:b w:val="0"/>
-        </w:rPr>
-        <w:t>Loss J(a)=(a-2)²; gradient 2(a-2); rate 0.25; two updates. Restart from a = 0 and separately a = 4.</w:t>
-      </w:r>
-    </w:p>
-    <w:p>
-      <w:pPr>
-        <w:pStyle w:val="Heading3"/>
-      </w:pPr>
-      <w:r>
-        <w:t>Supplied facts</w:t>
-      </w:r>
-    </w:p>
-    <w:p>
-      <w:pPr>
-        <w:spacing w:line="336" w:lineRule="auto" w:after="180"/>
-        <w:shd w:fill="F1F6FC"/>
-      </w:pPr>
-      <w:r>
-        <w:rPr>
-          <w:b w:val="0"/>
-        </w:rPr>
-        <w:t xml:space="preserve">All </w:t>
-      </w:r>
-      <w:r>
-        <w:rPr>
-          <w:b/>
-        </w:rPr>
-        <w:t>input</w:t>
-      </w:r>
-      <w:r>
-        <w:rPr>
-          <w:b w:val="0"/>
-        </w:rPr>
-        <w:t>s and outcomes in this worked example are invented classroom data; no real model run is claimed.</w:t>
       </w:r>
     </w:p>
     <w:p>
@@ -1539,7 +2067,7 @@
         <w:drawing>
           <wp:inline xmlns:a="http://schemas.openxmlformats.org/drawingml/2006/main" xmlns:pic="http://schemas.openxmlformats.org/drawingml/2006/picture">
             <wp:extent cx="5486400" cy="5185229"/>
-            <wp:docPr id="1" name="Picture 1" descr="Initialisation and reproducibility. Start from 0: Updates: a = 1 then 1.5; final loss 0.25.. Start from 4: Updates: a = 3 then 2.5; final loss 0.25.. Record experiment: Save initial values, rate, objective and update count; the same final loss hides different parameter paths."/>
+            <wp:docPr id="2" name="Picture 2" descr="Initialisation and reproducibility. Start from 0: Updates: a = 1 then 1.5; final loss 0.25.. Start from 4: Updates: a = 3 then 2.5; final loss 0.25.. Record experiment: Save initial values, rate, objective and update count; the same final loss hides different parameter paths."/>
             <wp:cNvGraphicFramePr>
               <a:graphicFrameLocks noChangeAspect="1"/>
             </wp:cNvGraphicFramePr>
@@ -1551,7 +2079,7 @@
                     <pic:cNvPicPr/>
                   </pic:nvPicPr>
                   <pic:blipFill>
-                    <a:blip r:embed="rId9"/>
+                    <a:blip r:embed="rId10"/>
                     <a:stretch>
                       <a:fillRect/>
                     </a:stretch>
@@ -1575,114 +2103,7 @@
         <w:pStyle w:val="Heading3"/>
       </w:pPr>
       <w:r>
-        <w:t>Read the picture one step at a time</w:t>
-      </w:r>
-    </w:p>
-    <w:tbl>
-      <w:tblPr>
-        <w:tblStyle w:val="LightShading-Accent1"/>
-        <w:tblW w:type="auto" w:w="0"/>
-        <w:tblLook w:firstColumn="1" w:firstRow="1" w:lastColumn="0" w:lastRow="0" w:noHBand="0" w:noVBand="1" w:val="04A0"/>
-      </w:tblPr>
-      <w:tblGrid>
-        <w:gridCol w:w="5112"/>
-        <w:gridCol w:w="5112"/>
-      </w:tblGrid>
-      <w:tr>
-        <w:trPr>
-          <w:tblHeader/>
-        </w:trPr>
-        <w:tc>
-          <w:tcPr>
-            <w:tcW w:type="dxa" w:w="5112"/>
-          </w:tcPr>
-          <w:p>
-            <w:r>
-              <w:t>Step</w:t>
-            </w:r>
-          </w:p>
-        </w:tc>
-        <w:tc>
-          <w:tcPr>
-            <w:tcW w:type="dxa" w:w="5112"/>
-          </w:tcPr>
-          <w:p>
-            <w:r>
-              <w:t>What happens and why</w:t>
-            </w:r>
-          </w:p>
-        </w:tc>
-      </w:tr>
-      <w:tr>
-        <w:tc>
-          <w:tcPr>
-            <w:tcW w:type="dxa" w:w="5112"/>
-          </w:tcPr>
-          <w:p>
-            <w:r>
-              <w:t>1. Start from 0</w:t>
-            </w:r>
-          </w:p>
-        </w:tc>
-        <w:tc>
-          <w:tcPr>
-            <w:tcW w:type="dxa" w:w="5112"/>
-          </w:tcPr>
-          <w:p>
-            <w:r>
-              <w:t>Updates: a = 1 then 1.5; final loss 0.25.</w:t>
-            </w:r>
-          </w:p>
-        </w:tc>
-      </w:tr>
-      <w:tr>
-        <w:tc>
-          <w:tcPr>
-            <w:tcW w:type="dxa" w:w="5112"/>
-          </w:tcPr>
-          <w:p>
-            <w:r>
-              <w:t>2. Start from 4</w:t>
-            </w:r>
-          </w:p>
-        </w:tc>
-        <w:tc>
-          <w:tcPr>
-            <w:tcW w:type="dxa" w:w="5112"/>
-          </w:tcPr>
-          <w:p>
-            <w:r>
-              <w:t>Updates: a = 3 then 2.5; final loss 0.25.</w:t>
-            </w:r>
-          </w:p>
-        </w:tc>
-      </w:tr>
-      <w:tr>
-        <w:tc>
-          <w:tcPr>
-            <w:tcW w:type="dxa" w:w="5112"/>
-          </w:tcPr>
-          <w:p>
-            <w:r>
-              <w:t>3. Record experiment</w:t>
-            </w:r>
-          </w:p>
-        </w:tc>
-        <w:tc>
-          <w:tcPr>
-            <w:tcW w:type="dxa" w:w="5112"/>
-          </w:tcPr>
-          <w:p>
-            <w:r>
-              <w:t>Save initial values, rate, objective and update count; the same final loss hides different parameter paths.</w:t>
-            </w:r>
-          </w:p>
-        </w:tc>
-      </w:tr>
-    </w:tbl>
-    <w:p>
-      <w:r>
-        <w:t>Match each pictured step to the supplied facts. This is a worked teaching case, not an independent assessment.</w:t>
+        <w:t>Why this result follows</w:t>
       </w:r>
     </w:p>
     <w:p>
@@ -1690,7 +2111,7 @@
         <w:pStyle w:val="Heading3"/>
       </w:pPr>
       <w:r>
-        <w:t>Why this result follows</w:t>
+        <w:t>What this example does not establish</w:t>
       </w:r>
     </w:p>
     <w:p>
@@ -1698,167 +2119,239 @@
         <w:pStyle w:val="Heading3"/>
       </w:pPr>
       <w:r>
-        <w:t>Why the result follows</w:t>
+        <w:t>Change one thing in the pictured case</w:t>
       </w:r>
     </w:p>
     <w:p>
       <w:pPr>
-        <w:spacing w:line="336" w:lineRule="auto" w:after="180"/>
-        <w:shd w:fill="F1F6FC"/>
-      </w:pPr>
-      <w:r>
-        <w:rPr>
-          <w:b/>
-        </w:rPr>
-        <w:t>Initialisation</w:t>
-      </w:r>
-      <w:r>
-        <w:rPr>
-          <w:b w:val="0"/>
-        </w:rPr>
-        <w:t xml:space="preserve"> supplies the parameter values before learning begins. The same update rule can follow different paths from different starts.</w:t>
+        <w:pStyle w:val="Heading3"/>
+      </w:pPr>
+      <w:r>
+        <w:t>Ask while showing the picture</w:t>
       </w:r>
     </w:p>
     <w:p>
       <w:pPr>
         <w:spacing w:line="336" w:lineRule="auto" w:after="180"/>
-        <w:shd w:fill="F1F6FC"/>
       </w:pPr>
       <w:r>
         <w:rPr>
           <w:b w:val="0"/>
         </w:rPr>
-        <w:t>Here the two paths end on opposite sides of two and have equal squared distance, so equal loss does not imply equal parameters. Save initial values and settings to reproduce this arithmetic, as well as the final result.</w:t>
+        <w:t xml:space="preserve">Cover the result. Ask learners to name the </w:t>
+      </w:r>
+      <w:r>
+        <w:rPr>
+          <w:b/>
+        </w:rPr>
+        <w:t>input</w:t>
+      </w:r>
+      <w:r>
+        <w:rPr>
+          <w:b w:val="0"/>
+        </w:rPr>
+        <w:t xml:space="preserve">s and predict the next step. Uncover one step, connect the icon to the actual procedure, and explain its </w:t>
+      </w:r>
+      <w:r>
+        <w:rPr>
+          <w:b/>
+        </w:rPr>
+        <w:t>evidence</w:t>
+      </w:r>
+      <w:r>
+        <w:rPr>
+          <w:b w:val="0"/>
+        </w:rPr>
+        <w:t>. Then change the supplied condition and compare.</w:t>
       </w:r>
     </w:p>
     <w:p>
       <w:pPr>
-        <w:pStyle w:val="Heading3"/>
-      </w:pPr>
-      <w:r>
-        <w:t>What this example does not establish</w:t>
+        <w:spacing w:line="336" w:lineRule="auto" w:after="180"/>
+      </w:pPr>
+      <w:r>
+        <w:rPr>
+          <w:b w:val="0"/>
+        </w:rPr>
+        <w:t>The picture is a representation; it does not document execution of a real AI model.</w:t>
       </w:r>
     </w:p>
     <w:p>
       <w:pPr>
-        <w:pStyle w:val="Heading3"/>
-      </w:pPr>
-      <w:r>
-        <w:t>Keep the stated limit</w:t>
+        <w:pStyle w:val="Heading1"/>
+      </w:pPr>
+      <w:r>
+        <w:t>03. Model a step,then remove help</w:t>
       </w:r>
     </w:p>
     <w:p>
-      <w:pPr>
-        <w:spacing w:line="336" w:lineRule="auto" w:after="180"/>
-        <w:shd w:fill="FFF5E6"/>
-      </w:pPr>
-      <w:r>
-        <w:rPr>
-          <w:b w:val="0"/>
-        </w:rPr>
-        <w:t xml:space="preserve">A saved </w:t>
-      </w:r>
-      <w:r>
-        <w:rPr>
-          <w:b/>
-        </w:rPr>
-        <w:t>seed</w:t>
-      </w:r>
-      <w:r>
-        <w:rPr>
-          <w:b w:val="0"/>
-        </w:rPr>
-        <w:t xml:space="preserve"> alone does not reproduce every software or hardware execution; record environment and nondeterminism too.</w:t>
+      <w:r>
+        <w:t>Collect each learner’s reasoning before showing a key.</w:t>
       </w:r>
     </w:p>
     <w:p>
       <w:pPr>
-        <w:pStyle w:val="Heading3"/>
-      </w:pPr>
-      <w:r>
-        <w:t>Change one thing in the pictured case</w:t>
+        <w:pStyle w:val="Heading2"/>
+      </w:pPr>
+      <w:r>
+        <w:t>Current completion task and checked reasoning</w:t>
       </w:r>
     </w:p>
     <w:p>
       <w:pPr>
-        <w:pStyle w:val="Heading3"/>
-      </w:pPr>
-      <w:r>
-        <w:t>Change one thing</w:t>
+        <w:spacing w:line="336" w:lineRule="auto" w:after="180"/>
+      </w:pPr>
+      <w:r>
+        <w:rPr>
+          <w:b w:val="0"/>
+        </w:rPr>
+        <w:t xml:space="preserve">Completion task: The lesson runs starting at 1 and 3 finish with the same </w:t>
+      </w:r>
+      <w:r>
+        <w:rPr>
+          <w:b/>
+        </w:rPr>
+        <w:t>training</w:t>
+      </w:r>
+      <w:r>
+        <w:rPr>
+          <w:b w:val="0"/>
+        </w:rPr>
+        <w:t xml:space="preserve"> MSE. Give their final v values and explain the equality without calling the models identical.</w:t>
       </w:r>
     </w:p>
     <w:p>
       <w:pPr>
         <w:spacing w:line="336" w:lineRule="auto" w:after="180"/>
-        <w:shd w:fill="F5F1FB"/>
       </w:pPr>
       <w:r>
         <w:rPr>
           <w:b w:val="0"/>
         </w:rPr>
-        <w:t>Change: Repeat the a = 0 run with identical arithmetic and settings.</w:t>
+        <w:t xml:space="preserve">Teacher check: Teacher explanation: They finish at 1.75 and 2.25. Both are distance 0.25 from 2, so both have MSE 0.15625. Their </w:t>
+      </w:r>
+      <w:r>
+        <w:rPr>
+          <w:b/>
+        </w:rPr>
+        <w:t>prediction</w:t>
+      </w:r>
+      <w:r>
+        <w:rPr>
+          <w:b w:val="0"/>
+        </w:rPr>
+        <w:t xml:space="preserve">s for nonzero positive </w:t>
+      </w:r>
+      <w:r>
+        <w:rPr>
+          <w:b/>
+        </w:rPr>
+        <w:t>input</w:t>
+      </w:r>
+      <w:r>
+        <w:rPr>
+          <w:b w:val="0"/>
+        </w:rPr>
+        <w:t>s differ.</w:t>
       </w:r>
     </w:p>
     <w:p>
       <w:pPr>
-        <w:pStyle w:val="Heading3"/>
-      </w:pPr>
-      <w:r>
-        <w:t>Predicted result</w:t>
+        <w:spacing w:line="336" w:lineRule="auto" w:after="180"/>
+      </w:pPr>
+      <w:r>
+        <w:rPr>
+          <w:b w:val="0"/>
+        </w:rPr>
+        <w:t xml:space="preserve">Start by identifying the given </w:t>
+      </w:r>
+      <w:r>
+        <w:rPr>
+          <w:b/>
+        </w:rPr>
+        <w:t>input</w:t>
+      </w:r>
+      <w:r>
+        <w:rPr>
+          <w:b w:val="0"/>
+        </w:rPr>
+        <w:t>s together. Leave the intermediate steps blank. If needed, model one step, then withdraw that help on the next step. Move to a full trace only when the partial trace is understood.</w:t>
       </w:r>
     </w:p>
     <w:p>
       <w:pPr>
         <w:spacing w:line="336" w:lineRule="auto" w:after="180"/>
-        <w:shd w:fill="F1F6FC"/>
-      </w:pPr>
-      <w:r>
-        <w:rPr>
-          <w:b/>
-        </w:rPr>
-        <w:t>Prediction</w:t>
-      </w:r>
+      </w:pPr>
       <w:r>
         <w:rPr>
           <w:b w:val="0"/>
         </w:rPr>
-        <w:t>: It again reaches 1 then 1.5 in this deterministic toy calculation.</w:t>
+        <w:t>For partners, alternate explainer and checker; collect a response from every learner before discussion.</w:t>
       </w:r>
     </w:p>
     <w:p>
       <w:pPr>
-        <w:pStyle w:val="Heading3"/>
-      </w:pPr>
-      <w:r>
-        <w:t>Why the result follows</w:t>
+        <w:pStyle w:val="Heading2"/>
+      </w:pPr>
+      <w:r>
+        <w:t>Individual misconception check</w:t>
       </w:r>
     </w:p>
     <w:p>
       <w:pPr>
         <w:spacing w:line="336" w:lineRule="auto" w:after="180"/>
-        <w:shd w:fill="F1F6FC"/>
       </w:pPr>
       <w:r>
         <w:rPr>
           <w:b w:val="0"/>
         </w:rPr>
-        <w:t>Reason: Identical initial state and update rules determine the same arithmetic trace.</w:t>
+        <w:t xml:space="preserve">Use the worked case for </w:t>
+      </w:r>
+      <w:r>
+        <w:rPr>
+          <w:b/>
+        </w:rPr>
+        <w:t>Initialisation</w:t>
+      </w:r>
+      <w:r>
+        <w:rPr>
+          <w:b w:val="0"/>
+        </w:rPr>
+        <w:t xml:space="preserve"> and reproducibility. Proposed explanation: “The same </w:t>
+      </w:r>
+      <w:r>
+        <w:rPr>
+          <w:b/>
+        </w:rPr>
+        <w:t>seed</w:t>
+      </w:r>
+      <w:r>
+        <w:rPr>
+          <w:b w:val="0"/>
+        </w:rPr>
+        <w:t xml:space="preserve"> specifies the entire experiment”. Decide whether this explanation is supported.</w:t>
       </w:r>
     </w:p>
     <w:p>
       <w:pPr>
-        <w:pStyle w:val="Heading3"/>
-      </w:pPr>
-      <w:r>
-        <w:t>Ask while showing the picture</w:t>
+        <w:spacing w:line="336" w:lineRule="auto" w:after="180"/>
+      </w:pPr>
+      <w:r>
+        <w:rPr>
+          <w:b w:val="0"/>
+        </w:rPr>
+        <w:t>Point to the step or supplied fact that decides; explain your repair if needed.</w:t>
       </w:r>
     </w:p>
     <w:p>
       <w:pPr>
-        <w:pStyle w:val="Heading3"/>
-      </w:pPr>
-      <w:r>
-        <w:t>Ask while showing the picture · 5</w:t>
+        <w:spacing w:line="336" w:lineRule="auto" w:after="180"/>
+      </w:pPr>
+      <w:r>
+        <w:rPr>
+          <w:b w:val="0"/>
+        </w:rPr>
+        <w:t>Expected correction: Data, call order, batching, code and numerical environment also matter.</w:t>
       </w:r>
     </w:p>
     <w:p>
@@ -1869,31 +2362,7 @@
         <w:rPr>
           <w:b w:val="0"/>
         </w:rPr>
-        <w:t xml:space="preserve">Cover the result. Ask learners to name the </w:t>
-      </w:r>
-      <w:r>
-        <w:rPr>
-          <w:b/>
-        </w:rPr>
-        <w:t>input</w:t>
-      </w:r>
-      <w:r>
-        <w:rPr>
-          <w:b w:val="0"/>
-        </w:rPr>
-        <w:t xml:space="preserve">s and predict the next step. Uncover one step, connect the icon to the actual procedure, and explain its </w:t>
-      </w:r>
-      <w:r>
-        <w:rPr>
-          <w:b/>
-        </w:rPr>
-        <w:t>evidence</w:t>
-      </w:r>
-      <w:r>
-        <w:rPr>
-          <w:b w:val="0"/>
-        </w:rPr>
-        <w:t>. Then change the supplied condition and compare.</w:t>
+        <w:t>Collect explanations, not only yes/no votes. If a misunderstanding is common, re-model the relevant step for the class.</w:t>
       </w:r>
     </w:p>
     <w:p>
@@ -1904,20 +2373,191 @@
         <w:rPr>
           <w:b w:val="0"/>
         </w:rPr>
-        <w:t>The picture is a representation; it does not document execution of a real AI model.</w:t>
+        <w:t>If it affects a few learners, give a short targeted group explanation while others solve a more demanding variation.</w:t>
       </w:r>
     </w:p>
     <w:p>
       <w:pPr>
-        <w:pStyle w:val="Heading1"/>
-      </w:pPr>
-      <w:r>
-        <w:t>03. Demonstrate and guide practice</w:t>
+        <w:pStyle w:val="Heading2"/>
+      </w:pPr>
+      <w:r>
+        <w:t>Pictured reasoning and changed case</w:t>
       </w:r>
     </w:p>
     <w:p>
-      <w:r>
-        <w:t>Demonstrate Initialisation and reproducibility, reduce support deliberately and check individual reasoning before discussing answers.</w:t>
+      <w:pPr>
+        <w:spacing w:line="336" w:lineRule="auto" w:after="180"/>
+      </w:pPr>
+      <w:r>
+        <w:rPr>
+          <w:b w:val="0"/>
+        </w:rPr>
+        <w:t xml:space="preserve">Does the matching final loss mean the parameter values are equal? Point to the relevant step in the picture, then write the changed result and the rule or </w:t>
+      </w:r>
+      <w:r>
+        <w:rPr>
+          <w:b/>
+        </w:rPr>
+        <w:t>evidence</w:t>
+      </w:r>
+      <w:r>
+        <w:rPr>
+          <w:b w:val="0"/>
+        </w:rPr>
+        <w:t xml:space="preserve"> that supports it.</w:t>
+      </w:r>
+    </w:p>
+    <w:p>
+      <w:pPr>
+        <w:spacing w:line="336" w:lineRule="auto" w:after="180"/>
+      </w:pPr>
+      <w:r>
+        <w:rPr>
+          <w:b w:val="0"/>
+        </w:rPr>
+        <w:t>No. Final parameters 1.5 and 2.5 are different, although both lie 0.5 from the optimum and have loss 0.25. Changed-case check: It again reaches 1 then 1.5 in this deterministic toy calculation.</w:t>
+      </w:r>
+    </w:p>
+    <w:p>
+      <w:pPr>
+        <w:spacing w:line="336" w:lineRule="auto" w:after="180"/>
+      </w:pPr>
+      <w:r>
+        <w:rPr>
+          <w:b w:val="0"/>
+        </w:rPr>
+        <w:t>Identical initial state and update rules determine the same arithmetic trace.</w:t>
+      </w:r>
+    </w:p>
+    <w:p>
+      <w:pPr>
+        <w:spacing w:line="336" w:lineRule="auto" w:after="180"/>
+      </w:pPr>
+      <w:r>
+        <w:rPr>
+          <w:b w:val="0"/>
+        </w:rPr>
+        <w:t>Changed-case reasoning: It again reaches 1 then 1.5 in this deterministic toy calculation. Identical initial state and update rules determine the same arithmetic trace.</w:t>
+      </w:r>
+    </w:p>
+    <w:p>
+      <w:pPr>
+        <w:spacing w:line="336" w:lineRule="auto" w:after="180"/>
+      </w:pPr>
+      <w:r>
+        <w:rPr>
+          <w:b w:val="0"/>
+        </w:rPr>
+        <w:t xml:space="preserve">Collect each learner’s explanation before discussion. Use the first missing connection between </w:t>
+      </w:r>
+      <w:r>
+        <w:rPr>
+          <w:b/>
+        </w:rPr>
+        <w:t>input</w:t>
+      </w:r>
+      <w:r>
+        <w:rPr>
+          <w:b w:val="0"/>
+        </w:rPr>
+        <w:t xml:space="preserve">, deciding step and result to choose support. This question is worked-case practice, not fresh mastery </w:t>
+      </w:r>
+      <w:r>
+        <w:rPr>
+          <w:b/>
+        </w:rPr>
+        <w:t>evidence</w:t>
+      </w:r>
+      <w:r>
+        <w:rPr>
+          <w:b w:val="0"/>
+        </w:rPr>
+        <w:t>.</w:t>
+      </w:r>
+    </w:p>
+    <w:p>
+      <w:pPr>
+        <w:pStyle w:val="Heading2"/>
+      </w:pPr>
+      <w:r>
+        <w:t>Accessible support and extension</w:t>
+      </w:r>
+    </w:p>
+    <w:p>
+      <w:pPr>
+        <w:spacing w:line="336" w:lineRule="auto" w:after="180"/>
+      </w:pPr>
+      <w:r>
+        <w:rPr>
+          <w:b w:val="0"/>
+        </w:rPr>
+        <w:t xml:space="preserve">Use See how it works and Follow a worked example. Collect a </w:t>
+      </w:r>
+      <w:r>
+        <w:rPr>
+          <w:b/>
+        </w:rPr>
+        <w:t>prediction</w:t>
+      </w:r>
+      <w:r>
+        <w:rPr>
+          <w:b w:val="0"/>
+        </w:rPr>
+        <w:t xml:space="preserve"> before revealing its result; ask the learner to point to each intermediate fact.</w:t>
+      </w:r>
+    </w:p>
+    <w:p>
+      <w:pPr>
+        <w:spacing w:line="336" w:lineRule="auto" w:after="180"/>
+      </w:pPr>
+      <w:r>
+        <w:rPr>
+          <w:b w:val="0"/>
+        </w:rPr>
+        <w:t xml:space="preserve">Provide a number line and a ledger for start, gradient and updated value. Save concrete arrays instead of relying on </w:t>
+      </w:r>
+      <w:r>
+        <w:rPr>
+          <w:b/>
+        </w:rPr>
+        <w:t>seed</w:t>
+      </w:r>
+      <w:r>
+        <w:rPr>
+          <w:b w:val="0"/>
+        </w:rPr>
+        <w:t xml:space="preserve"> vocabulary alone.</w:t>
+      </w:r>
+    </w:p>
+    <w:p>
+      <w:pPr>
+        <w:spacing w:line="336" w:lineRule="auto" w:after="180"/>
+      </w:pPr>
+      <w:r>
+        <w:rPr>
+          <w:b w:val="0"/>
+        </w:rPr>
+        <w:t xml:space="preserve">Extension: use symmetric differences with step 0.001 to check all four initial gradients in the positive-region two-unit example, then explain why identical computations preserve </w:t>
+      </w:r>
+      <w:r>
+        <w:rPr>
+          <w:b/>
+        </w:rPr>
+        <w:t>symmetry</w:t>
+      </w:r>
+      <w:r>
+        <w:rPr>
+          <w:b w:val="0"/>
+        </w:rPr>
+        <w:t>.</w:t>
+      </w:r>
+    </w:p>
+    <w:p>
+      <w:pPr>
+        <w:pStyle w:val="Heading2"/>
+      </w:pPr>
+      <w:r>
+        <w:t>Earlier wording, alternatives and picture transcripts · reference / check after trying</w:t>
       </w:r>
     </w:p>
     <w:tbl>
@@ -2134,71 +2774,26 @@
     </w:tbl>
     <w:p>
       <w:pPr>
-        <w:spacing w:line="336" w:lineRule="auto" w:after="180"/>
-      </w:pPr>
-      <w:r>
-        <w:rPr>
-          <w:b w:val="0"/>
-        </w:rPr>
-        <w:t xml:space="preserve">Use See how it works and Follow a worked example. Collect a </w:t>
-      </w:r>
-      <w:r>
-        <w:rPr>
-          <w:b/>
-        </w:rPr>
-        <w:t>prediction</w:t>
-      </w:r>
-      <w:r>
-        <w:rPr>
-          <w:b w:val="0"/>
-        </w:rPr>
-        <w:t xml:space="preserve"> before revealing its result; ask the learner to point to each intermediate fact.</w:t>
+        <w:pStyle w:val="Heading3"/>
+      </w:pPr>
+      <w:r>
+        <w:t>Reduce help deliberately</w:t>
       </w:r>
     </w:p>
     <w:p>
       <w:pPr>
-        <w:spacing w:line="336" w:lineRule="auto" w:after="180"/>
-      </w:pPr>
-      <w:r>
-        <w:rPr>
-          <w:b w:val="0"/>
-        </w:rPr>
-        <w:t xml:space="preserve">Provide a number line and a ledger for start, gradient and updated value. Save concrete arrays instead of relying on </w:t>
-      </w:r>
-      <w:r>
-        <w:rPr>
-          <w:b/>
-        </w:rPr>
-        <w:t>seed</w:t>
-      </w:r>
-      <w:r>
-        <w:rPr>
-          <w:b w:val="0"/>
-        </w:rPr>
-        <w:t xml:space="preserve"> vocabulary alone.</w:t>
+        <w:pStyle w:val="Heading3"/>
+      </w:pPr>
+      <w:r>
+        <w:t>Individual reasoning check</w:t>
       </w:r>
     </w:p>
     <w:p>
       <w:pPr>
-        <w:spacing w:line="336" w:lineRule="auto" w:after="180"/>
-      </w:pPr>
-      <w:r>
-        <w:rPr>
-          <w:b w:val="0"/>
-        </w:rPr>
-        <w:t xml:space="preserve">Extension: use symmetric differences with step 0.001 to check all four initial gradients in the positive-region two-unit example, then explain why identical computations preserve </w:t>
-      </w:r>
-      <w:r>
-        <w:rPr>
-          <w:b/>
-        </w:rPr>
-        <w:t>symmetry</w:t>
-      </w:r>
-      <w:r>
-        <w:rPr>
-          <w:b w:val="0"/>
-        </w:rPr>
-        <w:t>.</w:t>
+        <w:pStyle w:val="Heading3"/>
+      </w:pPr>
+      <w:r>
+        <w:t>Pictorial practice question</w:t>
       </w:r>
     </w:p>
     <w:p>
@@ -2206,83 +2801,39 @@
         <w:pStyle w:val="Heading3"/>
       </w:pPr>
       <w:r>
-        <w:t>Reduce help deliberately</w:t>
+        <w:t>Reasoned teacher answer</w:t>
       </w:r>
     </w:p>
     <w:p>
       <w:pPr>
-        <w:pStyle w:val="Heading3"/>
-      </w:pPr>
-      <w:r>
-        <w:t>Completion practice</w:t>
+        <w:pStyle w:val="Heading1"/>
+      </w:pPr>
+      <w:r>
+        <w:t>04. Run the complete supplied investigation</w:t>
       </w:r>
     </w:p>
     <w:p>
-      <w:pPr>
-        <w:spacing w:line="336" w:lineRule="auto" w:after="180"/>
-        <w:shd w:fill="F5F1FB"/>
-      </w:pPr>
-      <w:r>
-        <w:rPr>
-          <w:b w:val="0"/>
-        </w:rPr>
-        <w:t xml:space="preserve">Completion task: The lesson runs starting at 1 and 3 finish with the same </w:t>
-      </w:r>
-      <w:r>
-        <w:rPr>
-          <w:b/>
-        </w:rPr>
-        <w:t>training</w:t>
-      </w:r>
-      <w:r>
-        <w:rPr>
-          <w:b w:val="0"/>
-        </w:rPr>
-        <w:t xml:space="preserve"> MSE. Give their final v values and explain the equality without calling the models identical.</w:t>
+      <w:r>
+        <w:t>Separate predictions,actual runs and paper traces.</w:t>
       </w:r>
     </w:p>
     <w:p>
       <w:pPr>
-        <w:pStyle w:val="Heading3"/>
-      </w:pPr>
-      <w:r>
-        <w:t>Reasoning to listen for</w:t>
+        <w:pStyle w:val="Heading2"/>
+      </w:pPr>
+      <w:r>
+        <w:t>Complete inputs,expected results and limits</w:t>
       </w:r>
     </w:p>
     <w:p>
       <w:pPr>
         <w:spacing w:line="336" w:lineRule="auto" w:after="180"/>
-        <w:shd w:fill="F1F6FC"/>
       </w:pPr>
       <w:r>
         <w:rPr>
           <w:b w:val="0"/>
         </w:rPr>
-        <w:t xml:space="preserve">Teacher check: Teacher explanation: They finish at 1.75 and 2.25. Both are distance 0.25 from 2, so both have MSE 0.15625. Their </w:t>
-      </w:r>
-      <w:r>
-        <w:rPr>
-          <w:b/>
-        </w:rPr>
-        <w:t>prediction</w:t>
-      </w:r>
-      <w:r>
-        <w:rPr>
-          <w:b w:val="0"/>
-        </w:rPr>
-        <w:t xml:space="preserve">s for nonzero positive </w:t>
-      </w:r>
-      <w:r>
-        <w:rPr>
-          <w:b/>
-        </w:rPr>
-        <w:t>input</w:t>
-      </w:r>
-      <w:r>
-        <w:rPr>
-          <w:b w:val="0"/>
-        </w:rPr>
-        <w:t>s differ.</w:t>
+        <w:t>Mainstart1/3 final1.75/2.25, same squared distance.25, sameMSE.15625, notidenticalmodels. Two-unitsymmetryupdate 2→1.28 output, loss 1→.0784, unitsremaincopies. Extra preview changes assignment; save arrays/order/environment and calls. Independent(a−3)², rate.25, two updates:start 1→2→2.5, start 5→4→3.5, bothloss.25, equalinitialdistancesbutdifferentfinalparameters.</w:t>
       </w:r>
     </w:p>
     <w:p>
@@ -2293,38 +2844,38 @@
         <w:rPr>
           <w:b w:val="0"/>
         </w:rPr>
-        <w:t xml:space="preserve">Start by identifying the given </w:t>
-      </w:r>
-      <w:r>
-        <w:rPr>
-          <w:b/>
-        </w:rPr>
-        <w:t>input</w:t>
-      </w:r>
-      <w:r>
-        <w:rPr>
-          <w:b w:val="0"/>
-        </w:rPr>
-        <w:t>s together. Leave the intermediate steps blank. If needed, model one step, then withdraw that help on the next step. Move to a full trace only when the partial trace is understood.</w:t>
+        <w:t>Repeatability alone doesnotverifycorrectness; require hand-calculated intermediates and independent shape/gradient checks.</w:t>
       </w:r>
     </w:p>
     <w:p>
       <w:pPr>
-        <w:spacing w:line="336" w:lineRule="auto" w:after="180"/>
-      </w:pPr>
-      <w:r>
-        <w:rPr>
-          <w:b w:val="0"/>
-        </w:rPr>
-        <w:t>For partners, alternate explainer and checker; collect a response from every learner before discussion.</w:t>
+        <w:pStyle w:val="Heading2"/>
+      </w:pPr>
+      <w:r>
+        <w:t>Diagnose the current misconceptions</w:t>
       </w:r>
     </w:p>
     <w:p>
       <w:pPr>
-        <w:pStyle w:val="Heading3"/>
-      </w:pPr>
-      <w:r>
-        <w:t>Individual reasoning check</w:t>
+        <w:spacing w:line="336" w:lineRule="auto" w:after="180"/>
+      </w:pPr>
+      <w:r>
+        <w:rPr>
+          <w:b w:val="0"/>
+        </w:rPr>
+        <w:t xml:space="preserve">The same </w:t>
+      </w:r>
+      <w:r>
+        <w:rPr>
+          <w:b/>
+        </w:rPr>
+        <w:t>seed</w:t>
+      </w:r>
+      <w:r>
+        <w:rPr>
+          <w:b w:val="0"/>
+        </w:rPr>
+        <w:t xml:space="preserve"> specifies the entire experiment: Data, call order, batching, code and numerical environment also matter.</w:t>
       </w:r>
     </w:p>
     <w:p>
@@ -2335,31 +2886,19 @@
         <w:rPr>
           <w:b w:val="0"/>
         </w:rPr>
-        <w:t xml:space="preserve">Use the worked case for </w:t>
+        <w:t xml:space="preserve">Every parameter should start at zero: The scalar example permits zero, but identical or all-zero multi-unit </w:t>
       </w:r>
       <w:r>
         <w:rPr>
           <w:b/>
         </w:rPr>
-        <w:t>Initialisation</w:t>
+        <w:t>initialisation</w:t>
       </w:r>
       <w:r>
         <w:rPr>
           <w:b w:val="0"/>
         </w:rPr>
-        <w:t xml:space="preserve"> and reproducibility. Proposed explanation: “The same </w:t>
-      </w:r>
-      <w:r>
-        <w:rPr>
-          <w:b/>
-        </w:rPr>
-        <w:t>seed</w:t>
-      </w:r>
-      <w:r>
-        <w:rPr>
-          <w:b w:val="0"/>
-        </w:rPr>
-        <w:t xml:space="preserve"> specifies the entire experiment”. Decide whether this explanation is supported.</w:t>
+        <w:t>s can create different limitations.</w:t>
       </w:r>
     </w:p>
     <w:p>
@@ -2370,269 +2909,50 @@
         <w:rPr>
           <w:b w:val="0"/>
         </w:rPr>
-        <w:t>Point to the step or supplied fact that decides; explain your repair if needed.</w:t>
+        <w:t>Equal loss means equal models: Different parameters can be equally far from a minimum or give the same scalar loss.</w:t>
       </w:r>
     </w:p>
     <w:p>
       <w:pPr>
-        <w:pStyle w:val="Heading3"/>
-      </w:pPr>
-      <w:r>
-        <w:t>Expected repair</w:t>
+        <w:spacing w:line="336" w:lineRule="auto" w:after="180"/>
+      </w:pPr>
+      <w:r>
+        <w:rPr>
+          <w:b w:val="0"/>
+        </w:rPr>
+        <w:t xml:space="preserve">Use Run the investigation for the </w:t>
+      </w:r>
+      <w:r>
+        <w:rPr>
+          <w:b/>
+        </w:rPr>
+        <w:t>evidence</w:t>
+      </w:r>
+      <w:r>
+        <w:rPr>
+          <w:b w:val="0"/>
+        </w:rPr>
+        <w:t xml:space="preserve"> ledger. Add a boundary or missing-</w:t>
+      </w:r>
+      <w:r>
+        <w:rPr>
+          <w:b/>
+        </w:rPr>
+        <w:t>input</w:t>
+      </w:r>
+      <w:r>
+        <w:rPr>
+          <w:b w:val="0"/>
+        </w:rPr>
+        <w:t xml:space="preserve"> case and record the expected response before checking. More successful repeats of one case do not establish wider coverage.</w:t>
       </w:r>
     </w:p>
     <w:p>
       <w:pPr>
-        <w:spacing w:line="336" w:lineRule="auto" w:after="180"/>
-        <w:shd w:fill="F1F6FC"/>
-      </w:pPr>
-      <w:r>
-        <w:rPr>
-          <w:b w:val="0"/>
-        </w:rPr>
-        <w:t>Expected correction: Data, call order, batching, code and numerical environment also matter.</w:t>
-      </w:r>
-    </w:p>
-    <w:p>
-      <w:pPr>
-        <w:spacing w:line="336" w:lineRule="auto" w:after="180"/>
-      </w:pPr>
-      <w:r>
-        <w:rPr>
-          <w:b w:val="0"/>
-        </w:rPr>
-        <w:t>Collect explanations, not only yes/no votes. If a misunderstanding is common, re-model the relevant step for the class.</w:t>
-      </w:r>
-    </w:p>
-    <w:p>
-      <w:pPr>
-        <w:spacing w:line="336" w:lineRule="auto" w:after="180"/>
-      </w:pPr>
-      <w:r>
-        <w:rPr>
-          <w:b w:val="0"/>
-        </w:rPr>
-        <w:t>If it affects a few learners, give a short targeted group explanation while others solve a more demanding variation.</w:t>
-      </w:r>
-    </w:p>
-    <w:p>
-      <w:pPr>
-        <w:pStyle w:val="Heading3"/>
-      </w:pPr>
-      <w:r>
-        <w:t>Pictorial practice question</w:t>
-      </w:r>
-    </w:p>
-    <w:p>
-      <w:pPr>
-        <w:spacing w:line="336" w:lineRule="auto" w:after="180"/>
-      </w:pPr>
-      <w:r>
-        <w:rPr>
-          <w:b w:val="0"/>
-        </w:rPr>
-        <w:t xml:space="preserve">Does the matching final loss mean the parameter values are equal? Point to the relevant step in the picture, then write the changed result and the rule or </w:t>
-      </w:r>
-      <w:r>
-        <w:rPr>
-          <w:b/>
-        </w:rPr>
-        <w:t>evidence</w:t>
-      </w:r>
-      <w:r>
-        <w:rPr>
-          <w:b w:val="0"/>
-        </w:rPr>
-        <w:t xml:space="preserve"> that supports it.</w:t>
-      </w:r>
-    </w:p>
-    <w:p>
-      <w:pPr>
-        <w:pStyle w:val="Heading3"/>
-      </w:pPr>
-      <w:r>
-        <w:t>Reasoned teacher answer</w:t>
-      </w:r>
-    </w:p>
-    <w:p>
-      <w:pPr>
-        <w:spacing w:line="336" w:lineRule="auto" w:after="180"/>
-      </w:pPr>
-      <w:r>
-        <w:rPr>
-          <w:b w:val="0"/>
-        </w:rPr>
-        <w:t>No. Final parameters 1.5 and 2.5 are different, although both lie 0.5 from the optimum and have loss 0.25. Changed-case check: It again reaches 1 then 1.5 in this deterministic toy calculation.</w:t>
-      </w:r>
-    </w:p>
-    <w:p>
-      <w:pPr>
-        <w:spacing w:line="336" w:lineRule="auto" w:after="180"/>
-      </w:pPr>
-      <w:r>
-        <w:rPr>
-          <w:b w:val="0"/>
-        </w:rPr>
-        <w:t>Identical initial state and update rules determine the same arithmetic trace.</w:t>
-      </w:r>
-    </w:p>
-    <w:p>
-      <w:pPr>
-        <w:spacing w:line="336" w:lineRule="auto" w:after="180"/>
-      </w:pPr>
-      <w:r>
-        <w:rPr>
-          <w:b w:val="0"/>
-        </w:rPr>
-        <w:t>Changed-case reasoning: It again reaches 1 then 1.5 in this deterministic toy calculation. Identical initial state and update rules determine the same arithmetic trace.</w:t>
-      </w:r>
-    </w:p>
-    <w:p>
-      <w:pPr>
-        <w:spacing w:line="336" w:lineRule="auto" w:after="180"/>
-      </w:pPr>
-      <w:r>
-        <w:rPr>
-          <w:b w:val="0"/>
-        </w:rPr>
-        <w:t xml:space="preserve">Collect each learner’s explanation before discussion. Use the first missing connection between </w:t>
-      </w:r>
-      <w:r>
-        <w:rPr>
-          <w:b/>
-        </w:rPr>
-        <w:t>input</w:t>
-      </w:r>
-      <w:r>
-        <w:rPr>
-          <w:b w:val="0"/>
-        </w:rPr>
-        <w:t xml:space="preserve">, deciding step and result to choose support. This question is worked-case practice, not fresh mastery </w:t>
-      </w:r>
-      <w:r>
-        <w:rPr>
-          <w:b/>
-        </w:rPr>
-        <w:t>evidence</w:t>
-      </w:r>
-      <w:r>
-        <w:rPr>
-          <w:b w:val="0"/>
-        </w:rPr>
-        <w:t>.</w:t>
-      </w:r>
-    </w:p>
-    <w:p>
-      <w:pPr>
-        <w:pStyle w:val="Heading1"/>
-      </w:pPr>
-      <w:r>
-        <w:t>04. Run the investigation and diagnose misconceptions</w:t>
-      </w:r>
-    </w:p>
-    <w:p>
-      <w:r>
-        <w:t>Run the Initialisation and reproducibility investigation and use the first unsupported step to choose a teaching response.</w:t>
-      </w:r>
-    </w:p>
-    <w:p>
-      <w:pPr>
-        <w:spacing w:line="336" w:lineRule="auto" w:after="180"/>
-      </w:pPr>
-      <w:r>
-        <w:rPr>
-          <w:b w:val="0"/>
-        </w:rPr>
-        <w:t xml:space="preserve">The same </w:t>
-      </w:r>
-      <w:r>
-        <w:rPr>
-          <w:b/>
-        </w:rPr>
-        <w:t>seed</w:t>
-      </w:r>
-      <w:r>
-        <w:rPr>
-          <w:b w:val="0"/>
-        </w:rPr>
-        <w:t xml:space="preserve"> specifies the entire experiment: Data, call order, batching, code and numerical environment also matter.</w:t>
-      </w:r>
-    </w:p>
-    <w:p>
-      <w:pPr>
-        <w:spacing w:line="336" w:lineRule="auto" w:after="180"/>
-      </w:pPr>
-      <w:r>
-        <w:rPr>
-          <w:b w:val="0"/>
-        </w:rPr>
-        <w:t xml:space="preserve">Every parameter should start at zero: The scalar example permits zero, but identical or all-zero multi-unit </w:t>
-      </w:r>
-      <w:r>
-        <w:rPr>
-          <w:b/>
-        </w:rPr>
-        <w:t>initialisation</w:t>
-      </w:r>
-      <w:r>
-        <w:rPr>
-          <w:b w:val="0"/>
-        </w:rPr>
-        <w:t>s can create different limitations.</w:t>
-      </w:r>
-    </w:p>
-    <w:p>
-      <w:pPr>
-        <w:spacing w:line="336" w:lineRule="auto" w:after="180"/>
-      </w:pPr>
-      <w:r>
-        <w:rPr>
-          <w:b w:val="0"/>
-        </w:rPr>
-        <w:t>Equal loss means equal models: Different parameters can be equally far from a minimum or give the same scalar loss.</w:t>
-      </w:r>
-    </w:p>
-    <w:p>
-      <w:pPr>
-        <w:spacing w:line="336" w:lineRule="auto" w:after="180"/>
-      </w:pPr>
-      <w:r>
-        <w:rPr>
-          <w:b w:val="0"/>
-        </w:rPr>
-        <w:t xml:space="preserve">Use Run the investigation for the </w:t>
-      </w:r>
-      <w:r>
-        <w:rPr>
-          <w:b/>
-        </w:rPr>
-        <w:t>evidence</w:t>
-      </w:r>
-      <w:r>
-        <w:rPr>
-          <w:b w:val="0"/>
-        </w:rPr>
-        <w:t xml:space="preserve"> ledger. Add a boundary or missing-</w:t>
-      </w:r>
-      <w:r>
-        <w:rPr>
-          <w:b/>
-        </w:rPr>
-        <w:t>input</w:t>
-      </w:r>
-      <w:r>
-        <w:rPr>
-          <w:b w:val="0"/>
-        </w:rPr>
-        <w:t xml:space="preserve"> case and record the expected response before checking. More successful repeats of one case do not establish wider coverage.</w:t>
-      </w:r>
-    </w:p>
-    <w:p>
-      <w:pPr>
-        <w:pStyle w:val="Heading3"/>
-      </w:pPr>
-      <w:r>
-        <w:t>Match the support to the first error</w:t>
+        <w:pStyle w:val="Heading2"/>
+      </w:pPr>
+      <w:r>
+        <w:t>Choose accessible support</w:t>
       </w:r>
     </w:p>
     <w:tbl>
@@ -2805,525 +3125,69 @@
     </w:p>
     <w:p>
       <w:pPr>
-        <w:pStyle w:val="Heading1"/>
-      </w:pPr>
-      <w:r>
-        <w:t>05. Assess and explain the answers</w:t>
+        <w:pStyle w:val="Heading2"/>
+      </w:pPr>
+      <w:r>
+        <w:t>Earlier wording, alternatives and picture transcripts · reference / check after trying</w:t>
       </w:r>
     </w:p>
     <w:p>
-      <w:r>
-        <w:t>Use the Initialisation and reproducibility questions, teacher keys and criteria after the relevant attempts. Previously discussed cases are practice; protect the separately selected independent task.</w:t>
+      <w:pPr>
+        <w:pStyle w:val="Heading3"/>
+      </w:pPr>
+      <w:r>
+        <w:t>Match the support to the first error</w:t>
       </w:r>
     </w:p>
     <w:p>
       <w:pPr>
-        <w:pStyle w:val="Heading3"/>
-      </w:pPr>
-      <w:r>
-        <w:t>Guided and exit questions</w:t>
+        <w:pStyle w:val="Heading1"/>
+      </w:pPr>
+      <w:r>
+        <w:t>05. Assess the new schema or calculation transfer</w:t>
       </w:r>
     </w:p>
     <w:p>
-      <w:pPr>
-        <w:spacing w:line="336" w:lineRule="auto" w:after="180"/>
-      </w:pPr>
-      <w:r>
-        <w:rPr>
-          <w:b w:val="0"/>
-        </w:rPr>
-        <w:t xml:space="preserve">Guided: initially </w:t>
-      </w:r>
-      <w:r>
-        <w:rPr>
-          <w:b/>
-        </w:rPr>
-        <w:t>output</w:t>
-      </w:r>
-      <w:r>
-        <w:rPr>
-          <w:b w:val="0"/>
-        </w:rPr>
-        <w:t xml:space="preserve"> 2 and squared error 1. After all four weights become 0.8, hidden activations are [0.8, 0.8], </w:t>
-      </w:r>
-      <w:r>
-        <w:rPr>
-          <w:b/>
-        </w:rPr>
-        <w:t>output</w:t>
-      </w:r>
-      <w:r>
-        <w:rPr>
-          <w:b w:val="0"/>
-        </w:rPr>
-        <w:t xml:space="preserve"> 1.28, residual 0.28 and squared error 0.0784. Both units still match.</w:t>
+      <w:r>
+        <w:t>Keep the selected answer private until after a first attempt.</w:t>
       </w:r>
     </w:p>
     <w:p>
       <w:pPr>
-        <w:spacing w:line="336" w:lineRule="auto" w:after="180"/>
-      </w:pPr>
-      <w:r>
-        <w:rPr>
-          <w:b w:val="0"/>
-        </w:rPr>
-        <w:t>Exit: differing random-call and batch orders are changed conditions, not automatic proof of a defect. Compare saved initial arrays and intermediate traces under matched settings, then check against independent expectations.</w:t>
+        <w:pStyle w:val="Heading2"/>
+      </w:pPr>
+      <w:r>
+        <w:t>Selected independent task and checked answer</w:t>
       </w:r>
     </w:p>
     <w:p>
       <w:pPr>
-        <w:pStyle w:val="Heading3"/>
-      </w:pPr>
-      <w:r>
-        <w:t>W1 Trace a fresh starting value</w:t>
+        <w:spacing w:line="336" w:lineRule="auto" w:after="180"/>
+      </w:pPr>
+      <w:r>
+        <w:rPr>
+          <w:b w:val="0"/>
+        </w:rPr>
+        <w:t>Selected case: Use J(a) = (a - 3) squared, gradient 2(a - 3), rate 0.25 and two updates. Restart from a = 1, then restart from a = 5. Calculate both traces and final losses. Explain what can be concluded about these two runs.</w:t>
       </w:r>
     </w:p>
     <w:p>
       <w:pPr>
-        <w:pStyle w:val="Heading3"/>
-      </w:pPr>
-      <w:r>
-        <w:t>Workbook question · W1</w:t>
+        <w:spacing w:line="336" w:lineRule="auto" w:after="180"/>
+      </w:pPr>
+      <w:r>
+        <w:rPr>
+          <w:b w:val="0"/>
+        </w:rPr>
+        <w:t>Teacher explanation: Start 1 gives 1, 2, 2.5 and final loss 0.25. Start 5 gives 5, 4, 3.5 and final loss 0.25. Equal initial distances yield equal final losses under this rule, but the final parameters differ.</w:t>
       </w:r>
     </w:p>
     <w:p>
       <w:pPr>
-        <w:spacing w:line="336" w:lineRule="auto" w:after="180"/>
-        <w:shd w:fill="F5F1FB"/>
-      </w:pPr>
-      <w:r>
-        <w:rPr>
-          <w:b w:val="0"/>
-        </w:rPr>
-        <w:t xml:space="preserve">For the scalar lesson model, start v = -2 and apply two updates at rate 0.1. Give all three v values and the final </w:t>
-      </w:r>
-      <w:r>
-        <w:rPr>
-          <w:b/>
-        </w:rPr>
-        <w:t>training</w:t>
-      </w:r>
-      <w:r>
-        <w:rPr>
-          <w:b w:val="0"/>
-        </w:rPr>
-        <w:t xml:space="preserve"> MSE.</w:t>
-      </w:r>
-    </w:p>
-    <w:p>
-      <w:pPr>
-        <w:pStyle w:val="Heading3"/>
-      </w:pPr>
-      <w:r>
-        <w:t>Teacher reasoning · W1</w:t>
-      </w:r>
-    </w:p>
-    <w:p>
-      <w:pPr>
-        <w:spacing w:line="336" w:lineRule="auto" w:after="180"/>
-        <w:shd w:fill="F1F6FC"/>
-      </w:pPr>
-      <w:r>
-        <w:rPr>
-          <w:b w:val="0"/>
-        </w:rPr>
-        <w:t xml:space="preserve">Teacher explanation: States are -2, 0 and 1. Final </w:t>
-      </w:r>
-      <w:r>
-        <w:rPr>
-          <w:b/>
-        </w:rPr>
-        <w:t>training</w:t>
-      </w:r>
-      <w:r>
-        <w:rPr>
-          <w:b w:val="0"/>
-        </w:rPr>
-        <w:t xml:space="preserve"> MSE is 2.5. Each step halves the signed distance from 2.</w:t>
-      </w:r>
-    </w:p>
-    <w:p>
-      <w:pPr>
-        <w:pStyle w:val="Heading3"/>
-      </w:pPr>
-      <w:r>
-        <w:t>W2 Distinguish equality of loss and parameters</w:t>
-      </w:r>
-    </w:p>
-    <w:p>
-      <w:pPr>
-        <w:pStyle w:val="Heading3"/>
-      </w:pPr>
-      <w:r>
-        <w:t>Workbook question · W2</w:t>
-      </w:r>
-    </w:p>
-    <w:p>
-      <w:pPr>
-        <w:spacing w:line="336" w:lineRule="auto" w:after="180"/>
-        <w:shd w:fill="F5F1FB"/>
-      </w:pPr>
-      <w:r>
-        <w:rPr>
-          <w:b w:val="0"/>
-        </w:rPr>
-        <w:t xml:space="preserve">The lesson runs starting at 1 and 3 finish with the same </w:t>
-      </w:r>
-      <w:r>
-        <w:rPr>
-          <w:b/>
-        </w:rPr>
-        <w:t>training</w:t>
-      </w:r>
-      <w:r>
-        <w:rPr>
-          <w:b w:val="0"/>
-        </w:rPr>
-        <w:t xml:space="preserve"> MSE. Give their final v values and explain the equality without calling the models identical.</w:t>
-      </w:r>
-    </w:p>
-    <w:p>
-      <w:pPr>
-        <w:pStyle w:val="Heading3"/>
-      </w:pPr>
-      <w:r>
-        <w:t>Teacher reasoning · W2</w:t>
-      </w:r>
-    </w:p>
-    <w:p>
-      <w:pPr>
-        <w:spacing w:line="336" w:lineRule="auto" w:after="180"/>
-        <w:shd w:fill="F1F6FC"/>
-      </w:pPr>
-      <w:r>
-        <w:rPr>
-          <w:b w:val="0"/>
-        </w:rPr>
-        <w:t xml:space="preserve">Teacher explanation: They finish at 1.75 and 2.25. Both are distance 0.25 from 2, so both have MSE 0.15625. Their </w:t>
-      </w:r>
-      <w:r>
-        <w:rPr>
-          <w:b/>
-        </w:rPr>
-        <w:t>prediction</w:t>
-      </w:r>
-      <w:r>
-        <w:rPr>
-          <w:b w:val="0"/>
-        </w:rPr>
-        <w:t xml:space="preserve">s for nonzero positive </w:t>
-      </w:r>
-      <w:r>
-        <w:rPr>
-          <w:b/>
-        </w:rPr>
-        <w:t>input</w:t>
-      </w:r>
-      <w:r>
-        <w:rPr>
-          <w:b w:val="0"/>
-        </w:rPr>
-        <w:t>s differ.</w:t>
-      </w:r>
-    </w:p>
-    <w:p>
-      <w:pPr>
-        <w:pStyle w:val="Heading3"/>
-      </w:pPr>
-      <w:r>
-        <w:t>W3 Audit a seed claim</w:t>
-      </w:r>
-    </w:p>
-    <w:p>
-      <w:pPr>
-        <w:pStyle w:val="Heading3"/>
-      </w:pPr>
-      <w:r>
-        <w:t>Workbook question · W3</w:t>
-      </w:r>
-    </w:p>
-    <w:p>
-      <w:pPr>
-        <w:spacing w:line="336" w:lineRule="auto" w:after="180"/>
-        <w:shd w:fill="F5F1FB"/>
-      </w:pPr>
-      <w:r>
-        <w:rPr>
-          <w:b w:val="0"/>
-        </w:rPr>
-        <w:t xml:space="preserve">Both runs use the same </w:t>
-      </w:r>
-      <w:r>
-        <w:rPr>
-          <w:b/>
-        </w:rPr>
-        <w:t>seed</w:t>
-      </w:r>
-      <w:r>
-        <w:rPr>
-          <w:b w:val="0"/>
-        </w:rPr>
-        <w:t xml:space="preserve"> and generator. Run A assigns the first four draws to its weights. Run B draws a preview number first, then assigns the next four. Must the initial weight arrays match? What should be saved?</w:t>
-      </w:r>
-    </w:p>
-    <w:p>
-      <w:pPr>
-        <w:pStyle w:val="Heading3"/>
-      </w:pPr>
-      <w:r>
-        <w:t>Teacher reasoning · W3</w:t>
-      </w:r>
-    </w:p>
-    <w:p>
-      <w:pPr>
-        <w:spacing w:line="336" w:lineRule="auto" w:after="180"/>
-        <w:shd w:fill="F1F6FC"/>
-      </w:pPr>
-      <w:r>
-        <w:rPr>
-          <w:b w:val="0"/>
-        </w:rPr>
-        <w:t>Teacher explanation: No. Their positions in the generated sequence differ, though coincidental equality is not logically impossible.</w:t>
-      </w:r>
-    </w:p>
-    <w:p>
-      <w:pPr>
-        <w:spacing w:line="336" w:lineRule="auto" w:after="180"/>
-        <w:shd w:fill="F1F6FC"/>
-      </w:pPr>
-      <w:r>
-        <w:rPr>
-          <w:b w:val="0"/>
-        </w:rPr>
-        <w:t xml:space="preserve">Save the actual initial arrays, parameter order and random-call procedure as well as the </w:t>
-      </w:r>
-      <w:r>
-        <w:rPr>
-          <w:b/>
-        </w:rPr>
-        <w:t>seed</w:t>
-      </w:r>
-      <w:r>
-        <w:rPr>
-          <w:b w:val="0"/>
-        </w:rPr>
-        <w:t>.</w:t>
-      </w:r>
-    </w:p>
-    <w:p>
-      <w:pPr>
-        <w:pStyle w:val="Heading3"/>
-      </w:pPr>
-      <w:r>
-        <w:t>W4 Transfer the starting-value experiment independently</w:t>
-      </w:r>
-    </w:p>
-    <w:p>
-      <w:pPr>
-        <w:pStyle w:val="Heading3"/>
-      </w:pPr>
-      <w:r>
-        <w:t>Workbook question · W4</w:t>
-      </w:r>
-    </w:p>
-    <w:p>
-      <w:pPr>
-        <w:spacing w:line="336" w:lineRule="auto" w:after="180"/>
-        <w:shd w:fill="F5F1FB"/>
-      </w:pPr>
-      <w:r>
-        <w:rPr>
-          <w:b w:val="0"/>
-        </w:rPr>
-        <w:t>Use J(a) = (a - 3) squared, gradient 2(a - 3), rate 0.25 and two updates. Restart from a = 1, then restart from a = 5. Calculate both traces and final losses. Explain what can be concluded about these two runs.</w:t>
-      </w:r>
-    </w:p>
-    <w:p>
-      <w:pPr>
-        <w:pStyle w:val="Heading3"/>
-      </w:pPr>
-      <w:r>
-        <w:t>Teacher reasoning · W4</w:t>
-      </w:r>
-    </w:p>
-    <w:p>
-      <w:pPr>
-        <w:spacing w:line="336" w:lineRule="auto" w:after="180"/>
-        <w:shd w:fill="F1F6FC"/>
-      </w:pPr>
-      <w:r>
-        <w:rPr>
-          <w:b w:val="0"/>
-        </w:rPr>
-        <w:t>Teacher explanation: Start 1 gives 1, 2, 2.5 and final loss 0.25. Start 5 gives 5, 4, 3.5 and final loss 0.25. Equal initial distances yield equal final losses under this rule, but the final parameters differ.</w:t>
-      </w:r>
-    </w:p>
-    <w:p>
-      <w:pPr>
-        <w:pStyle w:val="Heading3"/>
-      </w:pPr>
-      <w:r>
-        <w:t>W5 Test repeated correctness</w:t>
-      </w:r>
-    </w:p>
-    <w:p>
-      <w:pPr>
-        <w:pStyle w:val="Heading3"/>
-      </w:pPr>
-      <w:r>
-        <w:t>Workbook question · W5</w:t>
-      </w:r>
-    </w:p>
-    <w:p>
-      <w:pPr>
-        <w:spacing w:line="336" w:lineRule="auto" w:after="180"/>
-        <w:shd w:fill="F5F1FB"/>
-      </w:pPr>
-      <w:r>
-        <w:rPr>
-          <w:b w:val="0"/>
-        </w:rPr>
-        <w:t xml:space="preserve">A forward-pass program returns the same wrong answer every run with a fixed </w:t>
-      </w:r>
-      <w:r>
-        <w:rPr>
-          <w:b/>
-        </w:rPr>
-        <w:t>seed</w:t>
-      </w:r>
-      <w:r>
-        <w:rPr>
-          <w:b w:val="0"/>
-        </w:rPr>
-        <w:t>. Has repeatability verified the implementation? Name two stronger checks.</w:t>
-      </w:r>
-    </w:p>
-    <w:p>
-      <w:pPr>
-        <w:pStyle w:val="Heading3"/>
-      </w:pPr>
-      <w:r>
-        <w:t>Teacher reasoning · W5</w:t>
-      </w:r>
-    </w:p>
-    <w:p>
-      <w:pPr>
-        <w:spacing w:line="336" w:lineRule="auto" w:after="180"/>
-        <w:shd w:fill="F1F6FC"/>
-      </w:pPr>
-      <w:r>
-        <w:rPr>
-          <w:b w:val="0"/>
-        </w:rPr>
-        <w:t>Teacher explanation: No. Compare intermediate values with independent hand calculations, test shapes and boundary cases, or compare analytical gradients with numerical probes away from activation corners.</w:t>
-      </w:r>
-    </w:p>
-    <w:p>
-      <w:pPr>
-        <w:spacing w:line="336" w:lineRule="auto" w:after="180"/>
-        <w:shd w:fill="F1F6FC"/>
-      </w:pPr>
-      <w:r>
-        <w:rPr>
-          <w:b w:val="0"/>
-        </w:rPr>
-        <w:t>Repeating the same result only checks consistency.</w:t>
-      </w:r>
-    </w:p>
-    <w:p>
-      <w:pPr>
-        <w:pStyle w:val="Heading3"/>
-      </w:pPr>
-      <w:r>
-        <w:t>Independent assessment and fresh retry</w:t>
-      </w:r>
-    </w:p>
-    <w:p>
-      <w:pPr>
-        <w:pStyle w:val="Heading3"/>
-      </w:pPr>
-      <w:r>
-        <w:t>Teacher key · Independent assessment and fresh retry</w:t>
-      </w:r>
-    </w:p>
-    <w:p>
-      <w:pPr>
-        <w:spacing w:line="336" w:lineRule="auto" w:after="180"/>
-        <w:shd w:fill="F1F6FC"/>
-      </w:pPr>
-      <w:r>
-        <w:rPr>
-          <w:b w:val="0"/>
-        </w:rPr>
-        <w:t>W4 requires traces ending at 2.5 and 3.5, both with loss 0.25. Fresh retry: J(c) = 2(c - 1) squared, gradient 4(c - 1), rate 0.125 and two updates. Start -1 gives -1, 0, 0.5; start 3 gives 3, 2, 1.5. Both final losses are 0.5.</w:t>
-      </w:r>
-    </w:p>
-    <w:p>
-      <w:pPr>
-        <w:spacing w:line="336" w:lineRule="auto" w:after="180"/>
-        <w:shd w:fill="F1F6FC"/>
-      </w:pPr>
-      <w:r>
-        <w:rPr>
-          <w:b w:val="0"/>
-        </w:rPr>
-        <w:t>Require a conclusion restricted to the declared runs.</w:t>
-      </w:r>
-    </w:p>
-    <w:p>
-      <w:pPr>
-        <w:pStyle w:val="Heading3"/>
-      </w:pPr>
-      <w:r>
-        <w:t>Assess independent transfer</w:t>
-      </w:r>
-    </w:p>
-    <w:p>
-      <w:pPr>
-        <w:pStyle w:val="Heading3"/>
-      </w:pPr>
-      <w:r>
-        <w:t>Independent question · withhold the key</w:t>
-      </w:r>
-    </w:p>
-    <w:p>
-      <w:pPr>
-        <w:spacing w:line="336" w:lineRule="auto" w:after="180"/>
-        <w:shd w:fill="F5F1FB"/>
-      </w:pPr>
-      <w:r>
-        <w:rPr>
-          <w:b w:val="0"/>
-        </w:rPr>
-        <w:t>Selected case: Use J(a) = (a - 3) squared, gradient 2(a - 3), rate 0.25 and two updates. Restart from a = 1, then restart from a = 5. Calculate both traces and final losses. Explain what can be concluded about these two runs.</w:t>
-      </w:r>
-    </w:p>
-    <w:p>
-      <w:pPr>
-        <w:pStyle w:val="Heading3"/>
-      </w:pPr>
-      <w:r>
-        <w:t>Selected case answer</w:t>
-      </w:r>
-    </w:p>
-    <w:p>
-      <w:pPr>
-        <w:pStyle w:val="Heading3"/>
-      </w:pPr>
-      <w:r>
-        <w:t>Teacher key · Selected case answer</w:t>
-      </w:r>
-    </w:p>
-    <w:p>
-      <w:pPr>
-        <w:spacing w:line="336" w:lineRule="auto" w:after="180"/>
-        <w:shd w:fill="F1F6FC"/>
-      </w:pPr>
-      <w:r>
-        <w:rPr>
-          <w:b w:val="0"/>
-        </w:rPr>
-        <w:t>Teacher explanation: Start 1 gives 1, 2, 2.5 and final loss 0.25. Start 5 gives 5, 4, 3.5 and final loss 0.25. Equal initial distances yield equal final losses under this rule, but the final parameters differ.</w:t>
+        <w:pStyle w:val="Heading2"/>
+      </w:pPr>
+      <w:r>
+        <w:t>Judge explanation,trace and limits</w:t>
       </w:r>
     </w:p>
     <w:tbl>
@@ -3430,54 +3294,55 @@
     </w:tbl>
     <w:p>
       <w:pPr>
-        <w:pStyle w:val="Heading3"/>
-      </w:pPr>
-      <w:r>
-        <w:t>Teacher key · Selected case answer</w:t>
+        <w:spacing w:line="336" w:lineRule="auto" w:after="180"/>
+      </w:pPr>
+      <w:r>
+        <w:rPr>
+          <w:b w:val="0"/>
+        </w:rPr>
+        <w:t>Record each dimension as not yet, with support, or independent. Accept a valid alternative procedure with a defensible trace.</w:t>
       </w:r>
     </w:p>
     <w:p>
       <w:pPr>
         <w:spacing w:line="336" w:lineRule="auto" w:after="180"/>
-        <w:shd w:fill="F1F6FC"/>
       </w:pPr>
       <w:r>
         <w:rPr>
           <w:b w:val="0"/>
         </w:rPr>
-        <w:t>Record each dimension as not yet, with support, or independent. Accept a valid alternative procedure with a defensible trace.</w:t>
+        <w:t xml:space="preserve">Do not penalise an honestly recorded model failure if the learner correctly explains its </w:t>
+      </w:r>
+      <w:r>
+        <w:rPr>
+          <w:b/>
+        </w:rPr>
+        <w:t>evidence</w:t>
+      </w:r>
+      <w:r>
+        <w:rPr>
+          <w:b w:val="0"/>
+        </w:rPr>
+        <w:t xml:space="preserve"> and limits.</w:t>
       </w:r>
     </w:p>
     <w:p>
       <w:pPr>
-        <w:spacing w:line="336" w:lineRule="auto" w:after="180"/>
-        <w:shd w:fill="F1F6FC"/>
-      </w:pPr>
-      <w:r>
-        <w:rPr>
-          <w:b w:val="0"/>
-        </w:rPr>
-        <w:t xml:space="preserve">Do not penalise an honestly recorded model failure if the learner correctly explains its </w:t>
-      </w:r>
-      <w:r>
-        <w:rPr>
-          <w:b/>
-        </w:rPr>
-        <w:t>evidence</w:t>
-      </w:r>
-      <w:r>
-        <w:rPr>
-          <w:b w:val="0"/>
-        </w:rPr>
-        <w:t xml:space="preserve"> and limits.</w:t>
+        <w:pStyle w:val="Heading2"/>
+      </w:pPr>
+      <w:r>
+        <w:t>Give one usable repair</w:t>
       </w:r>
     </w:p>
     <w:p>
       <w:pPr>
-        <w:pStyle w:val="Heading3"/>
-      </w:pPr>
-      <w:r>
-        <w:t>Feedback that the learner uses</w:t>
+        <w:spacing w:line="336" w:lineRule="auto" w:after="180"/>
+      </w:pPr>
+      <w:r>
+        <w:rPr>
+          <w:b w:val="0"/>
+        </w:rPr>
+        <w:t>Name the earliest unsupported step and give one action to repair it. Have the learner make that repair now and explain why. Then assess the relevant skill on a fresh, fully specified case.</w:t>
       </w:r>
     </w:p>
     <w:p>
@@ -3488,78 +3353,69 @@
         <w:rPr>
           <w:b w:val="0"/>
         </w:rPr>
-        <w:t>Name the earliest unsupported step and give one action to repair it. Have the learner make that repair now and explain why. Then assess the relevant skill on a fresh, fully specified case.</w:t>
+        <w:t>Confirm it was not previously practised with feedback; solve and check the new case before assigning it. A follow-up design prompt is a starting brief, not automatically an equivalent test.</w:t>
       </w:r>
     </w:p>
     <w:p>
       <w:pPr>
-        <w:spacing w:line="336" w:lineRule="auto" w:after="180"/>
-      </w:pPr>
-      <w:r>
-        <w:rPr>
-          <w:b w:val="0"/>
-        </w:rPr>
-        <w:t>Confirm it was not previously practised with feedback; solve and check the new case before assigning it. A follow-up design prompt is a starting brief, not automatically an equivalent test.</w:t>
+        <w:pStyle w:val="Heading2"/>
+      </w:pPr>
+      <w:r>
+        <w:t>W1 Trace a fresh starting value</w:t>
       </w:r>
     </w:p>
     <w:p>
       <w:pPr>
-        <w:pStyle w:val="Heading1"/>
-      </w:pPr>
-      <w:r>
-        <w:t>06. Connect the project, support and next lesson</w:t>
+        <w:spacing w:line="336" w:lineRule="auto" w:after="180"/>
+      </w:pPr>
+      <w:r>
+        <w:rPr>
+          <w:b w:val="0"/>
+        </w:rPr>
+        <w:t xml:space="preserve">For the scalar lesson model, start v = -2 and apply two updates at rate 0.1. Give all three v values and the final </w:t>
+      </w:r>
+      <w:r>
+        <w:rPr>
+          <w:b/>
+        </w:rPr>
+        <w:t>training</w:t>
+      </w:r>
+      <w:r>
+        <w:rPr>
+          <w:b w:val="0"/>
+        </w:rPr>
+        <w:t xml:space="preserve"> MSE.</w:t>
       </w:r>
     </w:p>
     <w:p>
-      <w:r>
-        <w:t>Connect Initialisation and reproducibility to Image-pattern Network Investigation, adapt support and plan a later changed-case check.</w:t>
+      <w:pPr>
+        <w:spacing w:line="336" w:lineRule="auto" w:after="180"/>
+      </w:pPr>
+      <w:r>
+        <w:rPr>
+          <w:b w:val="0"/>
+        </w:rPr>
+        <w:t xml:space="preserve">Teacher explanation: States are -2, 0 and 1. Final </w:t>
+      </w:r>
+      <w:r>
+        <w:rPr>
+          <w:b/>
+        </w:rPr>
+        <w:t>training</w:t>
+      </w:r>
+      <w:r>
+        <w:rPr>
+          <w:b w:val="0"/>
+        </w:rPr>
+        <w:t xml:space="preserve"> MSE is 2.5. Each step halves the signed distance from 2.</w:t>
       </w:r>
     </w:p>
     <w:p>
       <w:pPr>
-        <w:spacing w:line="336" w:lineRule="auto" w:after="180"/>
-      </w:pPr>
-      <w:r>
-        <w:rPr>
-          <w:b w:val="0"/>
-        </w:rPr>
-        <w:t xml:space="preserve">Add a labelled </w:t>
-      </w:r>
-      <w:r>
-        <w:rPr>
-          <w:b/>
-        </w:rPr>
-        <w:t>initialisation</w:t>
-      </w:r>
-      <w:r>
-        <w:rPr>
-          <w:b w:val="0"/>
-        </w:rPr>
-        <w:t xml:space="preserve"> and reproducibility </w:t>
-      </w:r>
-      <w:r>
-        <w:rPr>
-          <w:b/>
-        </w:rPr>
-        <w:t>evidence</w:t>
-      </w:r>
-      <w:r>
-        <w:rPr>
-          <w:b w:val="0"/>
-        </w:rPr>
-        <w:t xml:space="preserve"> sheet to Image-pattern Network Investigation. Show how you can trace how starting values affect a fixed </w:t>
-      </w:r>
-      <w:r>
-        <w:rPr>
-          <w:b/>
-        </w:rPr>
-        <w:t>training</w:t>
-      </w:r>
-      <w:r>
-        <w:rPr>
-          <w:b w:val="0"/>
-        </w:rPr>
-        <w:t xml:space="preserve"> budget.</w:t>
+        <w:pStyle w:val="Heading2"/>
+      </w:pPr>
+      <w:r>
+        <w:t>W2 Distinguish equality of loss and parameters</w:t>
       </w:r>
     </w:p>
     <w:p>
@@ -3570,31 +3426,19 @@
         <w:rPr>
           <w:b w:val="0"/>
         </w:rPr>
-        <w:t xml:space="preserve">Use the supplied fictional case and keep its </w:t>
+        <w:t xml:space="preserve">The lesson runs starting at 1 and 3 finish with the same </w:t>
       </w:r>
       <w:r>
         <w:rPr>
           <w:b/>
         </w:rPr>
-        <w:t>input</w:t>
+        <w:t>training</w:t>
       </w:r>
       <w:r>
         <w:rPr>
           <w:b w:val="0"/>
         </w:rPr>
-        <w:t xml:space="preserve">s, intermediate steps, calculation or </w:t>
-      </w:r>
-      <w:r>
-        <w:rPr>
-          <w:b/>
-        </w:rPr>
-        <w:t>prediction</w:t>
-      </w:r>
-      <w:r>
-        <w:rPr>
-          <w:b w:val="0"/>
-        </w:rPr>
-        <w:t>, and limitation. Connect this record to last week’s record; a matching answer without a trace is insufficient.</w:t>
+        <w:t xml:space="preserve"> MSE. Give their final v values and explain the equality without calling the models identical.</w:t>
       </w:r>
     </w:p>
     <w:p>
@@ -3605,42 +3449,39 @@
         <w:rPr>
           <w:b w:val="0"/>
         </w:rPr>
-        <w:t xml:space="preserve">Provide a number line and a ledger for start, gradient and updated value. Save concrete arrays instead of relying on </w:t>
+        <w:t xml:space="preserve">Teacher explanation: They finish at 1.75 and 2.25. Both are distance 0.25 from 2, so both have MSE 0.15625. Their </w:t>
       </w:r>
       <w:r>
         <w:rPr>
           <w:b/>
         </w:rPr>
-        <w:t>seed</w:t>
+        <w:t>prediction</w:t>
       </w:r>
       <w:r>
         <w:rPr>
           <w:b w:val="0"/>
         </w:rPr>
-        <w:t xml:space="preserve"> vocabulary alone.</w:t>
+        <w:t xml:space="preserve">s for nonzero positive </w:t>
+      </w:r>
+      <w:r>
+        <w:rPr>
+          <w:b/>
+        </w:rPr>
+        <w:t>input</w:t>
+      </w:r>
+      <w:r>
+        <w:rPr>
+          <w:b w:val="0"/>
+        </w:rPr>
+        <w:t>s differ.</w:t>
       </w:r>
     </w:p>
     <w:p>
       <w:pPr>
-        <w:spacing w:line="336" w:lineRule="auto" w:after="180"/>
-      </w:pPr>
-      <w:r>
-        <w:rPr>
-          <w:b w:val="0"/>
-        </w:rPr>
-        <w:t xml:space="preserve">Extension: use symmetric differences with step 0.001 to check all four initial gradients in the positive-region two-unit example, then explain why identical computations preserve </w:t>
-      </w:r>
-      <w:r>
-        <w:rPr>
-          <w:b/>
-        </w:rPr>
-        <w:t>symmetry</w:t>
-      </w:r>
-      <w:r>
-        <w:rPr>
-          <w:b w:val="0"/>
-        </w:rPr>
-        <w:t>.</w:t>
+        <w:pStyle w:val="Heading2"/>
+      </w:pPr>
+      <w:r>
+        <w:t>W3 Audit a seed claim</w:t>
       </w:r>
     </w:p>
     <w:p>
@@ -3651,7 +3492,19 @@
         <w:rPr>
           <w:b w:val="0"/>
         </w:rPr>
-        <w:t>Week 18 debugs dimension contracts, gradient order and update direction.</w:t>
+        <w:t xml:space="preserve">Both runs use the same </w:t>
+      </w:r>
+      <w:r>
+        <w:rPr>
+          <w:b/>
+        </w:rPr>
+        <w:t>seed</w:t>
+      </w:r>
+      <w:r>
+        <w:rPr>
+          <w:b w:val="0"/>
+        </w:rPr>
+        <w:t xml:space="preserve"> and generator. Run A assigns the first four draws to its weights. Run B draws a preview number first, then assigns the next four. Must the initial weight arrays match? What should be saved?</w:t>
       </w:r>
     </w:p>
     <w:p>
@@ -3662,15 +3515,474 @@
         <w:rPr>
           <w:b w:val="0"/>
         </w:rPr>
-        <w:t>Retain the project ledger and assess a changed case after support. Check the relevant prerequisite before carrying this component forward.</w:t>
+        <w:t>Teacher explanation: No. Their positions in the generated sequence differ, though coincidental equality is not logically impossible.</w:t>
       </w:r>
     </w:p>
     <w:p>
       <w:pPr>
+        <w:spacing w:line="336" w:lineRule="auto" w:after="180"/>
+      </w:pPr>
+      <w:r>
+        <w:rPr>
+          <w:b w:val="0"/>
+        </w:rPr>
+        <w:t xml:space="preserve">Save the actual initial arrays, parameter order and random-call procedure as well as the </w:t>
+      </w:r>
+      <w:r>
+        <w:rPr>
+          <w:b/>
+        </w:rPr>
+        <w:t>seed</w:t>
+      </w:r>
+      <w:r>
+        <w:rPr>
+          <w:b w:val="0"/>
+        </w:rPr>
+        <w:t>.</w:t>
+      </w:r>
+    </w:p>
+    <w:p>
+      <w:pPr>
+        <w:pStyle w:val="Heading2"/>
+      </w:pPr>
+      <w:r>
+        <w:t>W5 Test repeated correctness</w:t>
+      </w:r>
+    </w:p>
+    <w:p>
+      <w:pPr>
+        <w:spacing w:line="336" w:lineRule="auto" w:after="180"/>
+      </w:pPr>
+      <w:r>
+        <w:rPr>
+          <w:b w:val="0"/>
+        </w:rPr>
+        <w:t xml:space="preserve">A forward-pass program returns the same wrong answer every run with a fixed </w:t>
+      </w:r>
+      <w:r>
+        <w:rPr>
+          <w:b/>
+        </w:rPr>
+        <w:t>seed</w:t>
+      </w:r>
+      <w:r>
+        <w:rPr>
+          <w:b w:val="0"/>
+        </w:rPr>
+        <w:t>. Has repeatability verified the implementation? Name two stronger checks.</w:t>
+      </w:r>
+    </w:p>
+    <w:p>
+      <w:pPr>
+        <w:spacing w:line="336" w:lineRule="auto" w:after="180"/>
+      </w:pPr>
+      <w:r>
+        <w:rPr>
+          <w:b w:val="0"/>
+        </w:rPr>
+        <w:t>Teacher explanation: No. Compare intermediate values with independent hand calculations, test shapes and boundary cases, or compare analytical gradients with numerical probes away from activation corners.</w:t>
+      </w:r>
+    </w:p>
+    <w:p>
+      <w:pPr>
+        <w:spacing w:line="336" w:lineRule="auto" w:after="180"/>
+      </w:pPr>
+      <w:r>
+        <w:rPr>
+          <w:b w:val="0"/>
+        </w:rPr>
+        <w:t>Repeating the same result only checks consistency.</w:t>
+      </w:r>
+    </w:p>
+    <w:p>
+      <w:pPr>
+        <w:pStyle w:val="Heading2"/>
+      </w:pPr>
+      <w:r>
+        <w:t>Earlier wording, alternatives and picture transcripts · reference / check after trying</w:t>
+      </w:r>
+    </w:p>
+    <w:p>
+      <w:pPr>
         <w:pStyle w:val="Heading3"/>
       </w:pPr>
       <w:r>
-        <w:t>Plan the delayed return</w:t>
+        <w:t>Guided and exit questions</w:t>
+      </w:r>
+    </w:p>
+    <w:p>
+      <w:pPr>
+        <w:spacing w:line="336" w:lineRule="auto" w:after="180"/>
+      </w:pPr>
+      <w:r>
+        <w:rPr>
+          <w:b w:val="0"/>
+        </w:rPr>
+        <w:t xml:space="preserve">Guided: initially </w:t>
+      </w:r>
+      <w:r>
+        <w:rPr>
+          <w:b/>
+        </w:rPr>
+        <w:t>output</w:t>
+      </w:r>
+      <w:r>
+        <w:rPr>
+          <w:b w:val="0"/>
+        </w:rPr>
+        <w:t xml:space="preserve"> 2 and squared error 1. After all four weights become 0.8, hidden activations are [0.8, 0.8], </w:t>
+      </w:r>
+      <w:r>
+        <w:rPr>
+          <w:b/>
+        </w:rPr>
+        <w:t>output</w:t>
+      </w:r>
+      <w:r>
+        <w:rPr>
+          <w:b w:val="0"/>
+        </w:rPr>
+        <w:t xml:space="preserve"> 1.28, residual 0.28 and squared error 0.0784. Both units still match.</w:t>
+      </w:r>
+    </w:p>
+    <w:p>
+      <w:pPr>
+        <w:spacing w:line="336" w:lineRule="auto" w:after="180"/>
+      </w:pPr>
+      <w:r>
+        <w:rPr>
+          <w:b w:val="0"/>
+        </w:rPr>
+        <w:t>Exit: differing random-call and batch orders are changed conditions, not automatic proof of a defect. Compare saved initial arrays and intermediate traces under matched settings, then check against independent expectations.</w:t>
+      </w:r>
+    </w:p>
+    <w:p>
+      <w:pPr>
+        <w:pStyle w:val="Heading3"/>
+      </w:pPr>
+      <w:r>
+        <w:t>W1 Trace a fresh starting value</w:t>
+      </w:r>
+    </w:p>
+    <w:p>
+      <w:pPr>
+        <w:pStyle w:val="Heading3"/>
+      </w:pPr>
+      <w:r>
+        <w:t>W2 Distinguish equality of loss and parameters</w:t>
+      </w:r>
+    </w:p>
+    <w:p>
+      <w:pPr>
+        <w:pStyle w:val="Heading3"/>
+      </w:pPr>
+      <w:r>
+        <w:t>W3 Audit a seed claim</w:t>
+      </w:r>
+    </w:p>
+    <w:p>
+      <w:pPr>
+        <w:pStyle w:val="Heading3"/>
+      </w:pPr>
+      <w:r>
+        <w:t>W4 Transfer the starting-value experiment independently</w:t>
+      </w:r>
+    </w:p>
+    <w:p>
+      <w:pPr>
+        <w:spacing w:line="336" w:lineRule="auto" w:after="180"/>
+      </w:pPr>
+      <w:r>
+        <w:rPr>
+          <w:b w:val="0"/>
+        </w:rPr>
+        <w:t>Use J(a) = (a - 3) squared, gradient 2(a - 3), rate 0.25 and two updates. Restart from a = 1, then restart from a = 5. Calculate both traces and final losses. Explain what can be concluded about these two runs.</w:t>
+      </w:r>
+    </w:p>
+    <w:p>
+      <w:pPr>
+        <w:spacing w:line="336" w:lineRule="auto" w:after="180"/>
+      </w:pPr>
+      <w:r>
+        <w:rPr>
+          <w:b w:val="0"/>
+        </w:rPr>
+        <w:t>Teacher explanation: Start 1 gives 1, 2, 2.5 and final loss 0.25. Start 5 gives 5, 4, 3.5 and final loss 0.25. Equal initial distances yield equal final losses under this rule, but the final parameters differ.</w:t>
+      </w:r>
+    </w:p>
+    <w:p>
+      <w:pPr>
+        <w:pStyle w:val="Heading3"/>
+      </w:pPr>
+      <w:r>
+        <w:t>W5 Test repeated correctness</w:t>
+      </w:r>
+    </w:p>
+    <w:p>
+      <w:pPr>
+        <w:pStyle w:val="Heading3"/>
+      </w:pPr>
+      <w:r>
+        <w:t>Independent assessment and fresh retry</w:t>
+      </w:r>
+    </w:p>
+    <w:p>
+      <w:pPr>
+        <w:spacing w:line="336" w:lineRule="auto" w:after="180"/>
+      </w:pPr>
+      <w:r>
+        <w:rPr>
+          <w:b w:val="0"/>
+        </w:rPr>
+        <w:t>W4 requires traces ending at 2.5 and 3.5, both with loss 0.25. Fresh retry: J(c) = 2(c - 1) squared, gradient 4(c - 1), rate 0.125 and two updates. Start -1 gives -1, 0, 0.5; start 3 gives 3, 2, 1.5. Both final losses are 0.5.</w:t>
+      </w:r>
+    </w:p>
+    <w:p>
+      <w:pPr>
+        <w:spacing w:line="336" w:lineRule="auto" w:after="180"/>
+      </w:pPr>
+      <w:r>
+        <w:rPr>
+          <w:b w:val="0"/>
+        </w:rPr>
+        <w:t>Require a conclusion restricted to the declared runs.</w:t>
+      </w:r>
+    </w:p>
+    <w:p>
+      <w:pPr>
+        <w:pStyle w:val="Heading3"/>
+      </w:pPr>
+      <w:r>
+        <w:t>Assess independent transfer</w:t>
+      </w:r>
+    </w:p>
+    <w:p>
+      <w:pPr>
+        <w:pStyle w:val="Heading3"/>
+      </w:pPr>
+      <w:r>
+        <w:t>Selected case answer</w:t>
+      </w:r>
+    </w:p>
+    <w:p>
+      <w:pPr>
+        <w:pStyle w:val="Heading3"/>
+      </w:pPr>
+      <w:r>
+        <w:t>Feedback that the learner uses</w:t>
+      </w:r>
+    </w:p>
+    <w:p>
+      <w:pPr>
+        <w:pStyle w:val="Heading1"/>
+      </w:pPr>
+      <w:r>
+        <w:t>06. Connect,support and revisit the mathematics</w:t>
+      </w:r>
+    </w:p>
+    <w:p>
+      <w:r>
+        <w:t>Use the saved evidence to choose the next step.</w:t>
+      </w:r>
+    </w:p>
+    <w:p>
+      <w:pPr>
+        <w:pStyle w:val="Heading2"/>
+      </w:pPr>
+      <w:r>
+        <w:t>Project and next-week bridge</w:t>
+      </w:r>
+    </w:p>
+    <w:p>
+      <w:pPr>
+        <w:spacing w:line="336" w:lineRule="auto" w:after="180"/>
+      </w:pPr>
+      <w:r>
+        <w:rPr>
+          <w:b w:val="0"/>
+        </w:rPr>
+        <w:t xml:space="preserve">Add a labelled </w:t>
+      </w:r>
+      <w:r>
+        <w:rPr>
+          <w:b/>
+        </w:rPr>
+        <w:t>initialisation</w:t>
+      </w:r>
+      <w:r>
+        <w:rPr>
+          <w:b w:val="0"/>
+        </w:rPr>
+        <w:t xml:space="preserve"> and reproducibility </w:t>
+      </w:r>
+      <w:r>
+        <w:rPr>
+          <w:b/>
+        </w:rPr>
+        <w:t>evidence</w:t>
+      </w:r>
+      <w:r>
+        <w:rPr>
+          <w:b w:val="0"/>
+        </w:rPr>
+        <w:t xml:space="preserve"> sheet to Image-pattern Network Investigation. Show how you can trace how starting values affect a fixed </w:t>
+      </w:r>
+      <w:r>
+        <w:rPr>
+          <w:b/>
+        </w:rPr>
+        <w:t>training</w:t>
+      </w:r>
+      <w:r>
+        <w:rPr>
+          <w:b w:val="0"/>
+        </w:rPr>
+        <w:t xml:space="preserve"> budget.</w:t>
+      </w:r>
+    </w:p>
+    <w:p>
+      <w:pPr>
+        <w:spacing w:line="336" w:lineRule="auto" w:after="180"/>
+      </w:pPr>
+      <w:r>
+        <w:rPr>
+          <w:b w:val="0"/>
+        </w:rPr>
+        <w:t xml:space="preserve">Use the supplied fictional case and keep its </w:t>
+      </w:r>
+      <w:r>
+        <w:rPr>
+          <w:b/>
+        </w:rPr>
+        <w:t>input</w:t>
+      </w:r>
+      <w:r>
+        <w:rPr>
+          <w:b w:val="0"/>
+        </w:rPr>
+        <w:t xml:space="preserve">s, intermediate steps, calculation or </w:t>
+      </w:r>
+      <w:r>
+        <w:rPr>
+          <w:b/>
+        </w:rPr>
+        <w:t>prediction</w:t>
+      </w:r>
+      <w:r>
+        <w:rPr>
+          <w:b w:val="0"/>
+        </w:rPr>
+        <w:t>, and limitation. Connect this record to last week’s record; a matching answer without a trace is insufficient.</w:t>
+      </w:r>
+    </w:p>
+    <w:p>
+      <w:pPr>
+        <w:spacing w:line="336" w:lineRule="auto" w:after="180"/>
+      </w:pPr>
+      <w:r>
+        <w:rPr>
+          <w:b w:val="0"/>
+        </w:rPr>
+        <w:t xml:space="preserve">Provide a number line and a ledger for start, gradient and updated value. Save concrete arrays instead of relying on </w:t>
+      </w:r>
+      <w:r>
+        <w:rPr>
+          <w:b/>
+        </w:rPr>
+        <w:t>seed</w:t>
+      </w:r>
+      <w:r>
+        <w:rPr>
+          <w:b w:val="0"/>
+        </w:rPr>
+        <w:t xml:space="preserve"> vocabulary alone.</w:t>
+      </w:r>
+    </w:p>
+    <w:p>
+      <w:pPr>
+        <w:spacing w:line="336" w:lineRule="auto" w:after="180"/>
+      </w:pPr>
+      <w:r>
+        <w:rPr>
+          <w:b w:val="0"/>
+        </w:rPr>
+        <w:t xml:space="preserve">Extension: use symmetric differences with step 0.001 to check all four initial gradients in the positive-region two-unit example, then explain why identical computations preserve </w:t>
+      </w:r>
+      <w:r>
+        <w:rPr>
+          <w:b/>
+        </w:rPr>
+        <w:t>symmetry</w:t>
+      </w:r>
+      <w:r>
+        <w:rPr>
+          <w:b w:val="0"/>
+        </w:rPr>
+        <w:t>.</w:t>
+      </w:r>
+    </w:p>
+    <w:p>
+      <w:pPr>
+        <w:spacing w:line="336" w:lineRule="auto" w:after="180"/>
+      </w:pPr>
+      <w:r>
+        <w:rPr>
+          <w:b w:val="0"/>
+        </w:rPr>
+        <w:t>Week 18 debugs dimension contracts, gradient order and update direction.</w:t>
+      </w:r>
+    </w:p>
+    <w:p>
+      <w:pPr>
+        <w:spacing w:line="336" w:lineRule="auto" w:after="180"/>
+      </w:pPr>
+      <w:r>
+        <w:rPr>
+          <w:b w:val="0"/>
+        </w:rPr>
+        <w:t>Retain the project ledger and assess a changed case after support. Check the relevant prerequisite before carrying this component forward.</w:t>
+      </w:r>
+    </w:p>
+    <w:p>
+      <w:pPr>
+        <w:spacing w:line="336" w:lineRule="auto" w:after="180"/>
+      </w:pPr>
+      <w:r>
+        <w:rPr>
+          <w:b w:val="0"/>
+        </w:rPr>
+        <w:t xml:space="preserve">For your Image-pattern Network Investigation, save the </w:t>
+      </w:r>
+      <w:r>
+        <w:rPr>
+          <w:b/>
+        </w:rPr>
+        <w:t>input</w:t>
+      </w:r>
+      <w:r>
+        <w:rPr>
+          <w:b w:val="0"/>
+        </w:rPr>
+        <w:t>, procedure, observed result and limitation of this check.</w:t>
+      </w:r>
+    </w:p>
+    <w:p>
+      <w:pPr>
+        <w:spacing w:line="336" w:lineRule="auto" w:after="180"/>
+      </w:pPr>
+      <w:r>
+        <w:rPr>
+          <w:b w:val="0"/>
+        </w:rPr>
+        <w:t>Label this worked example as practice; use a different, previously unreviewed case when checking independent understanding.</w:t>
+      </w:r>
+    </w:p>
+    <w:p>
+      <w:pPr>
+        <w:pStyle w:val="Heading2"/>
+      </w:pPr>
+      <w:r>
+        <w:t>Delayed return and support record</w:t>
       </w:r>
     </w:p>
     <w:p>
@@ -3887,44 +4199,26 @@
     </w:p>
     <w:p>
       <w:pPr>
-        <w:pStyle w:val="Heading3"/>
-      </w:pPr>
-      <w:r>
-        <w:t>Project evidence from this case</w:t>
+        <w:pStyle w:val="Heading2"/>
+      </w:pPr>
+      <w:r>
+        <w:t>Earlier wording, alternatives and picture transcripts · reference / check after trying</w:t>
       </w:r>
     </w:p>
     <w:p>
       <w:pPr>
-        <w:spacing w:line="336" w:lineRule="auto" w:after="180"/>
-      </w:pPr>
-      <w:r>
-        <w:rPr>
-          <w:b w:val="0"/>
-        </w:rPr>
-        <w:t xml:space="preserve">For your Image-pattern Network Investigation, save the </w:t>
-      </w:r>
-      <w:r>
-        <w:rPr>
-          <w:b/>
-        </w:rPr>
-        <w:t>input</w:t>
-      </w:r>
-      <w:r>
-        <w:rPr>
-          <w:b w:val="0"/>
-        </w:rPr>
-        <w:t>, procedure, observed result and limitation of this check.</w:t>
+        <w:pStyle w:val="Heading3"/>
+      </w:pPr>
+      <w:r>
+        <w:t>Plan the delayed return</w:t>
       </w:r>
     </w:p>
     <w:p>
       <w:pPr>
-        <w:spacing w:line="336" w:lineRule="auto" w:after="180"/>
-      </w:pPr>
-      <w:r>
-        <w:rPr>
-          <w:b w:val="0"/>
-        </w:rPr>
-        <w:t>Label this worked example as practice; use a different, previously unreviewed case when checking independent understanding.</w:t>
+        <w:pStyle w:val="Heading3"/>
+      </w:pPr>
+      <w:r>
+        <w:t>Project evidence from this case</w:t>
       </w:r>
     </w:p>
     <w:p>
@@ -3932,26 +4226,33 @@
         <w:pStyle w:val="Heading1"/>
       </w:pPr>
       <w:r>
-        <w:t>07. Prepare, teach and assess</w:t>
+        <w:t>Reference bank and extra practice</w:t>
       </w:r>
     </w:p>
     <w:p>
-      <w:r>
-        <w:t>Use this preparation summary alongside the detailed Initialisation and reproducibility lesson; it is a checklist rather than a replacement for the full sequence.</w:t>
+      <w:pPr>
+        <w:pStyle w:val="Heading1"/>
+      </w:pPr>
+      <w:r>
+        <w:t>07. Reference · Alternative planning checklist</w:t>
       </w:r>
     </w:p>
     <w:p>
-      <w:pPr>
-        <w:pStyle w:val="Heading3"/>
-      </w:pPr>
-      <w:r>
-        <w:t>Teaching target</w:t>
+      <w:r>
+        <w:t>Use alongside the main route when helpful.</w:t>
       </w:r>
     </w:p>
     <w:p>
       <w:pPr>
+        <w:pStyle w:val="Heading2"/>
+      </w:pPr>
+      <w:r>
+        <w:t>Planning,assessment and project reminders</w:t>
+      </w:r>
+    </w:p>
+    <w:p>
+      <w:pPr>
         <w:spacing w:line="336" w:lineRule="auto" w:after="180"/>
-        <w:shd w:fill="EDF7F3"/>
       </w:pPr>
       <w:r>
         <w:rPr>
@@ -4163,46 +4464,72 @@
     </w:p>
     <w:p>
       <w:pPr>
-        <w:pStyle w:val="Heading3"/>
-      </w:pPr>
-      <w:r>
-        <w:t>Supported practice answer</w:t>
+        <w:spacing w:line="336" w:lineRule="auto" w:after="180"/>
+      </w:pPr>
+      <w:r>
+        <w:rPr>
+          <w:b w:val="0"/>
+        </w:rPr>
+        <w:t xml:space="preserve">Reasoned practice answer: Teacher explanation: They finish at 1.75 and 2.25. Both are distance 0.25 from 2, so both have MSE 0.15625. Their </w:t>
+      </w:r>
+      <w:r>
+        <w:rPr>
+          <w:b/>
+        </w:rPr>
+        <w:t>prediction</w:t>
+      </w:r>
+      <w:r>
+        <w:rPr>
+          <w:b w:val="0"/>
+        </w:rPr>
+        <w:t xml:space="preserve">s for nonzero positive </w:t>
+      </w:r>
+      <w:r>
+        <w:rPr>
+          <w:b/>
+        </w:rPr>
+        <w:t>input</w:t>
+      </w:r>
+      <w:r>
+        <w:rPr>
+          <w:b w:val="0"/>
+        </w:rPr>
+        <w:t>s differ.</w:t>
       </w:r>
     </w:p>
     <w:p>
       <w:pPr>
         <w:spacing w:line="336" w:lineRule="auto" w:after="180"/>
-        <w:shd w:fill="F1F6FC"/>
       </w:pPr>
       <w:r>
         <w:rPr>
           <w:b w:val="0"/>
         </w:rPr>
-        <w:t xml:space="preserve">Reasoned practice answer: Teacher explanation: They finish at 1.75 and 2.25. Both are distance 0.25 from 2, so both have MSE 0.15625. Their </w:t>
+        <w:t xml:space="preserve">Check every learner before discussion: Use the worked case for </w:t>
       </w:r>
       <w:r>
         <w:rPr>
           <w:b/>
         </w:rPr>
-        <w:t>prediction</w:t>
+        <w:t>Initialisation</w:t>
       </w:r>
       <w:r>
         <w:rPr>
           <w:b w:val="0"/>
         </w:rPr>
-        <w:t xml:space="preserve">s for nonzero positive </w:t>
+        <w:t xml:space="preserve"> and reproducibility. Proposed explanation: “The same </w:t>
       </w:r>
       <w:r>
         <w:rPr>
           <w:b/>
         </w:rPr>
-        <w:t>input</w:t>
+        <w:t>seed</w:t>
       </w:r>
       <w:r>
         <w:rPr>
           <w:b w:val="0"/>
         </w:rPr>
-        <w:t>s differ.</w:t>
+        <w:t xml:space="preserve"> specifies the entire experiment”. Decide whether this explanation is supported.</w:t>
       </w:r>
     </w:p>
     <w:p>
@@ -4213,31 +4540,7 @@
         <w:rPr>
           <w:b w:val="0"/>
         </w:rPr>
-        <w:t xml:space="preserve">Check every learner before discussion: Use the worked case for </w:t>
-      </w:r>
-      <w:r>
-        <w:rPr>
-          <w:b/>
-        </w:rPr>
-        <w:t>Initialisation</w:t>
-      </w:r>
-      <w:r>
-        <w:rPr>
-          <w:b w:val="0"/>
-        </w:rPr>
-        <w:t xml:space="preserve"> and reproducibility. Proposed explanation: “The same </w:t>
-      </w:r>
-      <w:r>
-        <w:rPr>
-          <w:b/>
-        </w:rPr>
-        <w:t>seed</w:t>
-      </w:r>
-      <w:r>
-        <w:rPr>
-          <w:b w:val="0"/>
-        </w:rPr>
-        <w:t xml:space="preserve"> specifies the entire experiment”. Decide whether this explanation is supported.</w:t>
+        <w:t>Point to the step or supplied fact that decides; explain your repair if needed.</w:t>
       </w:r>
     </w:p>
     <w:p>
@@ -4248,117 +4551,69 @@
         <w:rPr>
           <w:b w:val="0"/>
         </w:rPr>
-        <w:t>Point to the step or supplied fact that decides; explain your repair if needed.</w:t>
+        <w:t>Misconception repair: Data, call order, batching, code and numerical environment also matter.</w:t>
       </w:r>
     </w:p>
     <w:p>
       <w:pPr>
-        <w:pStyle w:val="Heading3"/>
-      </w:pPr>
-      <w:r>
-        <w:t>Repair the misconception</w:t>
+        <w:spacing w:line="336" w:lineRule="auto" w:after="180"/>
+      </w:pPr>
+      <w:r>
+        <w:rPr>
+          <w:b w:val="0"/>
+        </w:rPr>
+        <w:t xml:space="preserve">Support: read the exact case aloud, enlarge the labelled picture, supply </w:t>
+      </w:r>
+      <w:r>
+        <w:rPr>
+          <w:b/>
+        </w:rPr>
+        <w:t>input</w:t>
+      </w:r>
+      <w:r>
+        <w:rPr>
+          <w:b w:val="0"/>
+        </w:rPr>
+        <w:t xml:space="preserve"> cards and model only the first deciding step. Accept a spoken explanation or drawing; retain the reasoning goal.</w:t>
       </w:r>
     </w:p>
     <w:p>
       <w:pPr>
         <w:spacing w:line="336" w:lineRule="auto" w:after="180"/>
-        <w:shd w:fill="FFF5E6"/>
       </w:pPr>
       <w:r>
         <w:rPr>
           <w:b w:val="0"/>
         </w:rPr>
-        <w:t>Misconception repair: Data, call order, batching, code and numerical environment also matter.</w:t>
+        <w:t xml:space="preserve">Extension: Repeat the a = 0 run with identical arithmetic and settings. Require a </w:t>
+      </w:r>
+      <w:r>
+        <w:rPr>
+          <w:b/>
+        </w:rPr>
+        <w:t>prediction</w:t>
+      </w:r>
+      <w:r>
+        <w:rPr>
+          <w:b w:val="0"/>
+        </w:rPr>
+        <w:t xml:space="preserve"> and a reason before comparing. Expected result: It again reaches 1 then 1.5 in this deterministic toy calculation.</w:t>
       </w:r>
     </w:p>
     <w:p>
       <w:pPr>
-        <w:pStyle w:val="Heading3"/>
-      </w:pPr>
-      <w:r>
-        <w:t>Support without giving away the answer</w:t>
+        <w:spacing w:line="336" w:lineRule="auto" w:after="180"/>
+      </w:pPr>
+      <w:r>
+        <w:rPr>
+          <w:b w:val="0"/>
+        </w:rPr>
+        <w:t>Reason: Identical initial state and update rules determine the same arithmetic trace.</w:t>
       </w:r>
     </w:p>
     <w:p>
       <w:pPr>
         <w:spacing w:line="336" w:lineRule="auto" w:after="180"/>
-        <w:shd w:fill="F1F6F8"/>
-      </w:pPr>
-      <w:r>
-        <w:rPr>
-          <w:b w:val="0"/>
-        </w:rPr>
-        <w:t xml:space="preserve">Support: read the exact case aloud, enlarge the labelled picture, supply </w:t>
-      </w:r>
-      <w:r>
-        <w:rPr>
-          <w:b/>
-        </w:rPr>
-        <w:t>input</w:t>
-      </w:r>
-      <w:r>
-        <w:rPr>
-          <w:b w:val="0"/>
-        </w:rPr>
-        <w:t xml:space="preserve"> cards and model only the first deciding step. Accept a spoken explanation or drawing; retain the reasoning goal.</w:t>
-      </w:r>
-    </w:p>
-    <w:p>
-      <w:pPr>
-        <w:pStyle w:val="Heading3"/>
-      </w:pPr>
-      <w:r>
-        <w:t>Extend the reasoning</w:t>
-      </w:r>
-    </w:p>
-    <w:p>
-      <w:pPr>
-        <w:spacing w:line="336" w:lineRule="auto" w:after="180"/>
-        <w:shd w:fill="F5F1FB"/>
-      </w:pPr>
-      <w:r>
-        <w:rPr>
-          <w:b w:val="0"/>
-        </w:rPr>
-        <w:t xml:space="preserve">Extension: Repeat the a = 0 run with identical arithmetic and settings. Require a </w:t>
-      </w:r>
-      <w:r>
-        <w:rPr>
-          <w:b/>
-        </w:rPr>
-        <w:t>prediction</w:t>
-      </w:r>
-      <w:r>
-        <w:rPr>
-          <w:b w:val="0"/>
-        </w:rPr>
-        <w:t xml:space="preserve"> and a reason before comparing. Expected result: It again reaches 1 then 1.5 in this deterministic toy calculation.</w:t>
-      </w:r>
-    </w:p>
-    <w:p>
-      <w:pPr>
-        <w:spacing w:line="336" w:lineRule="auto" w:after="180"/>
-        <w:shd w:fill="F5F1FB"/>
-      </w:pPr>
-      <w:r>
-        <w:rPr>
-          <w:b w:val="0"/>
-        </w:rPr>
-        <w:t>Reason: Identical initial state and update rules determine the same arithmetic trace.</w:t>
-      </w:r>
-    </w:p>
-    <w:p>
-      <w:pPr>
-        <w:pStyle w:val="Heading3"/>
-      </w:pPr>
-      <w:r>
-        <w:t>Protect the independent attempt</w:t>
-      </w:r>
-    </w:p>
-    <w:p>
-      <w:pPr>
-        <w:spacing w:line="336" w:lineRule="auto" w:after="180"/>
-        <w:shd w:fill="FFF5E6"/>
       </w:pPr>
       <w:r>
         <w:rPr>
@@ -4553,58 +4808,57 @@
     </w:tbl>
     <w:p>
       <w:pPr>
-        <w:pStyle w:val="Heading3"/>
-      </w:pPr>
-      <w:r>
-        <w:t>Project checkpoint</w:t>
+        <w:spacing w:line="336" w:lineRule="auto" w:after="180"/>
+      </w:pPr>
+      <w:r>
+        <w:rPr>
+          <w:b w:val="0"/>
+        </w:rPr>
+        <w:t>Project checkpoint: Test changed cases. Keep normal, boundary and failure cases; compare expected and observed results.</w:t>
       </w:r>
     </w:p>
     <w:p>
       <w:pPr>
         <w:spacing w:line="336" w:lineRule="auto" w:after="180"/>
-        <w:shd w:fill="EDF7F3"/>
       </w:pPr>
       <w:r>
         <w:rPr>
           <w:b w:val="0"/>
         </w:rPr>
-        <w:t>Project checkpoint: Test changed cases. Keep normal, boundary and failure cases; compare expected and observed results.</w:t>
+        <w:t xml:space="preserve">Use the weekly teacher answer for topic-specific reasoning. A saved progress tick is an activity record; judge mastery from the learner’s explanation and </w:t>
+      </w:r>
+      <w:r>
+        <w:rPr>
+          <w:b/>
+        </w:rPr>
+        <w:t>evidence</w:t>
+      </w:r>
+      <w:r>
+        <w:rPr>
+          <w:b w:val="0"/>
+        </w:rPr>
+        <w:t>.</w:t>
       </w:r>
     </w:p>
     <w:p>
       <w:pPr>
-        <w:spacing w:line="336" w:lineRule="auto" w:after="180"/>
-      </w:pPr>
-      <w:r>
-        <w:rPr>
-          <w:b w:val="0"/>
-        </w:rPr>
-        <w:t xml:space="preserve">Use the weekly teacher answer for topic-specific reasoning. A saved progress tick is an activity record; judge mastery from the learner’s explanation and </w:t>
-      </w:r>
-      <w:r>
-        <w:rPr>
-          <w:b/>
-        </w:rPr>
-        <w:t>evidence</w:t>
-      </w:r>
-      <w:r>
-        <w:rPr>
-          <w:b w:val="0"/>
-        </w:rPr>
-        <w:t>.</w:t>
+        <w:pStyle w:val="Heading1"/>
+      </w:pPr>
+      <w:r>
+        <w:t>08. Reference · Feedback,labs and repair paths</w:t>
       </w:r>
     </w:p>
     <w:p>
-      <w:pPr>
-        <w:pStyle w:val="Heading1"/>
-      </w:pPr>
-      <w:r>
-        <w:t>08. Use feedback, labs and repair paths</w:t>
+      <w:r>
+        <w:t>Retain the first attempt and the evidence used for a repair.</w:t>
       </w:r>
     </w:p>
     <w:p>
-      <w:r>
-        <w:t>Use feedback, earlier review and portfolios purposefully. Apply the coding routine only when this lesson has an executable lab.</w:t>
+      <w:pPr>
+        <w:pStyle w:val="Heading2"/>
+      </w:pPr>
+      <w:r>
+        <w:t>Feedback and record guidance</w:t>
       </w:r>
     </w:p>
     <w:p>
@@ -4703,40 +4957,17 @@
         <w:pStyle w:val="Heading1"/>
       </w:pPr>
       <w:r>
-        <w:t>09. Visual concept journey</w:t>
+        <w:t>09. Reference · Teach with the six pictures</w:t>
       </w:r>
     </w:p>
     <w:p>
       <w:r>
-        <w:t>Show one Initialisation and reproducibility graphic at a time, request a prediction and discuss its trace before the independent assessment.</w:t>
+        <w:t>Choose one picture for a particular reasoning move.</w:t>
       </w:r>
     </w:p>
     <w:p>
       <w:pPr>
-        <w:spacing w:line="336" w:lineRule="auto" w:after="180"/>
-      </w:pPr>
-      <w:r>
-        <w:rPr>
-          <w:b w:val="0"/>
-        </w:rPr>
-        <w:t xml:space="preserve">Use one picture at a time. Hide a worked result before asking for a </w:t>
-      </w:r>
-      <w:r>
-        <w:rPr>
-          <w:b/>
-        </w:rPr>
-        <w:t>prediction</w:t>
-      </w:r>
-      <w:r>
-        <w:rPr>
-          <w:b w:val="0"/>
-        </w:rPr>
-        <w:t>, then reveal it for feedback. These are supported teaching cases; retain the separate independent assessment for a fresh first attempt.</w:t>
-      </w:r>
-    </w:p>
-    <w:p>
-      <w:pPr>
-        <w:pStyle w:val="Heading3"/>
+        <w:pStyle w:val="Heading2"/>
       </w:pPr>
       <w:r>
         <w:t>01. Initialisation and reproducibility: the case</w:t>
@@ -4747,7 +4978,7 @@
         <w:drawing>
           <wp:inline xmlns:a="http://schemas.openxmlformats.org/drawingml/2006/main" xmlns:pic="http://schemas.openxmlformats.org/drawingml/2006/picture">
             <wp:extent cx="5486400" cy="3142488"/>
-            <wp:docPr id="2" name="Picture 2" descr="Reproduce two training traces by saving their distinct initial values. Supplied facts: Loss J(a)=(a-2)²; gradient 2(a-2); rate 0.25; two updates. Restart from a = 0 and separately a = 4. All inputs and outcomes in this worked example are invented classroom data; no real model run is claimed."/>
+            <wp:docPr id="3" name="Picture 3" descr="Reproduce two training traces by saving their distinct initial values. Supplied facts: Loss J(a)=(a-2)²; gradient 2(a-2); rate 0.25; two updates. Restart from a = 0 and separately a = 4. All inputs and outcomes in this worked example are invented classroom data; no real model run is claimed."/>
             <wp:cNvGraphicFramePr>
               <a:graphicFrameLocks noChangeAspect="1"/>
             </wp:cNvGraphicFramePr>
@@ -4759,7 +4990,7 @@
                     <pic:cNvPicPr/>
                   </pic:nvPicPr>
                   <pic:blipFill>
-                    <a:blip r:embed="rId10"/>
+                    <a:blip r:embed="rId11"/>
                     <a:stretch>
                       <a:fillRect/>
                     </a:stretch>
@@ -4827,7 +5058,6 @@
     <w:p>
       <w:pPr>
         <w:spacing w:line="336" w:lineRule="auto" w:after="180"/>
-        <w:shd w:fill="F5F1FB"/>
       </w:pPr>
       <w:r>
         <w:rPr>
@@ -4838,27 +5068,18 @@
     </w:p>
     <w:p>
       <w:pPr>
-        <w:pStyle w:val="Heading3"/>
-      </w:pPr>
-      <w:r>
-        <w:t>Discuss while showing the picture</w:t>
+        <w:spacing w:line="336" w:lineRule="auto" w:after="180"/>
+      </w:pPr>
+      <w:r>
+        <w:rPr>
+          <w:b w:val="0"/>
+        </w:rPr>
+        <w:t>Teacher prompt: Point to the given fact that matters most. Explain why it matters. Ask learners to describe one label or arrow in ordinary words. Use the adjacent transcript if the image is difficult to see.</w:t>
       </w:r>
     </w:p>
     <w:p>
       <w:pPr>
-        <w:spacing w:line="336" w:lineRule="auto" w:after="180"/>
-        <w:shd w:fill="F1F6F8"/>
-      </w:pPr>
-      <w:r>
-        <w:rPr>
-          <w:b w:val="0"/>
-        </w:rPr>
-        <w:t>Teacher prompt: Point to the given fact that matters most. Explain why it matters. Ask learners to describe one label or arrow in ordinary words. Use the adjacent transcript if the image is difficult to see.</w:t>
-      </w:r>
-    </w:p>
-    <w:p>
-      <w:pPr>
-        <w:pStyle w:val="Heading3"/>
+        <w:pStyle w:val="Heading2"/>
       </w:pPr>
       <w:r>
         <w:t>02. Follow the deciding steps</w:t>
@@ -4869,7 +5090,7 @@
         <w:drawing>
           <wp:inline xmlns:a="http://schemas.openxmlformats.org/drawingml/2006/main" xmlns:pic="http://schemas.openxmlformats.org/drawingml/2006/picture">
             <wp:extent cx="5486400" cy="3337560"/>
-            <wp:docPr id="3" name="Picture 3" descr="Start from 0: Updates: a = 1 then 1.5; final loss 0.25. → Start from 4: Updates: a = 3 then 2.5; final loss 0.25. → Record experiment: Save initial values, rate, objective and update count; the same final loss hides different parameter paths."/>
+            <wp:docPr id="4" name="Picture 4" descr="Start from 0: Updates: a = 1 then 1.5; final loss 0.25. → Start from 4: Updates: a = 3 then 2.5; final loss 0.25. → Record experiment: Save initial values, rate, objective and update count; the same final loss hides different parameter paths."/>
             <wp:cNvGraphicFramePr>
               <a:graphicFrameLocks noChangeAspect="1"/>
             </wp:cNvGraphicFramePr>
@@ -4881,7 +5102,7 @@
                     <pic:cNvPicPr/>
                   </pic:nvPicPr>
                   <pic:blipFill>
-                    <a:blip r:embed="rId11"/>
+                    <a:blip r:embed="rId9"/>
                     <a:stretch>
                       <a:fillRect/>
                     </a:stretch>
@@ -4914,7 +5135,6 @@
     <w:p>
       <w:pPr>
         <w:spacing w:line="336" w:lineRule="auto" w:after="180"/>
-        <w:shd w:fill="F5F1FB"/>
       </w:pPr>
       <w:r>
         <w:rPr>
@@ -4937,39 +5157,30 @@
     </w:p>
     <w:p>
       <w:pPr>
-        <w:pStyle w:val="Heading3"/>
-      </w:pPr>
-      <w:r>
-        <w:t>Discuss while showing the picture</w:t>
+        <w:spacing w:line="336" w:lineRule="auto" w:after="180"/>
+      </w:pPr>
+      <w:r>
+        <w:rPr>
+          <w:b w:val="0"/>
+        </w:rPr>
+        <w:t xml:space="preserve">Teacher prompt: Point to each numbered stage and explain which recorded </w:t>
+      </w:r>
+      <w:r>
+        <w:rPr>
+          <w:b/>
+        </w:rPr>
+        <w:t>input</w:t>
+      </w:r>
+      <w:r>
+        <w:rPr>
+          <w:b w:val="0"/>
+        </w:rPr>
+        <w:t xml:space="preserve"> it uses. Ask learners to describe one label or arrow in ordinary words. Use the adjacent transcript if the image is difficult to see.</w:t>
       </w:r>
     </w:p>
     <w:p>
       <w:pPr>
-        <w:spacing w:line="336" w:lineRule="auto" w:after="180"/>
-        <w:shd w:fill="F1F6F8"/>
-      </w:pPr>
-      <w:r>
-        <w:rPr>
-          <w:b w:val="0"/>
-        </w:rPr>
-        <w:t xml:space="preserve">Teacher prompt: Point to each numbered stage and explain which recorded </w:t>
-      </w:r>
-      <w:r>
-        <w:rPr>
-          <w:b/>
-        </w:rPr>
-        <w:t>input</w:t>
-      </w:r>
-      <w:r>
-        <w:rPr>
-          <w:b w:val="0"/>
-        </w:rPr>
-        <w:t xml:space="preserve"> it uses. Ask learners to describe one label or arrow in ordinary words. Use the adjacent transcript if the image is difficult to see.</w:t>
-      </w:r>
-    </w:p>
-    <w:p>
-      <w:pPr>
-        <w:pStyle w:val="Heading3"/>
+        <w:pStyle w:val="Heading2"/>
       </w:pPr>
       <w:r>
         <w:t>03. Identical units receive identical updates</w:t>
@@ -4980,7 +5191,7 @@
         <w:drawing>
           <wp:inline xmlns:a="http://schemas.openxmlformats.org/drawingml/2006/main" xmlns:pic="http://schemas.openxmlformats.org/drawingml/2006/picture">
             <wp:extent cx="5486400" cy="2834640"/>
-            <wp:docPr id="4" name="Picture 4" descr="Identical units receive identical updates. First ReLU unit | u is 1 and a is 1 | u is 0.8 and a is 0.8. Second ReLU unit | v is 1 and b is 1 | v is 0.8 and b is 0.8"/>
+            <wp:docPr id="5" name="Picture 5" descr="Identical units receive identical updates. First ReLU unit | u is 1 and a is 1 | u is 0.8 and a is 0.8. Second ReLU unit | v is 1 and b is 1 | v is 0.8 and b is 0.8"/>
             <wp:cNvGraphicFramePr>
               <a:graphicFrameLocks noChangeAspect="1"/>
             </wp:cNvGraphicFramePr>
@@ -5025,7 +5236,6 @@
     <w:p>
       <w:pPr>
         <w:spacing w:line="336" w:lineRule="auto" w:after="180"/>
-        <w:shd w:fill="F5F1FB"/>
       </w:pPr>
       <w:r>
         <w:rPr>
@@ -5036,27 +5246,18 @@
     </w:p>
     <w:p>
       <w:pPr>
-        <w:pStyle w:val="Heading3"/>
-      </w:pPr>
-      <w:r>
-        <w:t>Discuss while showing the picture</w:t>
+        <w:spacing w:line="336" w:lineRule="auto" w:after="180"/>
+      </w:pPr>
+      <w:r>
+        <w:rPr>
+          <w:b w:val="0"/>
+        </w:rPr>
+        <w:t>Teacher prompt: Read the labels and values. Explain the relationship the model shows. Ask learners to describe one label or arrow in ordinary words. Use the adjacent transcript if the image is difficult to see.</w:t>
       </w:r>
     </w:p>
     <w:p>
       <w:pPr>
-        <w:spacing w:line="336" w:lineRule="auto" w:after="180"/>
-        <w:shd w:fill="F1F6F8"/>
-      </w:pPr>
-      <w:r>
-        <w:rPr>
-          <w:b w:val="0"/>
-        </w:rPr>
-        <w:t>Teacher prompt: Read the labels and values. Explain the relationship the model shows. Ask learners to describe one label or arrow in ordinary words. Use the adjacent transcript if the image is difficult to see.</w:t>
-      </w:r>
-    </w:p>
-    <w:p>
-      <w:pPr>
-        <w:pStyle w:val="Heading3"/>
+        <w:pStyle w:val="Heading2"/>
       </w:pPr>
       <w:r>
         <w:t>04. Change one thing. Trace what follows.</w:t>
@@ -5067,7 +5268,7 @@
         <w:drawing>
           <wp:inline xmlns:a="http://schemas.openxmlformats.org/drawingml/2006/main" xmlns:pic="http://schemas.openxmlformats.org/drawingml/2006/picture">
             <wp:extent cx="5486400" cy="3041904"/>
-            <wp:docPr id="5" name="Picture 5" descr="Original case: Save initial values, rate, objective and update count; the same final loss hides different parameter paths. Changed condition: Repeat the a = 0 run with identical arithmetic and settings. Expected result: It again reaches 1 then 1.5 in this deterministic toy calculation. Reason: Identical initial state and update rules determine the same arithmetic trace."/>
+            <wp:docPr id="6" name="Picture 6" descr="Original case: Save initial values, rate, objective and update count; the same final loss hides different parameter paths. Changed condition: Repeat the a = 0 run with identical arithmetic and settings. Expected result: It again reaches 1 then 1.5 in this deterministic toy calculation. Reason: Identical initial state and update rules determine the same arithmetic trace."/>
             <wp:cNvGraphicFramePr>
               <a:graphicFrameLocks noChangeAspect="1"/>
             </wp:cNvGraphicFramePr>
@@ -5123,7 +5324,6 @@
     <w:p>
       <w:pPr>
         <w:spacing w:line="336" w:lineRule="auto" w:after="180"/>
-        <w:shd w:fill="F5F1FB"/>
       </w:pPr>
       <w:r>
         <w:rPr>
@@ -5134,39 +5334,29 @@
     </w:p>
     <w:p>
       <w:pPr>
-        <w:pStyle w:val="Heading3"/>
-      </w:pPr>
-      <w:r>
-        <w:t>Discuss while showing the picture</w:t>
+        <w:spacing w:line="336" w:lineRule="auto" w:after="180"/>
+      </w:pPr>
+      <w:r>
+        <w:rPr>
+          <w:b w:val="0"/>
+        </w:rPr>
+        <w:t>Teacher prompt: Predict before checking the worked changed-case result. Name what changed and what the supplied facts allow you to conclude. Ask learners to describe one label or arrow in ordinary words.</w:t>
       </w:r>
     </w:p>
     <w:p>
       <w:pPr>
         <w:spacing w:line="336" w:lineRule="auto" w:after="180"/>
-        <w:shd w:fill="F1F6F8"/>
       </w:pPr>
       <w:r>
         <w:rPr>
           <w:b w:val="0"/>
         </w:rPr>
-        <w:t>Teacher prompt: Predict before checking the worked changed-case result. Name what changed and what the supplied facts allow you to conclude. Ask learners to describe one label or arrow in ordinary words.</w:t>
+        <w:t>Use the adjacent transcript if the image is difficult to see. Changed-case reasoning: Identical initial state and update rules determine the same arithmetic trace.</w:t>
       </w:r>
     </w:p>
     <w:p>
       <w:pPr>
-        <w:spacing w:line="336" w:lineRule="auto" w:after="180"/>
-        <w:shd w:fill="F1F6F8"/>
-      </w:pPr>
-      <w:r>
-        <w:rPr>
-          <w:b w:val="0"/>
-        </w:rPr>
-        <w:t>Use the adjacent transcript if the image is difficult to see. Changed-case reasoning: Identical initial state and update rules determine the same arithmetic trace.</w:t>
-      </w:r>
-    </w:p>
-    <w:p>
-      <w:pPr>
-        <w:pStyle w:val="Heading3"/>
+        <w:pStyle w:val="Heading2"/>
       </w:pPr>
       <w:r>
         <w:t>05. Connect the explanation to its limit</w:t>
@@ -5177,7 +5367,7 @@
         <w:drawing>
           <wp:inline xmlns:a="http://schemas.openxmlformats.org/drawingml/2006/main" xmlns:pic="http://schemas.openxmlformats.org/drawingml/2006/picture">
             <wp:extent cx="5486400" cy="2834640"/>
-            <wp:docPr id="6" name="Picture 6" descr="Initialisation supplies the parameter values before learning begins. The same update rule can follow different paths from different starts. Here the two paths end on opposite sides of two and have equal squared distance, so equal loss does not imply equal parameters. Save initial values and settings to reproduce this arithmetic, as well as the final result. Limit: A saved seed alone does not reproduce every software or hardware execution; record environment and nondeterminism too."/>
+            <wp:docPr id="7" name="Picture 7" descr="Initialisation supplies the parameter values before learning begins. The same update rule can follow different paths from different starts. Here the two paths end on opposite sides of two and have equal squared distance, so equal loss does not imply equal parameters. Save initial values and settings to reproduce this arithmetic, as well as the final result. Limit: A saved seed alone does not reproduce every software or hardware execution; record environment and nondeterminism too."/>
             <wp:cNvGraphicFramePr>
               <a:graphicFrameLocks noChangeAspect="1"/>
             </wp:cNvGraphicFramePr>
@@ -5262,7 +5452,6 @@
     <w:p>
       <w:pPr>
         <w:spacing w:line="336" w:lineRule="auto" w:after="180"/>
-        <w:shd w:fill="F5F1FB"/>
       </w:pPr>
       <w:r>
         <w:rPr>
@@ -5273,51 +5462,41 @@
     </w:p>
     <w:p>
       <w:pPr>
-        <w:pStyle w:val="Heading3"/>
-      </w:pPr>
-      <w:r>
-        <w:t>Discuss while showing the picture</w:t>
+        <w:spacing w:line="336" w:lineRule="auto" w:after="180"/>
+      </w:pPr>
+      <w:r>
+        <w:rPr>
+          <w:b w:val="0"/>
+        </w:rPr>
+        <w:t>Teacher prompt: Explain the case, then point to a limit on the claim. Ask learners to describe one label or arrow in ordinary words. Use the adjacent transcript if the image is difficult to see.</w:t>
       </w:r>
     </w:p>
     <w:p>
       <w:pPr>
         <w:spacing w:line="336" w:lineRule="auto" w:after="180"/>
-        <w:shd w:fill="F1F6F8"/>
       </w:pPr>
       <w:r>
         <w:rPr>
           <w:b w:val="0"/>
         </w:rPr>
-        <w:t>Teacher prompt: Explain the case, then point to a limit on the claim. Ask learners to describe one label or arrow in ordinary words. Use the adjacent transcript if the image is difficult to see.</w:t>
+        <w:t xml:space="preserve">Keep the stated scope: A saved </w:t>
+      </w:r>
+      <w:r>
+        <w:rPr>
+          <w:b/>
+        </w:rPr>
+        <w:t>seed</w:t>
+      </w:r>
+      <w:r>
+        <w:rPr>
+          <w:b w:val="0"/>
+        </w:rPr>
+        <w:t xml:space="preserve"> alone does not reproduce every software or hardware execution; record environment and nondeterminism too.</w:t>
       </w:r>
     </w:p>
     <w:p>
       <w:pPr>
-        <w:spacing w:line="336" w:lineRule="auto" w:after="180"/>
-        <w:shd w:fill="F1F6F8"/>
-      </w:pPr>
-      <w:r>
-        <w:rPr>
-          <w:b w:val="0"/>
-        </w:rPr>
-        <w:t xml:space="preserve">Keep the stated scope: A saved </w:t>
-      </w:r>
-      <w:r>
-        <w:rPr>
-          <w:b/>
-        </w:rPr>
-        <w:t>seed</w:t>
-      </w:r>
-      <w:r>
-        <w:rPr>
-          <w:b w:val="0"/>
-        </w:rPr>
-        <w:t xml:space="preserve"> alone does not reproduce every software or hardware execution; record environment and nondeterminism too.</w:t>
-      </w:r>
-    </w:p>
-    <w:p>
-      <w:pPr>
-        <w:pStyle w:val="Heading3"/>
+        <w:pStyle w:val="Heading2"/>
       </w:pPr>
       <w:r>
         <w:t>06. Make the idea visible in your project</w:t>
@@ -5328,7 +5507,7 @@
         <w:drawing>
           <wp:inline xmlns:a="http://schemas.openxmlformats.org/drawingml/2006/main" xmlns:pic="http://schemas.openxmlformats.org/drawingml/2006/picture">
             <wp:extent cx="5486400" cy="3681984"/>
-            <wp:docPr id="7" name="Picture 7" descr="For your Image-pattern Network Investigation, save the input, procedure, observed result and limitation of this check. Label this worked example as practice; use a different, previously unreviewed case when checking independent understanding. Draw your input, deciding step, result and limit. Supported question: Does the matching final loss mean the parameter values are equal? Point to the relevant step in the picture, then write the changed result and the rule or evidence that supports it."/>
+            <wp:docPr id="8" name="Picture 8" descr="For your Image-pattern Network Investigation, save the input, procedure, observed result and limitation of this check. Label this worked example as practice; use a different, previously unreviewed case when checking independent understanding. Draw your input, deciding step, result and limit. Supported question: Does the matching final loss mean the parameter values are equal? Point to the relevant step in the picture, then write the changed result and the rule or evidence that supports it."/>
             <wp:cNvGraphicFramePr>
               <a:graphicFrameLocks noChangeAspect="1"/>
             </wp:cNvGraphicFramePr>
@@ -5431,7 +5610,6 @@
     <w:p>
       <w:pPr>
         <w:spacing w:line="336" w:lineRule="auto" w:after="180"/>
-        <w:shd w:fill="F5F1FB"/>
       </w:pPr>
       <w:r>
         <w:rPr>
@@ -5454,58 +5632,126 @@
     </w:p>
     <w:p>
       <w:pPr>
-        <w:pStyle w:val="Heading3"/>
-      </w:pPr>
-      <w:r>
-        <w:t>Discuss while showing the picture</w:t>
+        <w:spacing w:line="336" w:lineRule="auto" w:after="180"/>
+      </w:pPr>
+      <w:r>
+        <w:rPr>
+          <w:b w:val="0"/>
+        </w:rPr>
+        <w:t xml:space="preserve">Teacher prompt: Draw your project trace and justify the deciding step using </w:t>
+      </w:r>
+      <w:r>
+        <w:rPr>
+          <w:b/>
+        </w:rPr>
+        <w:t>evidence</w:t>
+      </w:r>
+      <w:r>
+        <w:rPr>
+          <w:b w:val="0"/>
+        </w:rPr>
+        <w:t>. Ask learners to describe one label or arrow in ordinary words. Use the adjacent transcript if the image is difficult to see.</w:t>
       </w:r>
     </w:p>
     <w:p>
       <w:pPr>
         <w:spacing w:line="336" w:lineRule="auto" w:after="180"/>
-        <w:shd w:fill="F1F6F8"/>
       </w:pPr>
       <w:r>
         <w:rPr>
           <w:b w:val="0"/>
         </w:rPr>
-        <w:t xml:space="preserve">Teacher prompt: Draw your project trace and justify the deciding step using </w:t>
-      </w:r>
-      <w:r>
-        <w:rPr>
-          <w:b/>
-        </w:rPr>
-        <w:t>evidence</w:t>
-      </w:r>
-      <w:r>
-        <w:rPr>
-          <w:b w:val="0"/>
-        </w:rPr>
-        <w:t>. Ask learners to describe one label or arrow in ordinary words. Use the adjacent transcript if the image is difficult to see.</w:t>
+        <w:t>Supported practice key: No. Final parameters 1.5 and 2.5 are different, although both lie 0.5 from the optimum and have loss 0.25. Changed-case check: It again reaches 1 then 1.5 in this deterministic toy calculation.</w:t>
       </w:r>
     </w:p>
     <w:p>
       <w:pPr>
         <w:spacing w:line="336" w:lineRule="auto" w:after="180"/>
-        <w:shd w:fill="F1F6F8"/>
       </w:pPr>
       <w:r>
         <w:rPr>
           <w:b w:val="0"/>
         </w:rPr>
-        <w:t>Supported practice key: No. Final parameters 1.5 and 2.5 are different, although both lie 0.5 from the optimum and have loss 0.25. Changed-case check: It again reaches 1 then 1.5 in this deterministic toy calculation.</w:t>
+        <w:t>Identical initial state and update rules determine the same arithmetic trace.</w:t>
       </w:r>
     </w:p>
     <w:p>
       <w:pPr>
+        <w:pStyle w:val="Heading2"/>
+      </w:pPr>
+      <w:r>
+        <w:t>Earlier wording, alternatives and picture transcripts · reference / check after trying</w:t>
+      </w:r>
+    </w:p>
+    <w:p>
+      <w:pPr>
         <w:spacing w:line="336" w:lineRule="auto" w:after="180"/>
-        <w:shd w:fill="F1F6F8"/>
       </w:pPr>
       <w:r>
         <w:rPr>
           <w:b w:val="0"/>
         </w:rPr>
-        <w:t>Identical initial state and update rules determine the same arithmetic trace.</w:t>
+        <w:t xml:space="preserve">Use one picture at a time. Hide a worked result before asking for a </w:t>
+      </w:r>
+      <w:r>
+        <w:rPr>
+          <w:b/>
+        </w:rPr>
+        <w:t>prediction</w:t>
+      </w:r>
+      <w:r>
+        <w:rPr>
+          <w:b w:val="0"/>
+        </w:rPr>
+        <w:t>, then reveal it for feedback. These are supported teaching cases; retain the separate independent assessment for a fresh first attempt.</w:t>
+      </w:r>
+    </w:p>
+    <w:p>
+      <w:pPr>
+        <w:pStyle w:val="Heading3"/>
+      </w:pPr>
+      <w:r>
+        <w:t>01. Initialisation and reproducibility: the case</w:t>
+      </w:r>
+    </w:p>
+    <w:p>
+      <w:pPr>
+        <w:pStyle w:val="Heading3"/>
+      </w:pPr>
+      <w:r>
+        <w:t>02. Follow the deciding steps</w:t>
+      </w:r>
+    </w:p>
+    <w:p>
+      <w:pPr>
+        <w:pStyle w:val="Heading3"/>
+      </w:pPr>
+      <w:r>
+        <w:t>03. Identical units receive identical updates</w:t>
+      </w:r>
+    </w:p>
+    <w:p>
+      <w:pPr>
+        <w:pStyle w:val="Heading3"/>
+      </w:pPr>
+      <w:r>
+        <w:t>04. Change one thing. Trace what follows.</w:t>
+      </w:r>
+    </w:p>
+    <w:p>
+      <w:pPr>
+        <w:pStyle w:val="Heading3"/>
+      </w:pPr>
+      <w:r>
+        <w:t>05. Connect the explanation to its limit</w:t>
+      </w:r>
+    </w:p>
+    <w:p>
+      <w:pPr>
+        <w:pStyle w:val="Heading3"/>
+      </w:pPr>
+      <w:r>
+        <w:t>06. Make the idea visible in your project</w:t>
       </w:r>
     </w:p>
     <w:sectPr>
